--- a/docs/report/Udyog_IQ_Project_Report.docx
+++ b/docs/report/Udyog_IQ_Project_Report.docx
@@ -59,7 +59,7 @@
           <w:sz w:val="24"/>
           <w:szCs w:val="24"/>
         </w:rPr>
-        <w:t xml:space="preserve">Edge AI energy intelligence for small industry — one meter, one board, no cloud</w:t>
+        <w:t xml:space="preserve">Edge AI energy intelligence for small industry. One meter, one board, no cloud.</w:t>
       </w:r>
     </w:p>
     <w:tbl>
@@ -128,7 +128,7 @@
                 <w:sz w:val="19"/>
                 <w:szCs w:val="19"/>
               </w:rPr>
-              <w:t xml:space="preserve">Udyog IQ — Edge AI Energy Intelligence for Small Industry</w:t>
+              <w:t xml:space="preserve">Udyog IQ: Edge AI Energy Intelligence for Small Industry</w:t>
             </w:r>
           </w:p>
         </w:tc>
@@ -185,7 +185,7 @@
                 <w:sz w:val="19"/>
                 <w:szCs w:val="19"/>
               </w:rPr>
-              <w:t xml:space="preserve">— enter your registered team name —</w:t>
+              <w:t xml:space="preserve">enter your registered team name</w:t>
             </w:r>
           </w:p>
         </w:tc>
@@ -242,7 +242,7 @@
                 <w:sz w:val="19"/>
                 <w:szCs w:val="19"/>
               </w:rPr>
-              <w:t xml:space="preserve">— enter your portal team ID —</w:t>
+              <w:t xml:space="preserve">enter your portal team ID</w:t>
             </w:r>
           </w:p>
         </w:tc>
@@ -297,7 +297,7 @@
                 <w:sz w:val="19"/>
                 <w:szCs w:val="19"/>
               </w:rPr>
-              <w:t xml:space="preserve">Industrial &amp; Sustainability AI</w:t>
+              <w:t xml:space="preserve">Industrial and Sustainability AI</w:t>
             </w:r>
           </w:p>
         </w:tc>
@@ -354,7 +354,7 @@
                 <w:sz w:val="19"/>
                 <w:szCs w:val="19"/>
               </w:rPr>
-              <w:t xml:space="preserve">— enter your institution and city —</w:t>
+              <w:t xml:space="preserve">enter your institution and city</w:t>
             </w:r>
           </w:p>
         </w:tc>
@@ -612,7 +612,7 @@
                 <w:sz w:val="19"/>
                 <w:szCs w:val="19"/>
               </w:rPr>
-              <w:t xml:space="preserve">—</w:t>
+              <w:t xml:space="preserve"/>
             </w:r>
           </w:p>
         </w:tc>
@@ -637,7 +637,7 @@
                 <w:sz w:val="19"/>
                 <w:szCs w:val="19"/>
               </w:rPr>
-              <w:t xml:space="preserve">—</w:t>
+              <w:t xml:space="preserve"/>
             </w:r>
           </w:p>
         </w:tc>
@@ -689,7 +689,7 @@
                 <w:sz w:val="19"/>
                 <w:szCs w:val="19"/>
               </w:rPr>
-              <w:t xml:space="preserve">—</w:t>
+              <w:t xml:space="preserve"/>
             </w:r>
           </w:p>
         </w:tc>
@@ -714,7 +714,7 @@
                 <w:sz w:val="19"/>
                 <w:szCs w:val="19"/>
               </w:rPr>
-              <w:t xml:space="preserve">—</w:t>
+              <w:t xml:space="preserve"/>
             </w:r>
           </w:p>
         </w:tc>
@@ -766,7 +766,7 @@
                 <w:sz w:val="19"/>
                 <w:szCs w:val="19"/>
               </w:rPr>
-              <w:t xml:space="preserve">—</w:t>
+              <w:t xml:space="preserve"/>
             </w:r>
           </w:p>
         </w:tc>
@@ -791,7 +791,7 @@
                 <w:sz w:val="19"/>
                 <w:szCs w:val="19"/>
               </w:rPr>
-              <w:t xml:space="preserve">—</w:t>
+              <w:t xml:space="preserve"/>
             </w:r>
           </w:p>
         </w:tc>
@@ -856,7 +856,7 @@
                 <w:sz w:val="19"/>
                 <w:szCs w:val="19"/>
               </w:rPr>
-              <w:t xml:space="preserve">A small factory has a dozen machines, one electricity connection, and a bill nobody understands. Udyog IQ puts a single energy meter on the incoming supply and an Arduino UNO Q beside it, and works out by itself — with no labelled training data — which machines are running, which one is starting to fail, how much money is being burned on idle, and when to use solar, battery or grid so the plant pays less.</w:t>
+              <w:t xml:space="preserve">A small factory has a dozen machines, one electricity connection, and a bill nobody understands. Udyog IQ puts a single energy meter on the incoming supply and an Arduino UNO Q beside it, and works out by itself, with no labelled training data, which machines are running, which one is starting to fail, how much money is being burned on idle, and when to use solar, battery or grid so the plant pays less.</w:t>
             </w:r>
           </w:p>
         </w:tc>
@@ -915,81 +915,7 @@
           <w:sz w:val="20"/>
           <w:szCs w:val="20"/>
         </w:rPr>
-        <w:t xml:space="preserve">India has millions of MSME workshops — machine shops, textile units, cold stores, small fabricators. Each runs a handful of motors on a single-phase or small three-phase connection, and each receives an electricity bill it has no way to explain. Which machine consumed what is unknown, because metering every machine costs more than the electricity it would save. So nothing is measured, nothing is optimised, and two large costs go unmanaged.</w:t>
-      </w:r>
-    </w:p>
-    <w:p>
-      <w:pPr>
-        <w:pStyle w:val="ListParagraph"/>
-        <w:numPr>
-          <w:ilvl w:val="0"/>
-          <w:numId w:val="2"/>
-        </w:numPr>
-        <w:spacing w:after="70" w:line="264"/>
-      </w:pPr>
-      <w:r>
-        <w:rPr>
-          <w:rFonts w:ascii="Calibri" w:cs="Calibri" w:eastAsia="Calibri" w:hAnsi="Calibri"/>
-          <w:b/>
-          <w:bCs/>
-          <w:color w:val="1A1A1A"/>
-          <w:sz w:val="20"/>
-          <w:szCs w:val="20"/>
-        </w:rPr>
-        <w:t xml:space="preserve">Maximum demand charges. </w:t>
-      </w:r>
-      <w:r>
-        <w:rPr>
-          <w:rFonts w:ascii="Calibri" w:cs="Calibri" w:eastAsia="Calibri" w:hAnsi="Calibri"/>
-          <w:color w:val="1A1A1A"/>
-          <w:sz w:val="20"/>
-          <w:szCs w:val="20"/>
-        </w:rPr>
-        <w:t xml:space="preserve">Utilities bill the highest average demand in any 15- or 30-minute window of the month, priced per kVA. One careless quarter-hour where several motors start together sets a charge that is then paid every month.</w:t>
-      </w:r>
-    </w:p>
-    <w:p>
-      <w:pPr>
-        <w:pStyle w:val="ListParagraph"/>
-        <w:numPr>
-          <w:ilvl w:val="0"/>
-          <w:numId w:val="2"/>
-        </w:numPr>
-        <w:spacing w:after="70" w:line="264"/>
-      </w:pPr>
-      <w:r>
-        <w:rPr>
-          <w:rFonts w:ascii="Calibri" w:cs="Calibri" w:eastAsia="Calibri" w:hAnsi="Calibri"/>
-          <w:b/>
-          <w:bCs/>
-          <w:color w:val="1A1A1A"/>
-          <w:sz w:val="20"/>
-          <w:szCs w:val="20"/>
-        </w:rPr>
-        <w:t xml:space="preserve">Unplanned breakdowns. </w:t>
-      </w:r>
-      <w:r>
-        <w:rPr>
-          <w:rFonts w:ascii="Calibri" w:cs="Calibri" w:eastAsia="Calibri" w:hAnsi="Calibri"/>
-          <w:color w:val="1A1A1A"/>
-          <w:sz w:val="20"/>
-          <w:szCs w:val="20"/>
-        </w:rPr>
-        <w:t xml:space="preserve">A compressor or pump fails without warning, stopping production. The electrical signature had been drifting for weeks, but nobody was watching it.</w:t>
-      </w:r>
-    </w:p>
-    <w:p>
-      <w:pPr>
-        <w:spacing w:after="120" w:line="264"/>
-      </w:pPr>
-      <w:r>
-        <w:rPr>
-          <w:rFonts w:ascii="Calibri" w:cs="Calibri" w:eastAsia="Calibri" w:hAnsi="Calibri"/>
-          <w:color w:val="1A1A1A"/>
-          <w:sz w:val="20"/>
-          <w:szCs w:val="20"/>
-        </w:rPr>
-        <w:t xml:space="preserve">Both problems are invisible without per-machine visibility, and per-machine metering is exactly what these businesses cannot justify. That is the gap this project closes.</w:t>
+        <w:t xml:space="preserve">India has millions of MSME workshops: machine shops, textile units, cold stores, small fabricators. Each runs a handful of motors on one electricity connection and receives a bill it cannot explain, because metering every machine costs more than the electricity it would save. Two large costs therefore go unmanaged. Utilities bill the highest average demand in any half hour of the month, priced per kVA, so one careless half hour where several motors start together sets a charge paid every month afterwards. Separately, compressors and pumps fail without warning even though their electrical signature had been drifting for weeks, because nobody was watching it.</w:t>
       </w:r>
     </w:p>
     <w:p>
@@ -1020,7 +946,7 @@
           <w:sz w:val="20"/>
           <w:szCs w:val="20"/>
         </w:rPr>
-        <w:t xml:space="preserve">A single Selec EM2M energy meter is clamped on the incoming supply and read over RS485 Modbus by the Arduino UNO Q. The STM32 microcontroller masters the bus at 1 Hz and drives a contactor behind a hardware interlock. The Qualcomm processor, running Debian, does everything else on-device.</w:t>
+        <w:t xml:space="preserve">A single Selec EM2M energy meter sits on the incoming supply and is read over RS485 Modbus by the Arduino UNO Q. The STM32 microcontroller masters the bus at 1 Hz and drives a contactor behind a hardware interlock. The Qualcomm processor, running Debian, does everything else on the board.</w:t>
       </w:r>
     </w:p>
     <w:p>
@@ -1034,21 +960,7 @@
           <w:sz w:val="20"/>
           <w:szCs w:val="20"/>
         </w:rPr>
-        <w:t xml:space="preserve">Every time a machine switches on or off it leaves a step in real and reactive power. The node clusters those step signatures and recovers the individual machines from the aggregate — non-intrusive load monitoring, so one meter serves the whole workshop. Each machine's start events are then scored against a model of its own learned normal, so degradation is flagged before failure. In parallel the node forecasts plant load from its own history and solar generation from a weather feed, and solves a 24-hour battery schedule against time-of-day tariffs every fifteen minutes. Idle machines are cut, demand peaks are shaved before they are set, and a shadow ledger records what the same day would have cost without the device.</w:t>
-      </w:r>
-    </w:p>
-    <w:p>
-      <w:pPr>
-        <w:spacing w:after="120" w:line="264"/>
-      </w:pPr>
-      <w:r>
-        <w:rPr>
-          <w:rFonts w:ascii="Calibri" w:cs="Calibri" w:eastAsia="Calibri" w:hAnsi="Calibri"/>
-          <w:color w:val="1A1A1A"/>
-          <w:sz w:val="20"/>
-          <w:szCs w:val="20"/>
-        </w:rPr>
-        <w:t xml:space="preserve">Everything runs on the board. A mobile dashboard is served from it over Wi-Fi. No cloud account, no subscription, and no production data leaving the site.</w:t>
+        <w:t xml:space="preserve">Every time a machine switches on or off it leaves a step in real and reactive power. The node clusters those step signatures and recovers the individual machines from the aggregate, so one meter serves the whole workshop. Each machine's start events are then scored against a model of its own learned normal, which flags degradation before failure. In parallel the node forecasts plant load from its own history and solar generation from a weather feed, then solves a 24 hour battery schedule against time of day tariffs every fifteen minutes. Idle machines are cut, demand peaks are shaved before they are set, and a shadow ledger records what the same day would have cost without the device. Everything runs on the board, and a dashboard is served from it over the local network.</w:t>
       </w:r>
     </w:p>
     <w:p>
@@ -1249,7 +1161,7 @@
                 <w:sz w:val="19"/>
                 <w:szCs w:val="19"/>
               </w:rPr>
-              <w:t xml:space="preserve">Modbus RTU master; contactor interlock; watchdog</w:t>
+              <w:t xml:space="preserve">Modbus RTU master, contactor interlock, watchdog</w:t>
             </w:r>
           </w:p>
         </w:tc>
@@ -1274,7 +1186,7 @@
                 <w:sz w:val="19"/>
                 <w:szCs w:val="19"/>
               </w:rPr>
-              <w:t xml:space="preserve">RS485 has a turnaround deadline — the driver must drop within a character time of the last stop bit or it holds the line and the reply collides with our own echo. Linux meets that deadline almost always, and “almost” means a corrupt frame every few minutes that looks exactly like a wiring fault.</w:t>
+              <w:t xml:space="preserve">RS485 has a turnaround deadline. The driver must release the line within a character time of the last stop bit or the reply collides with our own echo. Linux meets that deadline almost always, and almost means a corrupt frame every few minutes that looks exactly like a wiring fault.</w:t>
             </w:r>
           </w:p>
         </w:tc>
@@ -1340,7 +1252,7 @@
                 <w:sz w:val="19"/>
                 <w:szCs w:val="19"/>
               </w:rPr>
-              <w:t xml:space="preserve">NILM, anomaly detection, forecasting, dispatch optimiser, historian, dashboard</w:t>
+              <w:t xml:space="preserve">Disaggregation, anomaly detection, forecasting, dispatch optimiser, historian, dashboard</w:t>
             </w:r>
           </w:p>
         </w:tc>
@@ -1365,7 +1277,7 @@
                 <w:sz w:val="19"/>
                 <w:szCs w:val="19"/>
               </w:rPr>
-              <w:t xml:space="preserve">scikit-learn, a SQLite historian, a 96-step optimisation re-solved every 15 minutes, and a web server. Not microcontroller work.</w:t>
+              <w:t xml:space="preserve">scikit-learn, a SQLite historian, a 96 step optimisation recomputed every 15 minutes, and a web server. This is not microcontroller work.</w:t>
             </w:r>
           </w:p>
         </w:tc>
@@ -1387,7 +1299,7 @@
           <w:sz w:val="20"/>
           <w:szCs w:val="20"/>
         </w:rPr>
-        <w:t xml:space="preserve">The division also matters for safety. Minimum contactor dwell times and the switching-rate cap are enforced on the microcontroller, so they hold even when the Linux side hangs, fills its disk, or is being updated. The Python policy engine checks the same rules first, but only so it does not issue requests that would be refused — it is not the safety mechanism.</w:t>
+        <w:t xml:space="preserve">The division also matters for safety. Minimum contactor dwell times and the switching rate cap are enforced on the microcontroller, so they hold even when the Linux side hangs, fills its disk, or is being updated. The Python policy engine checks the same rules first, but only so that it does not issue requests which would be refused. It is not the safety mechanism.</w:t>
       </w:r>
     </w:p>
     <w:p>
@@ -1449,7 +1361,7 @@
                 <w:sz w:val="19"/>
                 <w:szCs w:val="19"/>
               </w:rPr>
-              <w:t xml:space="preserve">An ESP32 could read the meter but could not run the learning half. A Raspberry Pi could run the learning half but could not promise the real-time half. Using both would mean two boards, two power supplies and a link between them. One UNO Q replaces a PLC, a protocol gateway and an edge PC — and that is the specific reason this project exists on this hardware rather than being ported to it.</w:t>
+              <w:t xml:space="preserve">An ESP32 could read the meter but could not run the learning half. A Raspberry Pi could run the learning half but could not promise the real time half. Using both would mean two boards, two power supplies and a link between them. One UNO Q replaces a PLC, a protocol gateway and an edge PC, and that is the specific reason this project exists on this hardware rather than being ported to it.</w:t>
             </w:r>
           </w:p>
         </w:tc>
@@ -1494,8 +1406,8 @@
       </w:tblPr>
       <w:tblGrid>
         <w:gridCol w:w="3500"/>
-        <w:gridCol w:w="700"/>
-        <w:gridCol w:w="5160"/>
+        <w:gridCol w:w="900"/>
+        <w:gridCol w:w="4960"/>
       </w:tblGrid>
       <w:tr>
         <w:trPr>
@@ -1531,7 +1443,7 @@
         </w:tc>
         <w:tc>
           <w:tcPr>
-            <w:tcW w:type="dxa" w:w="700"/>
+            <w:tcW w:type="dxa" w:w="900"/>
             <w:shd w:fill="F2F5F9" w:val="clear"/>
             <w:tcMar>
               <w:top w:type="dxa" w:w="90"/>
@@ -1559,7 +1471,7 @@
         </w:tc>
         <w:tc>
           <w:tcPr>
-            <w:tcW w:type="dxa" w:w="5160"/>
+            <w:tcW w:type="dxa" w:w="4960"/>
             <w:shd w:fill="F2F5F9" w:val="clear"/>
             <w:tcMar>
               <w:top w:type="dxa" w:w="90"/>
@@ -1608,13 +1520,13 @@
                 <w:sz w:val="19"/>
                 <w:szCs w:val="19"/>
               </w:rPr>
-              <w:t xml:space="preserve">Arduino UNO Q (4 GB / 32 GB)</w:t>
-            </w:r>
-          </w:p>
-        </w:tc>
-        <w:tc>
-          <w:tcPr>
-            <w:tcW w:type="dxa" w:w="700"/>
+              <w:t xml:space="preserve">Arduino UNO Q (ABX00087)</w:t>
+            </w:r>
+          </w:p>
+        </w:tc>
+        <w:tc>
+          <w:tcPr>
+            <w:tcW w:type="dxa" w:w="900"/>
             <w:tcMar>
               <w:top w:type="dxa" w:w="80"/>
               <w:left w:type="dxa" w:w="130"/>
@@ -1639,26 +1551,26 @@
         </w:tc>
         <w:tc>
           <w:tcPr>
-            <w:tcW w:type="dxa" w:w="5160"/>
-            <w:tcMar>
-              <w:top w:type="dxa" w:w="80"/>
-              <w:left w:type="dxa" w:w="130"/>
-              <w:bottom w:type="dxa" w:w="80"/>
-              <w:right w:type="dxa" w:w="130"/>
-            </w:tcMar>
-          </w:tcPr>
-          <w:p>
-            <w:pPr>
-              <w:spacing w:after="0" w:line="264"/>
-            </w:pPr>
-            <w:r>
-              <w:rPr>
-                <w:rFonts w:ascii="Calibri" w:cs="Calibri" w:eastAsia="Calibri" w:hAnsi="Calibri"/>
-                <w:color w:val="1A1A1A"/>
-                <w:sz w:val="19"/>
-                <w:szCs w:val="19"/>
-              </w:rPr>
-              <w:t xml:space="preserve">Qualcomm Dragonwing QRB2210 + STM32U585. Purchase proof uploaded separately.</w:t>
+            <w:tcW w:type="dxa" w:w="4960"/>
+            <w:tcMar>
+              <w:top w:type="dxa" w:w="80"/>
+              <w:left w:type="dxa" w:w="130"/>
+              <w:bottom w:type="dxa" w:w="80"/>
+              <w:right w:type="dxa" w:w="130"/>
+            </w:tcMar>
+          </w:tcPr>
+          <w:p>
+            <w:pPr>
+              <w:spacing w:after="0" w:line="264"/>
+            </w:pPr>
+            <w:r>
+              <w:rPr>
+                <w:rFonts w:ascii="Calibri" w:cs="Calibri" w:eastAsia="Calibri" w:hAnsi="Calibri"/>
+                <w:color w:val="1A1A1A"/>
+                <w:sz w:val="19"/>
+                <w:szCs w:val="19"/>
+              </w:rPr>
+              <w:t xml:space="preserve">4 GB / 32 GB variant. Qualcomm Dragonwing QRB2210 with STM32U585. Purchase proof uploaded separately.</w:t>
             </w:r>
           </w:p>
         </w:tc>
@@ -1691,7 +1603,7 @@
         </w:tc>
         <w:tc>
           <w:tcPr>
-            <w:tcW w:type="dxa" w:w="700"/>
+            <w:tcW w:type="dxa" w:w="900"/>
             <w:tcMar>
               <w:top w:type="dxa" w:w="80"/>
               <w:left w:type="dxa" w:w="130"/>
@@ -1716,7 +1628,7 @@
         </w:tc>
         <w:tc>
           <w:tcPr>
-            <w:tcW w:type="dxa" w:w="5160"/>
+            <w:tcW w:type="dxa" w:w="4960"/>
             <w:tcMar>
               <w:top w:type="dxa" w:w="80"/>
               <w:left w:type="dxa" w:w="130"/>
@@ -1762,13 +1674,13 @@
                 <w:sz w:val="19"/>
                 <w:szCs w:val="19"/>
               </w:rPr>
-              <w:t xml:space="preserve">Isolated RS485 ↔ UART converter</w:t>
-            </w:r>
-          </w:p>
-        </w:tc>
-        <w:tc>
-          <w:tcPr>
-            <w:tcW w:type="dxa" w:w="700"/>
+              <w:t xml:space="preserve">Isolated RS485 to UART converter</w:t>
+            </w:r>
+          </w:p>
+        </w:tc>
+        <w:tc>
+          <w:tcPr>
+            <w:tcW w:type="dxa" w:w="900"/>
             <w:tcMar>
               <w:top w:type="dxa" w:w="80"/>
               <w:left w:type="dxa" w:w="130"/>
@@ -1793,26 +1705,26 @@
         </w:tc>
         <w:tc>
           <w:tcPr>
-            <w:tcW w:type="dxa" w:w="5160"/>
-            <w:tcMar>
-              <w:top w:type="dxa" w:w="80"/>
-              <w:left w:type="dxa" w:w="130"/>
-              <w:bottom w:type="dxa" w:w="80"/>
-              <w:right w:type="dxa" w:w="130"/>
-            </w:tcMar>
-          </w:tcPr>
-          <w:p>
-            <w:pPr>
-              <w:spacing w:after="0" w:line="264"/>
-            </w:pPr>
-            <w:r>
-              <w:rPr>
-                <w:rFonts w:ascii="Calibri" w:cs="Calibri" w:eastAsia="Calibri" w:hAnsi="Calibri"/>
-                <w:color w:val="1A1A1A"/>
-                <w:sz w:val="19"/>
-                <w:szCs w:val="19"/>
-              </w:rPr>
-              <w:t xml:space="preserve">Galvanic isolation between the mains-referenced meter and the board.</w:t>
+            <w:tcW w:type="dxa" w:w="4960"/>
+            <w:tcMar>
+              <w:top w:type="dxa" w:w="80"/>
+              <w:left w:type="dxa" w:w="130"/>
+              <w:bottom w:type="dxa" w:w="80"/>
+              <w:right w:type="dxa" w:w="130"/>
+            </w:tcMar>
+          </w:tcPr>
+          <w:p>
+            <w:pPr>
+              <w:spacing w:after="0" w:line="264"/>
+            </w:pPr>
+            <w:r>
+              <w:rPr>
+                <w:rFonts w:ascii="Calibri" w:cs="Calibri" w:eastAsia="Calibri" w:hAnsi="Calibri"/>
+                <w:color w:val="1A1A1A"/>
+                <w:sz w:val="19"/>
+                <w:szCs w:val="19"/>
+              </w:rPr>
+              <w:t xml:space="preserve">Galvanic isolation between the mains referenced meter and the board.</w:t>
             </w:r>
           </w:p>
         </w:tc>
@@ -1839,13 +1751,13 @@
                 <w:sz w:val="19"/>
                 <w:szCs w:val="19"/>
               </w:rPr>
-              <w:t xml:space="preserve">Relay / contactor module</w:t>
-            </w:r>
-          </w:p>
-        </w:tc>
-        <w:tc>
-          <w:tcPr>
-            <w:tcW w:type="dxa" w:w="700"/>
+              <w:t xml:space="preserve">Relay or contactor module</w:t>
+            </w:r>
+          </w:p>
+        </w:tc>
+        <w:tc>
+          <w:tcPr>
+            <w:tcW w:type="dxa" w:w="900"/>
             <w:tcMar>
               <w:top w:type="dxa" w:w="80"/>
               <w:left w:type="dxa" w:w="130"/>
@@ -1870,26 +1782,26 @@
         </w:tc>
         <w:tc>
           <w:tcPr>
-            <w:tcW w:type="dxa" w:w="5160"/>
-            <w:tcMar>
-              <w:top w:type="dxa" w:w="80"/>
-              <w:left w:type="dxa" w:w="130"/>
-              <w:bottom w:type="dxa" w:w="80"/>
-              <w:right w:type="dxa" w:w="130"/>
-            </w:tcMar>
-          </w:tcPr>
-          <w:p>
-            <w:pPr>
-              <w:spacing w:after="0" w:line="264"/>
-            </w:pPr>
-            <w:r>
-              <w:rPr>
-                <w:rFonts w:ascii="Calibri" w:cs="Calibri" w:eastAsia="Calibri" w:hAnsi="Calibri"/>
-                <w:color w:val="1A1A1A"/>
-                <w:sz w:val="19"/>
-                <w:szCs w:val="19"/>
-              </w:rPr>
-              <w:t xml:space="preserve">Opto-isolated input, sized for the controlled circuit.</w:t>
+            <w:tcW w:type="dxa" w:w="4960"/>
+            <w:tcMar>
+              <w:top w:type="dxa" w:w="80"/>
+              <w:left w:type="dxa" w:w="130"/>
+              <w:bottom w:type="dxa" w:w="80"/>
+              <w:right w:type="dxa" w:w="130"/>
+            </w:tcMar>
+          </w:tcPr>
+          <w:p>
+            <w:pPr>
+              <w:spacing w:after="0" w:line="264"/>
+            </w:pPr>
+            <w:r>
+              <w:rPr>
+                <w:rFonts w:ascii="Calibri" w:cs="Calibri" w:eastAsia="Calibri" w:hAnsi="Calibri"/>
+                <w:color w:val="1A1A1A"/>
+                <w:sz w:val="19"/>
+                <w:szCs w:val="19"/>
+              </w:rPr>
+              <w:t xml:space="preserve">Opto isolated input, sized for the controlled circuit.</w:t>
             </w:r>
           </w:p>
         </w:tc>
@@ -1916,13 +1828,13 @@
                 <w:sz w:val="19"/>
                 <w:szCs w:val="19"/>
               </w:rPr>
-              <w:t xml:space="preserve">5 V USB-C power supply, ≥ 3 A</w:t>
-            </w:r>
-          </w:p>
-        </w:tc>
-        <w:tc>
-          <w:tcPr>
-            <w:tcW w:type="dxa" w:w="700"/>
+              <w:t xml:space="preserve">5 V USB C power supply, 3 A or better</w:t>
+            </w:r>
+          </w:p>
+        </w:tc>
+        <w:tc>
+          <w:tcPr>
+            <w:tcW w:type="dxa" w:w="900"/>
             <w:tcMar>
               <w:top w:type="dxa" w:w="80"/>
               <w:left w:type="dxa" w:w="130"/>
@@ -1947,7 +1859,7 @@
         </w:tc>
         <w:tc>
           <w:tcPr>
-            <w:tcW w:type="dxa" w:w="5160"/>
+            <w:tcW w:type="dxa" w:w="4960"/>
             <w:tcMar>
               <w:top w:type="dxa" w:w="80"/>
               <w:left w:type="dxa" w:w="130"/>
@@ -1993,38 +1905,38 @@
                 <w:sz w:val="19"/>
                 <w:szCs w:val="19"/>
               </w:rPr>
-              <w:t xml:space="preserve">Screened 3-core cable, ferrules, DIN rail, enclosure</w:t>
-            </w:r>
-          </w:p>
-        </w:tc>
-        <w:tc>
-          <w:tcPr>
-            <w:tcW w:type="dxa" w:w="700"/>
-            <w:tcMar>
-              <w:top w:type="dxa" w:w="80"/>
-              <w:left w:type="dxa" w:w="130"/>
-              <w:bottom w:type="dxa" w:w="80"/>
-              <w:right w:type="dxa" w:w="130"/>
-            </w:tcMar>
-          </w:tcPr>
-          <w:p>
-            <w:pPr>
-              <w:spacing w:after="0" w:line="264"/>
-            </w:pPr>
-            <w:r>
-              <w:rPr>
-                <w:rFonts w:ascii="Calibri" w:cs="Calibri" w:eastAsia="Calibri" w:hAnsi="Calibri"/>
-                <w:color w:val="1A1A1A"/>
-                <w:sz w:val="19"/>
-                <w:szCs w:val="19"/>
-              </w:rPr>
-              <w:t xml:space="preserve">—</w:t>
-            </w:r>
-          </w:p>
-        </w:tc>
-        <w:tc>
-          <w:tcPr>
-            <w:tcW w:type="dxa" w:w="5160"/>
+              <w:t xml:space="preserve">Screened 3 core cable, ferrules, DIN rail, enclosure</w:t>
+            </w:r>
+          </w:p>
+        </w:tc>
+        <w:tc>
+          <w:tcPr>
+            <w:tcW w:type="dxa" w:w="900"/>
+            <w:tcMar>
+              <w:top w:type="dxa" w:w="80"/>
+              <w:left w:type="dxa" w:w="130"/>
+              <w:bottom w:type="dxa" w:w="80"/>
+              <w:right w:type="dxa" w:w="130"/>
+            </w:tcMar>
+          </w:tcPr>
+          <w:p>
+            <w:pPr>
+              <w:spacing w:after="0" w:line="264"/>
+            </w:pPr>
+            <w:r>
+              <w:rPr>
+                <w:rFonts w:ascii="Calibri" w:cs="Calibri" w:eastAsia="Calibri" w:hAnsi="Calibri"/>
+                <w:color w:val="1A1A1A"/>
+                <w:sz w:val="19"/>
+                <w:szCs w:val="19"/>
+              </w:rPr>
+              <w:t xml:space="preserve">as needed</w:t>
+            </w:r>
+          </w:p>
+        </w:tc>
+        <w:tc>
+          <w:tcPr>
+            <w:tcW w:type="dxa" w:w="4960"/>
             <w:tcMar>
               <w:top w:type="dxa" w:w="80"/>
               <w:left w:type="dxa" w:w="130"/>
@@ -2070,13 +1982,13 @@
                 <w:sz w:val="19"/>
                 <w:szCs w:val="19"/>
               </w:rPr>
-              <w:t xml:space="preserve">120 Ω termination resistors</w:t>
-            </w:r>
-          </w:p>
-        </w:tc>
-        <w:tc>
-          <w:tcPr>
-            <w:tcW w:type="dxa" w:w="700"/>
+              <w:t xml:space="preserve">120 ohm termination resistors</w:t>
+            </w:r>
+          </w:p>
+        </w:tc>
+        <w:tc>
+          <w:tcPr>
+            <w:tcW w:type="dxa" w:w="900"/>
             <w:tcMar>
               <w:top w:type="dxa" w:w="80"/>
               <w:left w:type="dxa" w:w="130"/>
@@ -2101,7 +2013,7 @@
         </w:tc>
         <w:tc>
           <w:tcPr>
-            <w:tcW w:type="dxa" w:w="5160"/>
+            <w:tcW w:type="dxa" w:w="4960"/>
             <w:tcMar>
               <w:top w:type="dxa" w:w="80"/>
               <w:left w:type="dxa" w:w="130"/>
@@ -2185,7 +2097,7 @@
                 <w:sz w:val="19"/>
                 <w:szCs w:val="19"/>
               </w:rPr>
-              <w:t xml:space="preserve">This report template lists the UNO Q as ABX00087; Arduino's store lists ABX00162 for the 2 GB board. Confirm against the invoice so the BOM and the purchase proof agree.</w:t>
+              <w:t xml:space="preserve">This template lists the UNO Q as ABX00087, while Arduino's store lists ABX00162 for the 2 GB board. Confirm against the invoice so that the BOM and the purchase proof agree.</w:t>
             </w:r>
           </w:p>
         </w:tc>
@@ -2207,7 +2119,7 @@
           <w:sz w:val="20"/>
           <w:szCs w:val="20"/>
         </w:rPr>
-        <w:t xml:space="preserve">A split-core CT sampled at kilohertz on the STM32's ADC was considered and deliberately left out. It would have enabled genuine motor current signature analysis, but no result in this report depends on it, and the limitation is more useful stated plainly than hidden behind hardware that was added to make a claim sound better.</w:t>
+        <w:t xml:space="preserve">A split core current transformer sampled at kilohertz on the STM32 ADC was considered and deliberately left out. It would have enabled genuine motor current signature analysis, but no result in this report depends on it, and the limitation is more useful stated plainly than hidden behind hardware added to make a claim sound better.</w:t>
       </w:r>
     </w:p>
     <w:p>
@@ -2244,7 +2156,7 @@
           <w:sz w:val="23"/>
           <w:szCs w:val="23"/>
         </w:rPr>
-        <w:t xml:space="preserve">Step-by-Step Workflow</w:t>
+        <w:t xml:space="preserve">Step by Step Workflow</w:t>
       </w:r>
     </w:p>
     <w:p>
@@ -2252,7 +2164,7 @@
         <w:pStyle w:val="ListParagraph"/>
         <w:numPr>
           <w:ilvl w:val="0"/>
-          <w:numId w:val="3"/>
+          <w:numId w:val="2"/>
         </w:numPr>
         <w:spacing w:after="90" w:line="264"/>
       </w:pPr>
@@ -2262,7 +2174,7 @@
           <w:sz w:val="20"/>
           <w:szCs w:val="20"/>
         </w:rPr>
-        <w:t xml:space="preserve">Acquire — the STM32 polls the Selec meter over RS485 at 1 Hz and caches the decoded block. Python pulls that snapshot across the Arduino Bridge and rejects it if stale, because a repeated stale frame is indistinguishable from a genuinely steady load.</w:t>
+        <w:t xml:space="preserve">Acquire. The STM32 polls the Selec meter over RS485 at 1 Hz and caches the decoded block. Python pulls that snapshot across the Arduino Bridge and rejects it if stale, because a repeated stale frame is indistinguishable from a genuinely steady load.</w:t>
       </w:r>
     </w:p>
     <w:p>
@@ -2270,7 +2182,7 @@
         <w:pStyle w:val="ListParagraph"/>
         <w:numPr>
           <w:ilvl w:val="0"/>
-          <w:numId w:val="3"/>
+          <w:numId w:val="2"/>
         </w:numPr>
         <w:spacing w:after="90" w:line="264"/>
       </w:pPr>
@@ -2280,7 +2192,7 @@
           <w:sz w:val="20"/>
           <w:szCs w:val="20"/>
         </w:rPr>
-        <w:t xml:space="preserve">Compensate — with the meter at the grid tie, measured solar and battery power are added back to recover the load-side signal. Generation moves independently of the machines, and a cloud crossing otherwise looks exactly like a motor starting.</w:t>
+        <w:t xml:space="preserve">Compensate. With the meter at the grid tie, measured solar and battery power are added back to recover the load side signal. Generation moves independently of the machines, and a cloud crossing otherwise looks exactly like a motor starting.</w:t>
       </w:r>
     </w:p>
     <w:p>
@@ -2288,7 +2200,7 @@
         <w:pStyle w:val="ListParagraph"/>
         <w:numPr>
           <w:ilvl w:val="0"/>
-          <w:numId w:val="3"/>
+          <w:numId w:val="2"/>
         </w:numPr>
         <w:spacing w:after="90" w:line="264"/>
       </w:pPr>
@@ -2298,7 +2210,7 @@
           <w:sz w:val="20"/>
           <w:szCs w:val="20"/>
         </w:rPr>
-        <w:t xml:space="preserve">Detect — an adaptive-threshold change-point detector turns the power trace into discrete switching events, each carrying a (ΔP, ΔQ) signature.</w:t>
+        <w:t xml:space="preserve">Detect. An adaptive threshold change point detector turns the power trace into discrete switching events, each carrying a signature of its step in real and reactive power.</w:t>
       </w:r>
     </w:p>
     <w:p>
@@ -2306,7 +2218,7 @@
         <w:pStyle w:val="ListParagraph"/>
         <w:numPr>
           <w:ilvl w:val="0"/>
-          <w:numId w:val="3"/>
+          <w:numId w:val="2"/>
         </w:numPr>
         <w:spacing w:after="90" w:line="264"/>
       </w:pPr>
@@ -2316,7 +2228,7 @@
           <w:sz w:val="20"/>
           <w:szCs w:val="20"/>
         </w:rPr>
-        <w:t xml:space="preserve">Disaggregate — those signatures are clustered online into individual machines. One meter, many machines, no labels.</w:t>
+        <w:t xml:space="preserve">Disaggregate. Those signatures are clustered online into individual machines. One meter, many machines, no labels.</w:t>
       </w:r>
     </w:p>
     <w:p>
@@ -2324,7 +2236,7 @@
         <w:pStyle w:val="ListParagraph"/>
         <w:numPr>
           <w:ilvl w:val="0"/>
-          <w:numId w:val="3"/>
+          <w:numId w:val="2"/>
         </w:numPr>
         <w:spacing w:after="90" w:line="264"/>
       </w:pPr>
@@ -2334,7 +2246,7 @@
           <w:sz w:val="20"/>
           <w:szCs w:val="20"/>
         </w:rPr>
-        <w:t xml:space="preserve">Diagnose — each machine's start events are scored against a density model of its own learned normal; drift in power factor, draw and inrush is tracked separately.</w:t>
+        <w:t xml:space="preserve">Diagnose. Each machine's start events are scored against a density model of its own learned normal, and drift in power factor, draw and inrush is tracked separately.</w:t>
       </w:r>
     </w:p>
     <w:p>
@@ -2342,7 +2254,7 @@
         <w:pStyle w:val="ListParagraph"/>
         <w:numPr>
           <w:ilvl w:val="0"/>
-          <w:numId w:val="3"/>
+          <w:numId w:val="2"/>
         </w:numPr>
         <w:spacing w:after="90" w:line="264"/>
       </w:pPr>
@@ -2352,7 +2264,7 @@
           <w:sz w:val="20"/>
           <w:szCs w:val="20"/>
         </w:rPr>
-        <w:t xml:space="preserve">Forecast — plant load from the site's own history; solar from an Open-Meteo feed through a clear-sky physics model with a learned site correction.</w:t>
+        <w:t xml:space="preserve">Forecast. Plant load comes from the site's own history. Solar comes from an Open-Meteo feed through a clear sky physics model with a learned site correction.</w:t>
       </w:r>
     </w:p>
     <w:p>
@@ -2360,7 +2272,7 @@
         <w:pStyle w:val="ListParagraph"/>
         <w:numPr>
           <w:ilvl w:val="0"/>
-          <w:numId w:val="3"/>
+          <w:numId w:val="2"/>
         </w:numPr>
         <w:spacing w:after="90" w:line="264"/>
       </w:pPr>
@@ -2370,7 +2282,7 @@
           <w:sz w:val="20"/>
           <w:szCs w:val="20"/>
         </w:rPr>
-        <w:t xml:space="preserve">Decide — dynamic programming over discretised battery state of charge, re-solved every 15 minutes in a receding-horizon MPC loop.</w:t>
+        <w:t xml:space="preserve">Decide. Dynamic programming over discretised battery state of charge, recomputed every 15 minutes in a receding horizon control loop.</w:t>
       </w:r>
     </w:p>
     <w:p>
@@ -2378,7 +2290,7 @@
         <w:pStyle w:val="ListParagraph"/>
         <w:numPr>
           <w:ilvl w:val="0"/>
-          <w:numId w:val="3"/>
+          <w:numId w:val="2"/>
         </w:numPr>
         <w:spacing w:after="90" w:line="264"/>
       </w:pPr>
@@ -2388,7 +2300,7 @@
           <w:sz w:val="20"/>
           <w:szCs w:val="20"/>
         </w:rPr>
-        <w:t xml:space="preserve">Act — idle cutoff and demand shedding through the hardware interlock, in advisory mode until an operator deliberately enables actuation.</w:t>
+        <w:t xml:space="preserve">Act. Idle cutoff and demand shedding through the hardware interlock, in advisory mode until an operator deliberately enables actuation.</w:t>
       </w:r>
     </w:p>
     <w:p>
@@ -2396,7 +2308,7 @@
         <w:pStyle w:val="ListParagraph"/>
         <w:numPr>
           <w:ilvl w:val="0"/>
-          <w:numId w:val="3"/>
+          <w:numId w:val="2"/>
         </w:numPr>
         <w:spacing w:after="90" w:line="264"/>
       </w:pPr>
@@ -2406,7 +2318,7 @@
           <w:sz w:val="20"/>
           <w:szCs w:val="20"/>
         </w:rPr>
-        <w:t xml:space="preserve">Account — a shadow ledger runs the same day with no battery movement and no idle cutoff, so the reported saving is a measured difference rather than a claim.</w:t>
+        <w:t xml:space="preserve">Account. A shadow ledger runs the same day with no battery movement and no idle cutoff, so the reported saving is a measured difference rather than a claim.</w:t>
       </w:r>
     </w:p>
     <w:p>
@@ -2443,7 +2355,7 @@
           <w:sz w:val="17"/>
           <w:szCs w:val="17"/>
         </w:rPr>
-        <w:t xml:space="preserve">   Selec EM2M ──RS485──►┌──────────────────────────────────┐</w:t>
+        <w:t xml:space="preserve">   Selec EM2M  &gt;&gt; RS485 &gt;&gt;  +================================+</w:t>
       </w:r>
     </w:p>
     <w:p>
@@ -2458,7 +2370,7 @@
           <w:sz w:val="17"/>
           <w:szCs w:val="17"/>
         </w:rPr>
-        <w:t xml:space="preserve">   100 A, 1-phase       │  STM32U585   (real time)         │</w:t>
+        <w:t xml:space="preserve">   100 A, 1 phase           |  STM32U585   (real time)       |</w:t>
       </w:r>
     </w:p>
     <w:p>
@@ -2473,7 +2385,7 @@
           <w:sz w:val="17"/>
           <w:szCs w:val="17"/>
         </w:rPr>
-        <w:t xml:space="preserve">   Modbus RTU           │   • Modbus master, 1 Hz          │</w:t>
+        <w:t xml:space="preserve">   Modbus RTU               |   Modbus master, 1 Hz          |</w:t>
       </w:r>
     </w:p>
     <w:p>
@@ -2488,7 +2400,7 @@
           <w:sz w:val="17"/>
           <w:szCs w:val="17"/>
         </w:rPr>
-        <w:t xml:space="preserve">                        │   • contactor interlock          │</w:t>
+        <w:t xml:space="preserve">                            |   contactor interlock          |</w:t>
       </w:r>
     </w:p>
     <w:p>
@@ -2503,7 +2415,7 @@
           <w:sz w:val="17"/>
           <w:szCs w:val="17"/>
         </w:rPr>
-        <w:t xml:space="preserve">                        │   • watchdog, fail-safe closed   │</w:t>
+        <w:t xml:space="preserve">                            |   watchdog, fail safe closed   |</w:t>
       </w:r>
     </w:p>
     <w:p>
@@ -2518,7 +2430,7 @@
           <w:sz w:val="17"/>
           <w:szCs w:val="17"/>
         </w:rPr>
-        <w:t xml:space="preserve">                        └───────────┬──────────────────────┘</w:t>
+        <w:t xml:space="preserve">                            +================+===============+</w:t>
       </w:r>
     </w:p>
     <w:p>
@@ -2533,7 +2445,7 @@
           <w:sz w:val="17"/>
           <w:szCs w:val="17"/>
         </w:rPr>
-        <w:t xml:space="preserve">                                    │ Bridge RPC</w:t>
+        <w:t xml:space="preserve">                                             | Bridge RPC</w:t>
       </w:r>
     </w:p>
     <w:p>
@@ -2548,7 +2460,7 @@
           <w:sz w:val="17"/>
           <w:szCs w:val="17"/>
         </w:rPr>
-        <w:t xml:space="preserve">                        ┌───────────┴──────────────────────┐</w:t>
+        <w:t xml:space="preserve">                            +================+===============+</w:t>
       </w:r>
     </w:p>
     <w:p>
@@ -2563,7 +2475,7 @@
           <w:sz w:val="17"/>
           <w:szCs w:val="17"/>
         </w:rPr>
-        <w:t xml:space="preserve">   Open-Meteo ─────────►│  QRB2210 / Debian                │</w:t>
+        <w:t xml:space="preserve">   Open-Meteo  &gt;&gt;  cache &gt;&gt; |  QRB2210 / Debian              |</w:t>
       </w:r>
     </w:p>
     <w:p>
@@ -2578,7 +2490,7 @@
           <w:sz w:val="17"/>
           <w:szCs w:val="17"/>
         </w:rPr>
-        <w:t xml:space="preserve">   (cached, optional)   │   pipeline → NILM → health       │</w:t>
+        <w:t xml:space="preserve">   (optional, offline OK)   |   pipeline, disaggregation     |</w:t>
       </w:r>
     </w:p>
     <w:p>
@@ -2593,7 +2505,7 @@
           <w:sz w:val="17"/>
           <w:szCs w:val="17"/>
         </w:rPr>
-        <w:t xml:space="preserve">                        │   forecasts → DP dispatch + MPC  │</w:t>
+        <w:t xml:space="preserve">                            |   health, forecasts            |</w:t>
       </w:r>
     </w:p>
     <w:p>
@@ -2608,7 +2520,7 @@
           <w:sz w:val="17"/>
           <w:szCs w:val="17"/>
         </w:rPr>
-        <w:t xml:space="preserve">                        │   tariff, CO₂, savings ledger    │</w:t>
+        <w:t xml:space="preserve">                            |   dispatch optimiser, ledger   |</w:t>
       </w:r>
     </w:p>
     <w:p>
@@ -2623,7 +2535,7 @@
           <w:sz w:val="17"/>
           <w:szCs w:val="17"/>
         </w:rPr>
-        <w:t xml:space="preserve">                        │   SQLite historian · FastAPI     │</w:t>
+        <w:t xml:space="preserve">                            |   SQLite historian, FastAPI    |</w:t>
       </w:r>
     </w:p>
     <w:p>
@@ -2638,7 +2550,7 @@
           <w:sz w:val="17"/>
           <w:szCs w:val="17"/>
         </w:rPr>
-        <w:t xml:space="preserve">                        └───────────┬──────────────────────┘</w:t>
+        <w:t xml:space="preserve">                            +================+===============+</w:t>
       </w:r>
     </w:p>
     <w:p>
@@ -2653,7 +2565,7 @@
           <w:sz w:val="17"/>
           <w:szCs w:val="17"/>
         </w:rPr>
-        <w:t xml:space="preserve">                                    │ LAN only</w:t>
+        <w:t xml:space="preserve">                                             | LAN only</w:t>
       </w:r>
     </w:p>
     <w:p>
@@ -2668,7 +2580,7 @@
           <w:sz w:val="17"/>
           <w:szCs w:val="17"/>
         </w:rPr>
-        <w:t xml:space="preserve">                      contactor ◄───┴───► mobile PWA dashboard</w:t>
+        <w:t xml:space="preserve">                       contactor  &lt;&lt;=========+=========&gt;&gt;  dashboard</w:t>
       </w:r>
     </w:p>
     <w:p>
@@ -2690,7 +2602,7 @@
           <w:sz w:val="23"/>
           <w:szCs w:val="23"/>
         </w:rPr>
-        <w:t xml:space="preserve">Circuit / Wiring</w:t>
+        <w:t xml:space="preserve">Circuit and Wiring</w:t>
       </w:r>
     </w:p>
     <w:tbl>
@@ -3054,7 +2966,7 @@
                 <w:sz w:val="19"/>
                 <w:szCs w:val="19"/>
               </w:rPr>
-              <w:t xml:space="preserve">RS485 DE/RE</w:t>
+              <w:t xml:space="preserve">RS485 DE and RE</w:t>
             </w:r>
           </w:p>
         </w:tc>
@@ -3129,7 +3041,7 @@
                 <w:sz w:val="19"/>
                 <w:szCs w:val="19"/>
               </w:rPr>
-              <w:t xml:space="preserve">DE and RE tied together; HIGH transmits</w:t>
+              <w:t xml:space="preserve">Tied together. HIGH transmits.</w:t>
             </w:r>
           </w:p>
         </w:tc>
@@ -3231,7 +3143,7 @@
                 <w:sz w:val="19"/>
                 <w:szCs w:val="19"/>
               </w:rPr>
-              <w:t xml:space="preserve">Most relay boards are active-low</w:t>
+              <w:t xml:space="preserve">Most relay boards are active low</w:t>
             </w:r>
           </w:p>
         </w:tc>
@@ -3258,7 +3170,7 @@
                 <w:sz w:val="19"/>
                 <w:szCs w:val="19"/>
               </w:rPr>
-              <w:t xml:space="preserve">3V3 / GND</w:t>
+              <w:t xml:space="preserve">3V3 and GND</w:t>
             </w:r>
           </w:p>
         </w:tc>
@@ -3283,7 +3195,7 @@
                 <w:sz w:val="19"/>
                 <w:szCs w:val="19"/>
               </w:rPr>
-              <w:t xml:space="preserve">—</w:t>
+              <w:t xml:space="preserve"/>
             </w:r>
           </w:p>
         </w:tc>
@@ -3308,7 +3220,7 @@
                 <w:sz w:val="19"/>
                 <w:szCs w:val="19"/>
               </w:rPr>
-              <w:t xml:space="preserve">—</w:t>
+              <w:t xml:space="preserve"/>
             </w:r>
           </w:p>
         </w:tc>
@@ -3398,7 +3310,7 @@
                 <w:sz w:val="19"/>
                 <w:szCs w:val="19"/>
               </w:rPr>
-              <w:t xml:space="preserve">The Zephyr device tree maps the UNO Q's D0/D1 header pins to usart1 and aliases it arduino_serial, and puts the MPU↔MCU router on lpuart1 (PG5–PG8, hardware flow control, not brought out to the headers). At least one published tutorial states that Serial1 is reserved for the router, which contradicts the device tree.</w:t>
+              <w:t xml:space="preserve">The Zephyr device tree maps the UNO Q's D0 and D1 header pins to usart1 and aliases it arduino_serial, and puts the link to the Qualcomm side on lpuart1 (pins PG5 to PG8, with hardware flow control, not brought out to the headers). At least one published tutorial states that Serial1 is reserved, which contradicts the device tree.</w:t>
             </w:r>
           </w:p>
           <w:p>
@@ -3412,7 +3324,7 @@
                 <w:sz w:val="19"/>
                 <w:szCs w:val="19"/>
               </w:rPr>
-              <w:t xml:space="preserve">This is not resolvable from documentation alone, so it is a single #define in the sketch, and the meter transport is a config key with three backends — MCU-mastered, Linux-mastered over a USB-RS485 adapter, or simulated. Whichever way the bring-up lands, it is a one-line change rather than a rewrite.</w:t>
+              <w:t xml:space="preserve">This is not resolvable from documentation alone, so it is a single compile time definition in the sketch, and the meter transport is a configuration key with three backends: mastered by the MCU, mastered by Linux over a USB to RS485 adapter, or simulated. Whichever way the bring up lands, it is a one line change rather than a rewrite.</w:t>
             </w:r>
           </w:p>
         </w:tc>
@@ -3467,7 +3379,7 @@
                 <w:sz w:val="19"/>
                 <w:szCs w:val="19"/>
               </w:rPr>
-              <w:t xml:space="preserve">[ Insert photograph of the assembled hardware — UNO Q, meter, isolated RS485 converter and contactor on DIN rail ]</w:t>
+              <w:t xml:space="preserve">[ Insert photograph of the assembled hardware: UNO Q, meter, isolated RS485 converter and contactor on DIN rail ]</w:t>
             </w:r>
           </w:p>
         </w:tc>
@@ -3497,25 +3409,6 @@
         </w:rPr>
         <w:t xml:space="preserve">4. AI / ML Model Details</w:t>
       </w:r>
-    </w:p>
-    <w:p>
-      <w:pPr>
-        <w:spacing w:after="120" w:line="264"/>
-      </w:pPr>
-      <w:r>
-        <w:rPr>
-          <w:rFonts w:ascii="Calibri" w:cs="Calibri" w:eastAsia="Calibri" w:hAnsi="Calibri"/>
-          <w:color w:val="1A1A1A"/>
-          <w:sz w:val="20"/>
-          <w:szCs w:val="20"/>
-        </w:rPr>
-        <w:t xml:space="preserve">Five models run on the board. The organising constraint is that there is no labelled data and there never will be — nobody is going to instrument a workshop to record which machine produced which step, and a model trained on another factory would not transfer, because the whole point is that these are this site's machines. Every model below is therefore unsupervised or self-supervised.</w:t>
-      </w:r>
-    </w:p>
-    <w:p>
-      <w:pPr>
-        <w:spacing w:after="80"/>
-      </w:pPr>
     </w:p>
     <w:tbl>
       <w:tblPr>
@@ -3530,18 +3423,13 @@
         </w:tblBorders>
       </w:tblPr>
       <w:tblGrid>
-        <w:gridCol w:w="2000"/>
-        <w:gridCol w:w="2700"/>
-        <w:gridCol w:w="2200"/>
-        <w:gridCol w:w="2460"/>
+        <w:gridCol w:w="2900"/>
+        <w:gridCol w:w="6460"/>
       </w:tblGrid>
       <w:tr>
-        <w:trPr>
-          <w:tblHeader/>
-        </w:trPr>
-        <w:tc>
-          <w:tcPr>
-            <w:tcW w:type="dxa" w:w="2000"/>
+        <w:tc>
+          <w:tcPr>
+            <w:tcW w:type="dxa" w:w="2900"/>
             <w:shd w:fill="F2F5F9" w:val="clear"/>
             <w:tcMar>
               <w:top w:type="dxa" w:w="90"/>
@@ -3559,17 +3447,44 @@
                 <w:rFonts w:ascii="Calibri" w:cs="Calibri" w:eastAsia="Calibri" w:hAnsi="Calibri"/>
                 <w:b/>
                 <w:bCs/>
-                <w:color w:val="0B5394"/>
-                <w:sz w:val="19"/>
-                <w:szCs w:val="19"/>
-              </w:rPr>
-              <w:t xml:space="preserve">Purpose</w:t>
-            </w:r>
-          </w:p>
-        </w:tc>
-        <w:tc>
-          <w:tcPr>
-            <w:tcW w:type="dxa" w:w="2700"/>
+                <w:color w:val="1A1A1A"/>
+                <w:sz w:val="19"/>
+                <w:szCs w:val="19"/>
+              </w:rPr>
+              <w:t xml:space="preserve">Model Used</w:t>
+            </w:r>
+          </w:p>
+        </w:tc>
+        <w:tc>
+          <w:tcPr>
+            <w:tcW w:type="dxa" w:w="6460"/>
+            <w:tcMar>
+              <w:top w:type="dxa" w:w="90"/>
+              <w:left w:type="dxa" w:w="130"/>
+              <w:bottom w:type="dxa" w:w="90"/>
+              <w:right w:type="dxa" w:w="130"/>
+            </w:tcMar>
+          </w:tcPr>
+          <w:p>
+            <w:pPr>
+              <w:spacing w:after="0" w:line="264"/>
+            </w:pPr>
+            <w:r>
+              <w:rPr>
+                <w:rFonts w:ascii="Calibri" w:cs="Calibri" w:eastAsia="Calibri" w:hAnsi="Calibri"/>
+                <w:color w:val="1A1A1A"/>
+                <w:sz w:val="19"/>
+                <w:szCs w:val="19"/>
+              </w:rPr>
+              <w:t xml:space="preserve">Five models. Online leader clustering for machine discovery; linear autoencoder (PCA reconstruction) with Isolation Forest for health; HistGradientBoostingRegressor for load and solar forecasting; dynamic programming with receding horizon control for dispatch.</w:t>
+            </w:r>
+          </w:p>
+        </w:tc>
+      </w:tr>
+      <w:tr>
+        <w:tc>
+          <w:tcPr>
+            <w:tcW w:type="dxa" w:w="2900"/>
             <w:shd w:fill="F2F5F9" w:val="clear"/>
             <w:tcMar>
               <w:top w:type="dxa" w:w="90"/>
@@ -3587,17 +3502,44 @@
                 <w:rFonts w:ascii="Calibri" w:cs="Calibri" w:eastAsia="Calibri" w:hAnsi="Calibri"/>
                 <w:b/>
                 <w:bCs/>
-                <w:color w:val="0B5394"/>
-                <w:sz w:val="19"/>
-                <w:szCs w:val="19"/>
-              </w:rPr>
-              <w:t xml:space="preserve">Model</w:t>
-            </w:r>
-          </w:p>
-        </w:tc>
-        <w:tc>
-          <w:tcPr>
-            <w:tcW w:type="dxa" w:w="2200"/>
+                <w:color w:val="1A1A1A"/>
+                <w:sz w:val="19"/>
+                <w:szCs w:val="19"/>
+              </w:rPr>
+              <w:t xml:space="preserve">Training Platform</w:t>
+            </w:r>
+          </w:p>
+        </w:tc>
+        <w:tc>
+          <w:tcPr>
+            <w:tcW w:type="dxa" w:w="6460"/>
+            <w:tcMar>
+              <w:top w:type="dxa" w:w="90"/>
+              <w:left w:type="dxa" w:w="130"/>
+              <w:bottom w:type="dxa" w:w="90"/>
+              <w:right w:type="dxa" w:w="130"/>
+            </w:tcMar>
+          </w:tcPr>
+          <w:p>
+            <w:pPr>
+              <w:spacing w:after="0" w:line="264"/>
+            </w:pPr>
+            <w:r>
+              <w:rPr>
+                <w:rFonts w:ascii="Calibri" w:cs="Calibri" w:eastAsia="Calibri" w:hAnsi="Calibri"/>
+                <w:color w:val="1A1A1A"/>
+                <w:sz w:val="19"/>
+                <w:szCs w:val="19"/>
+              </w:rPr>
+              <w:t xml:space="preserve">scikit-learn, trained and retrained on the UNO Q itself from the on board SQLite historian. Nothing is trained in a cloud notebook and shipped down.</w:t>
+            </w:r>
+          </w:p>
+        </w:tc>
+      </w:tr>
+      <w:tr>
+        <w:tc>
+          <w:tcPr>
+            <w:tcW w:type="dxa" w:w="2900"/>
             <w:shd w:fill="F2F5F9" w:val="clear"/>
             <w:tcMar>
               <w:top w:type="dxa" w:w="90"/>
@@ -3615,17 +3557,44 @@
                 <w:rFonts w:ascii="Calibri" w:cs="Calibri" w:eastAsia="Calibri" w:hAnsi="Calibri"/>
                 <w:b/>
                 <w:bCs/>
-                <w:color w:val="0B5394"/>
-                <w:sz w:val="19"/>
-                <w:szCs w:val="19"/>
-              </w:rPr>
-              <w:t xml:space="preserve">Trained on</w:t>
-            </w:r>
-          </w:p>
-        </w:tc>
-        <w:tc>
-          <w:tcPr>
-            <w:tcW w:type="dxa" w:w="2460"/>
+                <w:color w:val="1A1A1A"/>
+                <w:sz w:val="19"/>
+                <w:szCs w:val="19"/>
+              </w:rPr>
+              <w:t xml:space="preserve">Accuracy</w:t>
+            </w:r>
+          </w:p>
+        </w:tc>
+        <w:tc>
+          <w:tcPr>
+            <w:tcW w:type="dxa" w:w="6460"/>
+            <w:tcMar>
+              <w:top w:type="dxa" w:w="90"/>
+              <w:left w:type="dxa" w:w="130"/>
+              <w:bottom w:type="dxa" w:w="90"/>
+              <w:right w:type="dxa" w:w="130"/>
+            </w:tcMar>
+          </w:tcPr>
+          <w:p>
+            <w:pPr>
+              <w:spacing w:after="0" w:line="264"/>
+            </w:pPr>
+            <w:r>
+              <w:rPr>
+                <w:rFonts w:ascii="Calibri" w:cs="Calibri" w:eastAsia="Calibri" w:hAnsi="Calibri"/>
+                <w:color w:val="1A1A1A"/>
+                <w:sz w:val="19"/>
+                <w:szCs w:val="19"/>
+              </w:rPr>
+              <w:t xml:space="preserve">Machine discovery: 5 of 7 recovered, step size within 3.5%. Health: alerts at 15% degradation, healthy machines 77 to 82 out of 100. Load forecast: 12.0% normalised MAE at 15 minutes against 28.5% for persistence.</w:t>
+            </w:r>
+          </w:p>
+        </w:tc>
+      </w:tr>
+      <w:tr>
+        <w:tc>
+          <w:tcPr>
+            <w:tcW w:type="dxa" w:w="2900"/>
             <w:shd w:fill="F2F5F9" w:val="clear"/>
             <w:tcMar>
               <w:top w:type="dxa" w:w="90"/>
@@ -3643,521 +3612,36 @@
                 <w:rFonts w:ascii="Calibri" w:cs="Calibri" w:eastAsia="Calibri" w:hAnsi="Calibri"/>
                 <w:b/>
                 <w:bCs/>
-                <w:color w:val="0B5394"/>
-                <w:sz w:val="19"/>
-                <w:szCs w:val="19"/>
-              </w:rPr>
-              <w:t xml:space="preserve">Result</w:t>
-            </w:r>
-          </w:p>
-        </w:tc>
-      </w:tr>
-      <w:tr>
-        <w:tc>
-          <w:tcPr>
-            <w:tcW w:type="dxa" w:w="2000"/>
-            <w:tcMar>
-              <w:top w:type="dxa" w:w="80"/>
-              <w:left w:type="dxa" w:w="130"/>
-              <w:bottom w:type="dxa" w:w="80"/>
-              <w:right w:type="dxa" w:w="130"/>
-            </w:tcMar>
-          </w:tcPr>
-          <w:p>
-            <w:pPr>
-              <w:spacing w:after="0" w:line="264"/>
-            </w:pPr>
-            <w:r>
-              <w:rPr>
-                <w:rFonts w:ascii="Calibri" w:cs="Calibri" w:eastAsia="Calibri" w:hAnsi="Calibri"/>
-                <w:color w:val="1A1A1A"/>
-                <w:sz w:val="19"/>
-                <w:szCs w:val="19"/>
-              </w:rPr>
-              <w:t xml:space="preserve">Machine discovery (NILM)</w:t>
-            </w:r>
-          </w:p>
-        </w:tc>
-        <w:tc>
-          <w:tcPr>
-            <w:tcW w:type="dxa" w:w="2700"/>
-            <w:tcMar>
-              <w:top w:type="dxa" w:w="80"/>
-              <w:left w:type="dxa" w:w="130"/>
-              <w:bottom w:type="dxa" w:w="80"/>
-              <w:right w:type="dxa" w:w="130"/>
-            </w:tcMar>
-          </w:tcPr>
-          <w:p>
-            <w:pPr>
-              <w:spacing w:after="0" w:line="264"/>
-            </w:pPr>
-            <w:r>
-              <w:rPr>
-                <w:rFonts w:ascii="Calibri" w:cs="Calibri" w:eastAsia="Calibri" w:hAnsi="Calibri"/>
-                <w:color w:val="1A1A1A"/>
-                <w:sz w:val="19"/>
-                <w:szCs w:val="19"/>
-              </w:rPr>
-              <w:t xml:space="preserve">Online leader clustering of (ΔP, ΔQ) switching signatures</w:t>
-            </w:r>
-          </w:p>
-        </w:tc>
-        <w:tc>
-          <w:tcPr>
-            <w:tcW w:type="dxa" w:w="2200"/>
-            <w:tcMar>
-              <w:top w:type="dxa" w:w="80"/>
-              <w:left w:type="dxa" w:w="130"/>
-              <w:bottom w:type="dxa" w:w="80"/>
-              <w:right w:type="dxa" w:w="130"/>
-            </w:tcMar>
-          </w:tcPr>
-          <w:p>
-            <w:pPr>
-              <w:spacing w:after="0" w:line="264"/>
-            </w:pPr>
-            <w:r>
-              <w:rPr>
-                <w:rFonts w:ascii="Calibri" w:cs="Calibri" w:eastAsia="Calibri" w:hAnsi="Calibri"/>
-                <w:color w:val="1A1A1A"/>
-                <w:sz w:val="19"/>
-                <w:szCs w:val="19"/>
-              </w:rPr>
-              <w:t xml:space="preserve">Unlabelled — machines are discovered, not classified</w:t>
-            </w:r>
-          </w:p>
-        </w:tc>
-        <w:tc>
-          <w:tcPr>
-            <w:tcW w:type="dxa" w:w="2460"/>
-            <w:tcMar>
-              <w:top w:type="dxa" w:w="80"/>
-              <w:left w:type="dxa" w:w="130"/>
-              <w:bottom w:type="dxa" w:w="80"/>
-              <w:right w:type="dxa" w:w="130"/>
-            </w:tcMar>
-          </w:tcPr>
-          <w:p>
-            <w:pPr>
-              <w:spacing w:after="0" w:line="264"/>
-            </w:pPr>
-            <w:r>
-              <w:rPr>
-                <w:rFonts w:ascii="Calibri" w:cs="Calibri" w:eastAsia="Calibri" w:hAnsi="Calibri"/>
-                <w:color w:val="1A1A1A"/>
-                <w:sz w:val="19"/>
-                <w:szCs w:val="19"/>
-              </w:rPr>
-              <w:t xml:space="preserve">5 of 7 machines recovered, step size within 3.5%</w:t>
-            </w:r>
-          </w:p>
-        </w:tc>
-      </w:tr>
-      <w:tr>
-        <w:tc>
-          <w:tcPr>
-            <w:tcW w:type="dxa" w:w="2000"/>
-            <w:tcMar>
-              <w:top w:type="dxa" w:w="80"/>
-              <w:left w:type="dxa" w:w="130"/>
-              <w:bottom w:type="dxa" w:w="80"/>
-              <w:right w:type="dxa" w:w="130"/>
-            </w:tcMar>
-          </w:tcPr>
-          <w:p>
-            <w:pPr>
-              <w:spacing w:after="0" w:line="264"/>
-            </w:pPr>
-            <w:r>
-              <w:rPr>
-                <w:rFonts w:ascii="Calibri" w:cs="Calibri" w:eastAsia="Calibri" w:hAnsi="Calibri"/>
-                <w:color w:val="1A1A1A"/>
-                <w:sz w:val="19"/>
-                <w:szCs w:val="19"/>
-              </w:rPr>
-              <w:t xml:space="preserve">Predictive maintenance</w:t>
-            </w:r>
-          </w:p>
-        </w:tc>
-        <w:tc>
-          <w:tcPr>
-            <w:tcW w:type="dxa" w:w="2700"/>
-            <w:tcMar>
-              <w:top w:type="dxa" w:w="80"/>
-              <w:left w:type="dxa" w:w="130"/>
-              <w:bottom w:type="dxa" w:w="80"/>
-              <w:right w:type="dxa" w:w="130"/>
-            </w:tcMar>
-          </w:tcPr>
-          <w:p>
-            <w:pPr>
-              <w:spacing w:after="0" w:line="264"/>
-            </w:pPr>
-            <w:r>
-              <w:rPr>
-                <w:rFonts w:ascii="Calibri" w:cs="Calibri" w:eastAsia="Calibri" w:hAnsi="Calibri"/>
-                <w:color w:val="1A1A1A"/>
-                <w:sz w:val="19"/>
-                <w:szCs w:val="19"/>
-              </w:rPr>
-              <w:t xml:space="preserve">Linear autoencoder (PCA reconstruction) + Isolation Forest, per machine</w:t>
-            </w:r>
-          </w:p>
-        </w:tc>
-        <w:tc>
-          <w:tcPr>
-            <w:tcW w:type="dxa" w:w="2200"/>
-            <w:tcMar>
-              <w:top w:type="dxa" w:w="80"/>
-              <w:left w:type="dxa" w:w="130"/>
-              <w:bottom w:type="dxa" w:w="80"/>
-              <w:right w:type="dxa" w:w="130"/>
-            </w:tcMar>
-          </w:tcPr>
-          <w:p>
-            <w:pPr>
-              <w:spacing w:after="0" w:line="264"/>
-            </w:pPr>
-            <w:r>
-              <w:rPr>
-                <w:rFonts w:ascii="Calibri" w:cs="Calibri" w:eastAsia="Calibri" w:hAnsi="Calibri"/>
-                <w:color w:val="1A1A1A"/>
-                <w:sz w:val="19"/>
-                <w:szCs w:val="19"/>
-              </w:rPr>
-              <w:t xml:space="preserve">Each machine's own first ~80 start events</w:t>
-            </w:r>
-          </w:p>
-        </w:tc>
-        <w:tc>
-          <w:tcPr>
-            <w:tcW w:type="dxa" w:w="2460"/>
-            <w:tcMar>
-              <w:top w:type="dxa" w:w="80"/>
-              <w:left w:type="dxa" w:w="130"/>
-              <w:bottom w:type="dxa" w:w="80"/>
-              <w:right w:type="dxa" w:w="130"/>
-            </w:tcMar>
-          </w:tcPr>
-          <w:p>
-            <w:pPr>
-              <w:spacing w:after="0" w:line="264"/>
-            </w:pPr>
-            <w:r>
-              <w:rPr>
-                <w:rFonts w:ascii="Calibri" w:cs="Calibri" w:eastAsia="Calibri" w:hAnsi="Calibri"/>
-                <w:color w:val="1A1A1A"/>
-                <w:sz w:val="19"/>
-                <w:szCs w:val="19"/>
-              </w:rPr>
-              <w:t xml:space="preserve">Healthy 77–82/100; alert at 15% degradation</w:t>
-            </w:r>
-          </w:p>
-        </w:tc>
-      </w:tr>
-      <w:tr>
-        <w:tc>
-          <w:tcPr>
-            <w:tcW w:type="dxa" w:w="2000"/>
-            <w:tcMar>
-              <w:top w:type="dxa" w:w="80"/>
-              <w:left w:type="dxa" w:w="130"/>
-              <w:bottom w:type="dxa" w:w="80"/>
-              <w:right w:type="dxa" w:w="130"/>
-            </w:tcMar>
-          </w:tcPr>
-          <w:p>
-            <w:pPr>
-              <w:spacing w:after="0" w:line="264"/>
-            </w:pPr>
-            <w:r>
-              <w:rPr>
-                <w:rFonts w:ascii="Calibri" w:cs="Calibri" w:eastAsia="Calibri" w:hAnsi="Calibri"/>
-                <w:color w:val="1A1A1A"/>
-                <w:sz w:val="19"/>
-                <w:szCs w:val="19"/>
-              </w:rPr>
-              <w:t xml:space="preserve">Load forecasting</w:t>
-            </w:r>
-          </w:p>
-        </w:tc>
-        <w:tc>
-          <w:tcPr>
-            <w:tcW w:type="dxa" w:w="2700"/>
-            <w:tcMar>
-              <w:top w:type="dxa" w:w="80"/>
-              <w:left w:type="dxa" w:w="130"/>
-              <w:bottom w:type="dxa" w:w="80"/>
-              <w:right w:type="dxa" w:w="130"/>
-            </w:tcMar>
-          </w:tcPr>
-          <w:p>
-            <w:pPr>
-              <w:spacing w:after="0" w:line="264"/>
-            </w:pPr>
-            <w:r>
-              <w:rPr>
-                <w:rFonts w:ascii="Calibri" w:cs="Calibri" w:eastAsia="Calibri" w:hAnsi="Calibri"/>
-                <w:color w:val="1A1A1A"/>
-                <w:sz w:val="19"/>
-                <w:szCs w:val="19"/>
-              </w:rPr>
-              <w:t xml:space="preserve">HistGradientBoostingRegressor, direct multi-horizon</w:t>
-            </w:r>
-          </w:p>
-        </w:tc>
-        <w:tc>
-          <w:tcPr>
-            <w:tcW w:type="dxa" w:w="2200"/>
-            <w:tcMar>
-              <w:top w:type="dxa" w:w="80"/>
-              <w:left w:type="dxa" w:w="130"/>
-              <w:bottom w:type="dxa" w:w="80"/>
-              <w:right w:type="dxa" w:w="130"/>
-            </w:tcMar>
-          </w:tcPr>
-          <w:p>
-            <w:pPr>
-              <w:spacing w:after="0" w:line="264"/>
-            </w:pPr>
-            <w:r>
-              <w:rPr>
-                <w:rFonts w:ascii="Calibri" w:cs="Calibri" w:eastAsia="Calibri" w:hAnsi="Calibri"/>
-                <w:color w:val="1A1A1A"/>
-                <w:sz w:val="19"/>
-                <w:szCs w:val="19"/>
-              </w:rPr>
-              <w:t xml:space="preserve">Self-supervised on site history</w:t>
-            </w:r>
-          </w:p>
-        </w:tc>
-        <w:tc>
-          <w:tcPr>
-            <w:tcW w:type="dxa" w:w="2460"/>
-            <w:tcMar>
-              <w:top w:type="dxa" w:w="80"/>
-              <w:left w:type="dxa" w:w="130"/>
-              <w:bottom w:type="dxa" w:w="80"/>
-              <w:right w:type="dxa" w:w="130"/>
-            </w:tcMar>
-          </w:tcPr>
-          <w:p>
-            <w:pPr>
-              <w:spacing w:after="0" w:line="264"/>
-            </w:pPr>
-            <w:r>
-              <w:rPr>
-                <w:rFonts w:ascii="Calibri" w:cs="Calibri" w:eastAsia="Calibri" w:hAnsi="Calibri"/>
-                <w:color w:val="1A1A1A"/>
-                <w:sz w:val="19"/>
-                <w:szCs w:val="19"/>
-              </w:rPr>
-              <w:t xml:space="preserve">15-min MAE 213 W vs 506 W persistence</w:t>
-            </w:r>
-          </w:p>
-        </w:tc>
-      </w:tr>
-      <w:tr>
-        <w:tc>
-          <w:tcPr>
-            <w:tcW w:type="dxa" w:w="2000"/>
-            <w:tcMar>
-              <w:top w:type="dxa" w:w="80"/>
-              <w:left w:type="dxa" w:w="130"/>
-              <w:bottom w:type="dxa" w:w="80"/>
-              <w:right w:type="dxa" w:w="130"/>
-            </w:tcMar>
-          </w:tcPr>
-          <w:p>
-            <w:pPr>
-              <w:spacing w:after="0" w:line="264"/>
-            </w:pPr>
-            <w:r>
-              <w:rPr>
-                <w:rFonts w:ascii="Calibri" w:cs="Calibri" w:eastAsia="Calibri" w:hAnsi="Calibri"/>
-                <w:color w:val="1A1A1A"/>
-                <w:sz w:val="19"/>
-                <w:szCs w:val="19"/>
-              </w:rPr>
-              <w:t xml:space="preserve">Solar forecasting</w:t>
-            </w:r>
-          </w:p>
-        </w:tc>
-        <w:tc>
-          <w:tcPr>
-            <w:tcW w:type="dxa" w:w="2700"/>
-            <w:tcMar>
-              <w:top w:type="dxa" w:w="80"/>
-              <w:left w:type="dxa" w:w="130"/>
-              <w:bottom w:type="dxa" w:w="80"/>
-              <w:right w:type="dxa" w:w="130"/>
-            </w:tcMar>
-          </w:tcPr>
-          <w:p>
-            <w:pPr>
-              <w:spacing w:after="0" w:line="264"/>
-            </w:pPr>
-            <w:r>
-              <w:rPr>
-                <w:rFonts w:ascii="Calibri" w:cs="Calibri" w:eastAsia="Calibri" w:hAnsi="Calibri"/>
-                <w:color w:val="1A1A1A"/>
-                <w:sz w:val="19"/>
-                <w:szCs w:val="19"/>
-              </w:rPr>
-              <w:t xml:space="preserve">Clear-sky physics + learned gradient-boosted residual</w:t>
-            </w:r>
-          </w:p>
-        </w:tc>
-        <w:tc>
-          <w:tcPr>
-            <w:tcW w:type="dxa" w:w="2200"/>
-            <w:tcMar>
-              <w:top w:type="dxa" w:w="80"/>
-              <w:left w:type="dxa" w:w="130"/>
-              <w:bottom w:type="dxa" w:w="80"/>
-              <w:right w:type="dxa" w:w="130"/>
-            </w:tcMar>
-          </w:tcPr>
-          <w:p>
-            <w:pPr>
-              <w:spacing w:after="0" w:line="264"/>
-            </w:pPr>
-            <w:r>
-              <w:rPr>
-                <w:rFonts w:ascii="Calibri" w:cs="Calibri" w:eastAsia="Calibri" w:hAnsi="Calibri"/>
-                <w:color w:val="1A1A1A"/>
-                <w:sz w:val="19"/>
-                <w:szCs w:val="19"/>
-              </w:rPr>
-              <w:t xml:space="preserve">Weather feed vs measured generation</w:t>
-            </w:r>
-          </w:p>
-        </w:tc>
-        <w:tc>
-          <w:tcPr>
-            <w:tcW w:type="dxa" w:w="2460"/>
-            <w:tcMar>
-              <w:top w:type="dxa" w:w="80"/>
-              <w:left w:type="dxa" w:w="130"/>
-              <w:bottom w:type="dxa" w:w="80"/>
-              <w:right w:type="dxa" w:w="130"/>
-            </w:tcMar>
-          </w:tcPr>
-          <w:p>
-            <w:pPr>
-              <w:spacing w:after="0" w:line="264"/>
-            </w:pPr>
-            <w:r>
-              <w:rPr>
-                <w:rFonts w:ascii="Calibri" w:cs="Calibri" w:eastAsia="Calibri" w:hAnsi="Calibri"/>
-                <w:color w:val="1A1A1A"/>
-                <w:sz w:val="19"/>
-                <w:szCs w:val="19"/>
-              </w:rPr>
-              <w:t xml:space="preserve">Solar elevation within 0.5° of true</w:t>
-            </w:r>
-          </w:p>
-        </w:tc>
-      </w:tr>
-      <w:tr>
-        <w:tc>
-          <w:tcPr>
-            <w:tcW w:type="dxa" w:w="2000"/>
-            <w:tcMar>
-              <w:top w:type="dxa" w:w="80"/>
-              <w:left w:type="dxa" w:w="130"/>
-              <w:bottom w:type="dxa" w:w="80"/>
-              <w:right w:type="dxa" w:w="130"/>
-            </w:tcMar>
-          </w:tcPr>
-          <w:p>
-            <w:pPr>
-              <w:spacing w:after="0" w:line="264"/>
-            </w:pPr>
-            <w:r>
-              <w:rPr>
-                <w:rFonts w:ascii="Calibri" w:cs="Calibri" w:eastAsia="Calibri" w:hAnsi="Calibri"/>
-                <w:color w:val="1A1A1A"/>
-                <w:sz w:val="19"/>
-                <w:szCs w:val="19"/>
-              </w:rPr>
-              <w:t xml:space="preserve">Battery dispatch</w:t>
-            </w:r>
-          </w:p>
-        </w:tc>
-        <w:tc>
-          <w:tcPr>
-            <w:tcW w:type="dxa" w:w="2700"/>
-            <w:tcMar>
-              <w:top w:type="dxa" w:w="80"/>
-              <w:left w:type="dxa" w:w="130"/>
-              <w:bottom w:type="dxa" w:w="80"/>
-              <w:right w:type="dxa" w:w="130"/>
-            </w:tcMar>
-          </w:tcPr>
-          <w:p>
-            <w:pPr>
-              <w:spacing w:after="0" w:line="264"/>
-            </w:pPr>
-            <w:r>
-              <w:rPr>
-                <w:rFonts w:ascii="Calibri" w:cs="Calibri" w:eastAsia="Calibri" w:hAnsi="Calibri"/>
-                <w:color w:val="1A1A1A"/>
-                <w:sz w:val="19"/>
-                <w:szCs w:val="19"/>
-              </w:rPr>
-              <w:t xml:space="preserve">Dynamic programming over discretised SoC + MPC</w:t>
-            </w:r>
-          </w:p>
-        </w:tc>
-        <w:tc>
-          <w:tcPr>
-            <w:tcW w:type="dxa" w:w="2200"/>
-            <w:tcMar>
-              <w:top w:type="dxa" w:w="80"/>
-              <w:left w:type="dxa" w:w="130"/>
-              <w:bottom w:type="dxa" w:w="80"/>
-              <w:right w:type="dxa" w:w="130"/>
-            </w:tcMar>
-          </w:tcPr>
-          <w:p>
-            <w:pPr>
-              <w:spacing w:after="0" w:line="264"/>
-            </w:pPr>
-            <w:r>
-              <w:rPr>
-                <w:rFonts w:ascii="Calibri" w:cs="Calibri" w:eastAsia="Calibri" w:hAnsi="Calibri"/>
-                <w:color w:val="1A1A1A"/>
-                <w:sz w:val="19"/>
-                <w:szCs w:val="19"/>
-              </w:rPr>
-              <w:t xml:space="preserve">Optimisation, not learning</w:t>
-            </w:r>
-          </w:p>
-        </w:tc>
-        <w:tc>
-          <w:tcPr>
-            <w:tcW w:type="dxa" w:w="2460"/>
-            <w:tcMar>
-              <w:top w:type="dxa" w:w="80"/>
-              <w:left w:type="dxa" w:w="130"/>
-              <w:bottom w:type="dxa" w:w="80"/>
-              <w:right w:type="dxa" w:w="130"/>
-            </w:tcMar>
-          </w:tcPr>
-          <w:p>
-            <w:pPr>
-              <w:spacing w:after="0" w:line="264"/>
-            </w:pPr>
-            <w:r>
-              <w:rPr>
-                <w:rFonts w:ascii="Calibri" w:cs="Calibri" w:eastAsia="Calibri" w:hAnsi="Calibri"/>
-                <w:color w:val="1A1A1A"/>
-                <w:sz w:val="19"/>
-                <w:szCs w:val="19"/>
-              </w:rPr>
-              <w:t xml:space="preserve">96-block plan solved in 4.6 ms</w:t>
+                <w:color w:val="1A1A1A"/>
+                <w:sz w:val="19"/>
+                <w:szCs w:val="19"/>
+              </w:rPr>
+              <w:t xml:space="preserve">Dataset</w:t>
+            </w:r>
+          </w:p>
+        </w:tc>
+        <w:tc>
+          <w:tcPr>
+            <w:tcW w:type="dxa" w:w="6460"/>
+            <w:tcMar>
+              <w:top w:type="dxa" w:w="90"/>
+              <w:left w:type="dxa" w:w="130"/>
+              <w:bottom w:type="dxa" w:w="90"/>
+              <w:right w:type="dxa" w:w="130"/>
+            </w:tcMar>
+          </w:tcPr>
+          <w:p>
+            <w:pPr>
+              <w:spacing w:after="0" w:line="264"/>
+            </w:pPr>
+            <w:r>
+              <w:rPr>
+                <w:rFonts w:ascii="Calibri" w:cs="Calibri" w:eastAsia="Calibri" w:hAnsi="Calibri"/>
+                <w:color w:val="1A1A1A"/>
+                <w:sz w:val="19"/>
+                <w:szCs w:val="19"/>
+              </w:rPr>
+              <w:t xml:space="preserve">No external dataset. Every model manufactures its own supervision from the site's own unlabelled stream, roughly 600,000 samples per week of operation. Evaluated against a physically grounded workshop simulator with known ground truth.</w:t>
             </w:r>
           </w:p>
         </w:tc>
@@ -4165,7 +3649,7 @@
     </w:tbl>
     <w:p>
       <w:pPr>
-        <w:spacing w:after="180"/>
+        <w:spacing w:after="200"/>
       </w:pPr>
     </w:p>
     <w:p>
@@ -4182,7 +3666,7 @@
           <w:sz w:val="23"/>
           <w:szCs w:val="23"/>
         </w:rPr>
-        <w:t xml:space="preserve">Training Platform</w:t>
+        <w:t xml:space="preserve">How the models fit together</w:t>
       </w:r>
     </w:p>
     <w:p>
@@ -4196,22 +3680,510 @@
           <w:sz w:val="20"/>
           <w:szCs w:val="20"/>
         </w:rPr>
-        <w:t xml:space="preserve">scikit-learn, running on the UNO Q itself. Models are trained and retrained on-device from the SQLite historian — nothing is trained in a cloud notebook and shipped down.</w:t>
-      </w:r>
-    </w:p>
-    <w:p>
-      <w:pPr>
-        <w:spacing w:after="120" w:line="264"/>
-      </w:pPr>
-      <w:r>
-        <w:rPr>
-          <w:rFonts w:ascii="Calibri" w:cs="Calibri" w:eastAsia="Calibri" w:hAnsi="Calibri"/>
-          <w:color w:val="1A1A1A"/>
-          <w:sz w:val="20"/>
-          <w:szCs w:val="20"/>
-        </w:rPr>
-        <w:t xml:space="preserve">XGBoost was deliberately not used, despite being the obvious choice for the forecasting work. HistGradientBoostingRegressor is the same algorithm family, ships inside scikit-learn, and installs on the board's aarch64 Debian without a compiler. XGBoost would have meant building from source on a 2 GHz Cortex-A53, and a dependency that will not install on the target is not a dependency, it is a bug. PyTorch and TensorFlow were excluded for the same reason, which is why the anomaly detector is a linear autoencoder rather than a neural one.</w:t>
-      </w:r>
+        <w:t xml:space="preserve">The organising constraint is that there is no labelled data and there never will be. Nobody is going to instrument a workshop to record which machine produced which step, and a model trained on another factory would not transfer, because the whole point is that these are this site's machines. Every model is therefore unsupervised or self supervised.</w:t>
+      </w:r>
+    </w:p>
+    <w:p>
+      <w:pPr>
+        <w:spacing w:after="60"/>
+      </w:pPr>
+    </w:p>
+    <w:tbl>
+      <w:tblPr>
+        <w:tblW w:type="dxa" w:w="9360"/>
+        <w:tblBorders>
+          <w:top w:val="single" w:color="C9CFD8" w:sz="4"/>
+          <w:left w:val="none"/>
+          <w:bottom w:val="single" w:color="C9CFD8" w:sz="4"/>
+          <w:right w:val="none"/>
+          <w:insideH w:val="single" w:color="C9CFD8" w:sz="2"/>
+          <w:insideV w:val="none"/>
+        </w:tblBorders>
+      </w:tblPr>
+      <w:tblGrid>
+        <w:gridCol w:w="2100"/>
+        <w:gridCol w:w="3400"/>
+        <w:gridCol w:w="3860"/>
+      </w:tblGrid>
+      <w:tr>
+        <w:trPr>
+          <w:tblHeader/>
+        </w:trPr>
+        <w:tc>
+          <w:tcPr>
+            <w:tcW w:type="dxa" w:w="2100"/>
+            <w:shd w:fill="F2F5F9" w:val="clear"/>
+            <w:tcMar>
+              <w:top w:type="dxa" w:w="90"/>
+              <w:left w:type="dxa" w:w="130"/>
+              <w:bottom w:type="dxa" w:w="90"/>
+              <w:right w:type="dxa" w:w="130"/>
+            </w:tcMar>
+          </w:tcPr>
+          <w:p>
+            <w:pPr>
+              <w:spacing w:after="0" w:line="264"/>
+            </w:pPr>
+            <w:r>
+              <w:rPr>
+                <w:rFonts w:ascii="Calibri" w:cs="Calibri" w:eastAsia="Calibri" w:hAnsi="Calibri"/>
+                <w:b/>
+                <w:bCs/>
+                <w:color w:val="0B5394"/>
+                <w:sz w:val="19"/>
+                <w:szCs w:val="19"/>
+              </w:rPr>
+              <w:t xml:space="preserve">Purpose</w:t>
+            </w:r>
+          </w:p>
+        </w:tc>
+        <w:tc>
+          <w:tcPr>
+            <w:tcW w:type="dxa" w:w="3400"/>
+            <w:shd w:fill="F2F5F9" w:val="clear"/>
+            <w:tcMar>
+              <w:top w:type="dxa" w:w="90"/>
+              <w:left w:type="dxa" w:w="130"/>
+              <w:bottom w:type="dxa" w:w="90"/>
+              <w:right w:type="dxa" w:w="130"/>
+            </w:tcMar>
+          </w:tcPr>
+          <w:p>
+            <w:pPr>
+              <w:spacing w:after="0" w:line="264"/>
+            </w:pPr>
+            <w:r>
+              <w:rPr>
+                <w:rFonts w:ascii="Calibri" w:cs="Calibri" w:eastAsia="Calibri" w:hAnsi="Calibri"/>
+                <w:b/>
+                <w:bCs/>
+                <w:color w:val="0B5394"/>
+                <w:sz w:val="19"/>
+                <w:szCs w:val="19"/>
+              </w:rPr>
+              <w:t xml:space="preserve">Method</w:t>
+            </w:r>
+          </w:p>
+        </w:tc>
+        <w:tc>
+          <w:tcPr>
+            <w:tcW w:type="dxa" w:w="3860"/>
+            <w:shd w:fill="F2F5F9" w:val="clear"/>
+            <w:tcMar>
+              <w:top w:type="dxa" w:w="90"/>
+              <w:left w:type="dxa" w:w="130"/>
+              <w:bottom w:type="dxa" w:w="90"/>
+              <w:right w:type="dxa" w:w="130"/>
+            </w:tcMar>
+          </w:tcPr>
+          <w:p>
+            <w:pPr>
+              <w:spacing w:after="0" w:line="264"/>
+            </w:pPr>
+            <w:r>
+              <w:rPr>
+                <w:rFonts w:ascii="Calibri" w:cs="Calibri" w:eastAsia="Calibri" w:hAnsi="Calibri"/>
+                <w:b/>
+                <w:bCs/>
+                <w:color w:val="0B5394"/>
+                <w:sz w:val="19"/>
+                <w:szCs w:val="19"/>
+              </w:rPr>
+              <w:t xml:space="preserve">Where the labels come from</w:t>
+            </w:r>
+          </w:p>
+        </w:tc>
+      </w:tr>
+      <w:tr>
+        <w:tc>
+          <w:tcPr>
+            <w:tcW w:type="dxa" w:w="2100"/>
+            <w:tcMar>
+              <w:top w:type="dxa" w:w="80"/>
+              <w:left w:type="dxa" w:w="130"/>
+              <w:bottom w:type="dxa" w:w="80"/>
+              <w:right w:type="dxa" w:w="130"/>
+            </w:tcMar>
+          </w:tcPr>
+          <w:p>
+            <w:pPr>
+              <w:spacing w:after="0" w:line="264"/>
+            </w:pPr>
+            <w:r>
+              <w:rPr>
+                <w:rFonts w:ascii="Calibri" w:cs="Calibri" w:eastAsia="Calibri" w:hAnsi="Calibri"/>
+                <w:color w:val="1A1A1A"/>
+                <w:sz w:val="19"/>
+                <w:szCs w:val="19"/>
+              </w:rPr>
+              <w:t xml:space="preserve">Machine discovery</w:t>
+            </w:r>
+          </w:p>
+        </w:tc>
+        <w:tc>
+          <w:tcPr>
+            <w:tcW w:type="dxa" w:w="3400"/>
+            <w:tcMar>
+              <w:top w:type="dxa" w:w="80"/>
+              <w:left w:type="dxa" w:w="130"/>
+              <w:bottom w:type="dxa" w:w="80"/>
+              <w:right w:type="dxa" w:w="130"/>
+            </w:tcMar>
+          </w:tcPr>
+          <w:p>
+            <w:pPr>
+              <w:spacing w:after="0" w:line="264"/>
+            </w:pPr>
+            <w:r>
+              <w:rPr>
+                <w:rFonts w:ascii="Calibri" w:cs="Calibri" w:eastAsia="Calibri" w:hAnsi="Calibri"/>
+                <w:color w:val="1A1A1A"/>
+                <w:sz w:val="19"/>
+                <w:szCs w:val="19"/>
+              </w:rPr>
+              <w:t xml:space="preserve">Online leader clustering of switching signatures in real and reactive power</w:t>
+            </w:r>
+          </w:p>
+        </w:tc>
+        <w:tc>
+          <w:tcPr>
+            <w:tcW w:type="dxa" w:w="3860"/>
+            <w:tcMar>
+              <w:top w:type="dxa" w:w="80"/>
+              <w:left w:type="dxa" w:w="130"/>
+              <w:bottom w:type="dxa" w:w="80"/>
+              <w:right w:type="dxa" w:w="130"/>
+            </w:tcMar>
+          </w:tcPr>
+          <w:p>
+            <w:pPr>
+              <w:spacing w:after="0" w:line="264"/>
+            </w:pPr>
+            <w:r>
+              <w:rPr>
+                <w:rFonts w:ascii="Calibri" w:cs="Calibri" w:eastAsia="Calibri" w:hAnsi="Calibri"/>
+                <w:color w:val="1A1A1A"/>
+                <w:sz w:val="19"/>
+                <w:szCs w:val="19"/>
+              </w:rPr>
+              <w:t xml:space="preserve">Nowhere. Machines are discovered, not classified.</w:t>
+            </w:r>
+          </w:p>
+        </w:tc>
+      </w:tr>
+      <w:tr>
+        <w:tc>
+          <w:tcPr>
+            <w:tcW w:type="dxa" w:w="2100"/>
+            <w:tcMar>
+              <w:top w:type="dxa" w:w="80"/>
+              <w:left w:type="dxa" w:w="130"/>
+              <w:bottom w:type="dxa" w:w="80"/>
+              <w:right w:type="dxa" w:w="130"/>
+            </w:tcMar>
+          </w:tcPr>
+          <w:p>
+            <w:pPr>
+              <w:spacing w:after="0" w:line="264"/>
+            </w:pPr>
+            <w:r>
+              <w:rPr>
+                <w:rFonts w:ascii="Calibri" w:cs="Calibri" w:eastAsia="Calibri" w:hAnsi="Calibri"/>
+                <w:color w:val="1A1A1A"/>
+                <w:sz w:val="19"/>
+                <w:szCs w:val="19"/>
+              </w:rPr>
+              <w:t xml:space="preserve">Predictive maintenance</w:t>
+            </w:r>
+          </w:p>
+        </w:tc>
+        <w:tc>
+          <w:tcPr>
+            <w:tcW w:type="dxa" w:w="3400"/>
+            <w:tcMar>
+              <w:top w:type="dxa" w:w="80"/>
+              <w:left w:type="dxa" w:w="130"/>
+              <w:bottom w:type="dxa" w:w="80"/>
+              <w:right w:type="dxa" w:w="130"/>
+            </w:tcMar>
+          </w:tcPr>
+          <w:p>
+            <w:pPr>
+              <w:spacing w:after="0" w:line="264"/>
+            </w:pPr>
+            <w:r>
+              <w:rPr>
+                <w:rFonts w:ascii="Calibri" w:cs="Calibri" w:eastAsia="Calibri" w:hAnsi="Calibri"/>
+                <w:color w:val="1A1A1A"/>
+                <w:sz w:val="19"/>
+                <w:szCs w:val="19"/>
+              </w:rPr>
+              <w:t xml:space="preserve">Linear autoencoder plus Isolation Forest, one per machine</w:t>
+            </w:r>
+          </w:p>
+        </w:tc>
+        <w:tc>
+          <w:tcPr>
+            <w:tcW w:type="dxa" w:w="3860"/>
+            <w:tcMar>
+              <w:top w:type="dxa" w:w="80"/>
+              <w:left w:type="dxa" w:w="130"/>
+              <w:bottom w:type="dxa" w:w="80"/>
+              <w:right w:type="dxa" w:w="130"/>
+            </w:tcMar>
+          </w:tcPr>
+          <w:p>
+            <w:pPr>
+              <w:spacing w:after="0" w:line="264"/>
+            </w:pPr>
+            <w:r>
+              <w:rPr>
+                <w:rFonts w:ascii="Calibri" w:cs="Calibri" w:eastAsia="Calibri" w:hAnsi="Calibri"/>
+                <w:color w:val="1A1A1A"/>
+                <w:sz w:val="19"/>
+                <w:szCs w:val="19"/>
+              </w:rPr>
+              <w:t xml:space="preserve">Each machine's own first 80 start events define its normal.</w:t>
+            </w:r>
+          </w:p>
+        </w:tc>
+      </w:tr>
+      <w:tr>
+        <w:tc>
+          <w:tcPr>
+            <w:tcW w:type="dxa" w:w="2100"/>
+            <w:tcMar>
+              <w:top w:type="dxa" w:w="80"/>
+              <w:left w:type="dxa" w:w="130"/>
+              <w:bottom w:type="dxa" w:w="80"/>
+              <w:right w:type="dxa" w:w="130"/>
+            </w:tcMar>
+          </w:tcPr>
+          <w:p>
+            <w:pPr>
+              <w:spacing w:after="0" w:line="264"/>
+            </w:pPr>
+            <w:r>
+              <w:rPr>
+                <w:rFonts w:ascii="Calibri" w:cs="Calibri" w:eastAsia="Calibri" w:hAnsi="Calibri"/>
+                <w:color w:val="1A1A1A"/>
+                <w:sz w:val="19"/>
+                <w:szCs w:val="19"/>
+              </w:rPr>
+              <w:t xml:space="preserve">Load forecasting</w:t>
+            </w:r>
+          </w:p>
+        </w:tc>
+        <w:tc>
+          <w:tcPr>
+            <w:tcW w:type="dxa" w:w="3400"/>
+            <w:tcMar>
+              <w:top w:type="dxa" w:w="80"/>
+              <w:left w:type="dxa" w:w="130"/>
+              <w:bottom w:type="dxa" w:w="80"/>
+              <w:right w:type="dxa" w:w="130"/>
+            </w:tcMar>
+          </w:tcPr>
+          <w:p>
+            <w:pPr>
+              <w:spacing w:after="0" w:line="264"/>
+            </w:pPr>
+            <w:r>
+              <w:rPr>
+                <w:rFonts w:ascii="Calibri" w:cs="Calibri" w:eastAsia="Calibri" w:hAnsi="Calibri"/>
+                <w:color w:val="1A1A1A"/>
+                <w:sz w:val="19"/>
+                <w:szCs w:val="19"/>
+              </w:rPr>
+              <w:t xml:space="preserve">Gradient boosting, direct multi horizon</w:t>
+            </w:r>
+          </w:p>
+        </w:tc>
+        <w:tc>
+          <w:tcPr>
+            <w:tcW w:type="dxa" w:w="3860"/>
+            <w:tcMar>
+              <w:top w:type="dxa" w:w="80"/>
+              <w:left w:type="dxa" w:w="130"/>
+              <w:bottom w:type="dxa" w:w="80"/>
+              <w:right w:type="dxa" w:w="130"/>
+            </w:tcMar>
+          </w:tcPr>
+          <w:p>
+            <w:pPr>
+              <w:spacing w:after="0" w:line="264"/>
+            </w:pPr>
+            <w:r>
+              <w:rPr>
+                <w:rFonts w:ascii="Calibri" w:cs="Calibri" w:eastAsia="Calibri" w:hAnsi="Calibri"/>
+                <w:color w:val="1A1A1A"/>
+                <w:sz w:val="19"/>
+                <w:szCs w:val="19"/>
+              </w:rPr>
+              <w:t xml:space="preserve">The plant's own demand a few blocks later, already in the historian.</w:t>
+            </w:r>
+          </w:p>
+        </w:tc>
+      </w:tr>
+      <w:tr>
+        <w:tc>
+          <w:tcPr>
+            <w:tcW w:type="dxa" w:w="2100"/>
+            <w:tcMar>
+              <w:top w:type="dxa" w:w="80"/>
+              <w:left w:type="dxa" w:w="130"/>
+              <w:bottom w:type="dxa" w:w="80"/>
+              <w:right w:type="dxa" w:w="130"/>
+            </w:tcMar>
+          </w:tcPr>
+          <w:p>
+            <w:pPr>
+              <w:spacing w:after="0" w:line="264"/>
+            </w:pPr>
+            <w:r>
+              <w:rPr>
+                <w:rFonts w:ascii="Calibri" w:cs="Calibri" w:eastAsia="Calibri" w:hAnsi="Calibri"/>
+                <w:color w:val="1A1A1A"/>
+                <w:sz w:val="19"/>
+                <w:szCs w:val="19"/>
+              </w:rPr>
+              <w:t xml:space="preserve">Solar forecasting</w:t>
+            </w:r>
+          </w:p>
+        </w:tc>
+        <w:tc>
+          <w:tcPr>
+            <w:tcW w:type="dxa" w:w="3400"/>
+            <w:tcMar>
+              <w:top w:type="dxa" w:w="80"/>
+              <w:left w:type="dxa" w:w="130"/>
+              <w:bottom w:type="dxa" w:w="80"/>
+              <w:right w:type="dxa" w:w="130"/>
+            </w:tcMar>
+          </w:tcPr>
+          <w:p>
+            <w:pPr>
+              <w:spacing w:after="0" w:line="264"/>
+            </w:pPr>
+            <w:r>
+              <w:rPr>
+                <w:rFonts w:ascii="Calibri" w:cs="Calibri" w:eastAsia="Calibri" w:hAnsi="Calibri"/>
+                <w:color w:val="1A1A1A"/>
+                <w:sz w:val="19"/>
+                <w:szCs w:val="19"/>
+              </w:rPr>
+              <w:t xml:space="preserve">Clear sky physics with a learned residual correction</w:t>
+            </w:r>
+          </w:p>
+        </w:tc>
+        <w:tc>
+          <w:tcPr>
+            <w:tcW w:type="dxa" w:w="3860"/>
+            <w:tcMar>
+              <w:top w:type="dxa" w:w="80"/>
+              <w:left w:type="dxa" w:w="130"/>
+              <w:bottom w:type="dxa" w:w="80"/>
+              <w:right w:type="dxa" w:w="130"/>
+            </w:tcMar>
+          </w:tcPr>
+          <w:p>
+            <w:pPr>
+              <w:spacing w:after="0" w:line="264"/>
+            </w:pPr>
+            <w:r>
+              <w:rPr>
+                <w:rFonts w:ascii="Calibri" w:cs="Calibri" w:eastAsia="Calibri" w:hAnsi="Calibri"/>
+                <w:color w:val="1A1A1A"/>
+                <w:sz w:val="19"/>
+                <w:szCs w:val="19"/>
+              </w:rPr>
+              <w:t xml:space="preserve">Measured generation against the weather forecast for that hour.</w:t>
+            </w:r>
+          </w:p>
+        </w:tc>
+      </w:tr>
+      <w:tr>
+        <w:tc>
+          <w:tcPr>
+            <w:tcW w:type="dxa" w:w="2100"/>
+            <w:tcMar>
+              <w:top w:type="dxa" w:w="80"/>
+              <w:left w:type="dxa" w:w="130"/>
+              <w:bottom w:type="dxa" w:w="80"/>
+              <w:right w:type="dxa" w:w="130"/>
+            </w:tcMar>
+          </w:tcPr>
+          <w:p>
+            <w:pPr>
+              <w:spacing w:after="0" w:line="264"/>
+            </w:pPr>
+            <w:r>
+              <w:rPr>
+                <w:rFonts w:ascii="Calibri" w:cs="Calibri" w:eastAsia="Calibri" w:hAnsi="Calibri"/>
+                <w:color w:val="1A1A1A"/>
+                <w:sz w:val="19"/>
+                <w:szCs w:val="19"/>
+              </w:rPr>
+              <w:t xml:space="preserve">Battery dispatch</w:t>
+            </w:r>
+          </w:p>
+        </w:tc>
+        <w:tc>
+          <w:tcPr>
+            <w:tcW w:type="dxa" w:w="3400"/>
+            <w:tcMar>
+              <w:top w:type="dxa" w:w="80"/>
+              <w:left w:type="dxa" w:w="130"/>
+              <w:bottom w:type="dxa" w:w="80"/>
+              <w:right w:type="dxa" w:w="130"/>
+            </w:tcMar>
+          </w:tcPr>
+          <w:p>
+            <w:pPr>
+              <w:spacing w:after="0" w:line="264"/>
+            </w:pPr>
+            <w:r>
+              <w:rPr>
+                <w:rFonts w:ascii="Calibri" w:cs="Calibri" w:eastAsia="Calibri" w:hAnsi="Calibri"/>
+                <w:color w:val="1A1A1A"/>
+                <w:sz w:val="19"/>
+                <w:szCs w:val="19"/>
+              </w:rPr>
+              <w:t xml:space="preserve">Dynamic programming over discretised state of charge</w:t>
+            </w:r>
+          </w:p>
+        </w:tc>
+        <w:tc>
+          <w:tcPr>
+            <w:tcW w:type="dxa" w:w="3860"/>
+            <w:tcMar>
+              <w:top w:type="dxa" w:w="80"/>
+              <w:left w:type="dxa" w:w="130"/>
+              <w:bottom w:type="dxa" w:w="80"/>
+              <w:right w:type="dxa" w:w="130"/>
+            </w:tcMar>
+          </w:tcPr>
+          <w:p>
+            <w:pPr>
+              <w:spacing w:after="0" w:line="264"/>
+            </w:pPr>
+            <w:r>
+              <w:rPr>
+                <w:rFonts w:ascii="Calibri" w:cs="Calibri" w:eastAsia="Calibri" w:hAnsi="Calibri"/>
+                <w:color w:val="1A1A1A"/>
+                <w:sz w:val="19"/>
+                <w:szCs w:val="19"/>
+              </w:rPr>
+              <w:t xml:space="preserve">Optimisation, not learning. No training involved.</w:t>
+            </w:r>
+          </w:p>
+        </w:tc>
+      </w:tr>
+    </w:tbl>
+    <w:p>
+      <w:pPr>
+        <w:spacing w:after="180"/>
+      </w:pPr>
     </w:p>
     <w:p>
       <w:pPr>
@@ -4227,7 +4199,7 @@
           <w:sz w:val="23"/>
           <w:szCs w:val="23"/>
         </w:rPr>
-        <w:t xml:space="preserve">Dataset</w:t>
+        <w:t xml:space="preserve">Why not XGBoost, and why not a neural network</w:t>
       </w:r>
     </w:p>
     <w:p>
@@ -4241,78 +4213,7 @@
           <w:sz w:val="20"/>
           <w:szCs w:val="20"/>
         </w:rPr>
-        <w:t xml:space="preserve">There is no downloaded dataset. Each model manufactures its own supervision:</w:t>
-      </w:r>
-    </w:p>
-    <w:p>
-      <w:pPr>
-        <w:pStyle w:val="ListParagraph"/>
-        <w:numPr>
-          <w:ilvl w:val="0"/>
-          <w:numId w:val="2"/>
-        </w:numPr>
-        <w:spacing w:after="70" w:line="264"/>
-      </w:pPr>
-      <w:r>
-        <w:rPr>
-          <w:rFonts w:ascii="Calibri" w:cs="Calibri" w:eastAsia="Calibri" w:hAnsi="Calibri"/>
-          <w:color w:val="1A1A1A"/>
-          <w:sz w:val="20"/>
-          <w:szCs w:val="20"/>
-        </w:rPr>
-        <w:t xml:space="preserve">NILM and health learn from the site's own switching events — roughly 600,000 samples over a week of operation.</w:t>
-      </w:r>
-    </w:p>
-    <w:p>
-      <w:pPr>
-        <w:pStyle w:val="ListParagraph"/>
-        <w:numPr>
-          <w:ilvl w:val="0"/>
-          <w:numId w:val="2"/>
-        </w:numPr>
-        <w:spacing w:after="70" w:line="264"/>
-      </w:pPr>
-      <w:r>
-        <w:rPr>
-          <w:rFonts w:ascii="Calibri" w:cs="Calibri" w:eastAsia="Calibri" w:hAnsi="Calibri"/>
-          <w:color w:val="1A1A1A"/>
-          <w:sz w:val="20"/>
-          <w:szCs w:val="20"/>
-        </w:rPr>
-        <w:t xml:space="preserve">The load forecaster's target is simply the plant's own demand a few blocks later, which the historian already holds.</w:t>
-      </w:r>
-    </w:p>
-    <w:p>
-      <w:pPr>
-        <w:pStyle w:val="ListParagraph"/>
-        <w:numPr>
-          <w:ilvl w:val="0"/>
-          <w:numId w:val="2"/>
-        </w:numPr>
-        <w:spacing w:after="70" w:line="264"/>
-      </w:pPr>
-      <w:r>
-        <w:rPr>
-          <w:rFonts w:ascii="Calibri" w:cs="Calibri" w:eastAsia="Calibri" w:hAnsi="Calibri"/>
-          <w:color w:val="1A1A1A"/>
-          <w:sz w:val="20"/>
-          <w:szCs w:val="20"/>
-        </w:rPr>
-        <w:t xml:space="preserve">The solar model's target is measured generation against the weather that was forecast for that hour.</w:t>
-      </w:r>
-    </w:p>
-    <w:p>
-      <w:pPr>
-        <w:spacing w:after="120" w:line="264"/>
-      </w:pPr>
-      <w:r>
-        <w:rPr>
-          <w:rFonts w:ascii="Calibri" w:cs="Calibri" w:eastAsia="Calibri" w:hAnsi="Calibri"/>
-          <w:color w:val="1A1A1A"/>
-          <w:sz w:val="20"/>
-          <w:szCs w:val="20"/>
-        </w:rPr>
-        <w:t xml:space="preserve">For development and evaluation, a physically-grounded simulator of a single-phase workshop provides known ground truth — seven machines with distinct real and reactive signatures, motor inrush, jittered duty cycling, supply sag under load, and injectable degradation. Two loads are deliberately placed close in real power (1500 W and 1350 W) so that reactive power is the only thing separating them, because that is the case NILM has to get right.</w:t>
+        <w:t xml:space="preserve">HistGradientBoostingRegressor is the same algorithm family as XGBoost, ships inside scikit-learn, and installs on the board's aarch64 Debian without a compiler. XGBoost would have meant building from source on a 2 GHz Cortex-A53, and a dependency that will not install on the target is not a dependency, it is a bug. PyTorch and TensorFlow were excluded for the same reason, which is why the anomaly detector is a linear autoencoder rather than a neural one. Every model here retrains on the board in seconds, which is what makes on device learning practical rather than aspirational.</w:t>
       </w:r>
     </w:p>
     <w:p>
@@ -4329,7 +4230,7 @@
           <w:sz w:val="23"/>
           <w:szCs w:val="23"/>
         </w:rPr>
-        <w:t xml:space="preserve">Brief Description &amp; Limitations</w:t>
+        <w:t xml:space="preserve">Brief Description and Limitations</w:t>
       </w:r>
     </w:p>
     <w:p>
@@ -4343,7 +4244,7 @@
           <w:sz w:val="20"/>
           <w:szCs w:val="20"/>
         </w:rPr>
-        <w:t xml:space="preserve">How the pieces fit: NILM must come before diagnosis. This was not obvious and cost a rewrite. The first health model scored the plant's aggregate feature windows and appeared to work — until it was measured on held-out data, where it scored healthy operation at 0.767 mean anomaly against 0.498 for genuinely degraded operation. Inverted. An aggregate window changes far more when a different mix of machines happens to be running than when one machine degrades, so the model had learned the shift roster: a quiet afternoon looked more alarming than a failing compressor. Health is now scored per machine on events NILM has already attributed, each of which belongs to exactly one machine.</w:t>
+        <w:t xml:space="preserve">Disaggregation must come before diagnosis. This was not obvious and it cost a rewrite. The first health model scored the plant's aggregate feature windows and appeared to work, until it was measured on held out data, where it scored healthy operation at 0.767 mean anomaly against 0.498 for genuinely degraded operation. Inverted. An aggregate window changes far more when a different mix of machines happens to be running than when one machine degrades, so the model had learned the shift roster, and a quiet afternoon looked more alarming than a failing compressor. Health is now scored per machine on events that disaggregation has already attributed, each of which belongs to exactly one machine.</w:t>
       </w:r>
     </w:p>
     <w:p>
@@ -4391,7 +4292,7 @@
                 <w:sz w:val="20"/>
                 <w:szCs w:val="20"/>
               </w:rPr>
-              <w:t xml:space="preserve">Where this degrades or fails — stated plainly</w:t>
+              <w:t xml:space="preserve">Where this degrades or fails, stated plainly</w:t>
             </w:r>
           </w:p>
           <w:p>
@@ -4405,7 +4306,7 @@
                 <w:sz w:val="19"/>
                 <w:szCs w:val="19"/>
               </w:rPr>
-              <w:t xml:space="preserve">This is not motor current signature analysis. MCSA resolves sidebands around the supply frequency to identify broken rotor bars and bearing defects, and needs current sampled in the kilohertz. At 1 Hz those sidebands do not exist in our data at any resolution. What is claimed here is trend and anomaly detection on aggregate electrical parameters — real, useful, and a different technique.</w:t>
+              <w:t xml:space="preserve">This is not motor current signature analysis. That technique resolves sidebands around the supply frequency to identify broken rotor bars and bearing defects, and it needs current sampled in the kilohertz. At 1 Hz those sidebands do not exist in our data at any resolution. What is claimed here is trend and anomaly detection on aggregate electrical parameters: real, useful, and a different technique.</w:t>
             </w:r>
           </w:p>
           <w:p>
@@ -4419,7 +4320,7 @@
                 <w:sz w:val="19"/>
                 <w:szCs w:val="19"/>
               </w:rPr>
-              <w:t xml:space="preserve">NILM cannot see a small load hiding under a large running one. The detection threshold scales with local noise, so while a 2 kW motor runs, a 340 W fan switching is below the floor. In testing, the fan and the lighting circuit were never recovered for exactly this reason. This is a structural property of single-point disaggregation, not a tuning failure.</w:t>
+              <w:t xml:space="preserve">Disaggregation cannot see a small load hiding under a large running one. The detection threshold scales with local noise, so while a 2 kW motor runs, a 340 W fan switching sits below the floor. In testing the fan and the lighting circuit were never recovered for exactly this reason. This is a structural property of single point disaggregation, not a tuning failure.</w:t>
             </w:r>
           </w:p>
           <w:p>
@@ -4433,7 +4334,7 @@
                 <w:sz w:val="19"/>
                 <w:szCs w:val="19"/>
               </w:rPr>
-              <w:t xml:space="preserve">Machines that switch rarely take proportionally longer to discover. Across seeds, four simulated days recovered four of five target machines; five days recovered all of them. A machine used twice a day takes correspondingly longer, and that is the honest cost of having no labels.</w:t>
+              <w:t xml:space="preserve">Machines that switch rarely take proportionally longer to discover. Across random seeds, four simulated days recovered four of five target machines and five days recovered all of them. A machine used twice a day takes correspondingly longer, and that is the honest cost of having no labels.</w:t>
             </w:r>
           </w:p>
           <w:p>
@@ -4447,7 +4348,7 @@
                 <w:sz w:val="19"/>
                 <w:szCs w:val="19"/>
               </w:rPr>
-              <w:t xml:space="preserve">Two machines that always switch together will be reported as one, and simultaneous switching produces composite clusters. The dashboard shows these as unnamed candidates for the operator to confirm or ignore, rather than asserting they are machines.</w:t>
+              <w:t xml:space="preserve">Two machines that always switch together will be reported as one, and simultaneous switching produces composite clusters. The dashboard shows these as unnamed candidates for the operator to confirm or ignore, rather than asserting that they are machines.</w:t>
             </w:r>
           </w:p>
           <w:p>
@@ -4461,7 +4362,7 @@
                 <w:sz w:val="19"/>
                 <w:szCs w:val="19"/>
               </w:rPr>
-              <w:t xml:space="preserve">Battery dispatch is advisory unless the inverter accepts external commands. Where it does not, the node still reports the saving it would have captured, and still performs load-side actuation.</w:t>
+              <w:t xml:space="preserve">Battery dispatch is advisory unless the inverter accepts external commands. Where it does not, the node still reports the saving it would have captured, and still performs load side actuation.</w:t>
             </w:r>
           </w:p>
         </w:tc>
@@ -4503,7 +4404,7 @@
           <w:sz w:val="20"/>
           <w:szCs w:val="20"/>
         </w:rPr>
-        <w:t xml:space="preserve">The repository is an Arduino App Lab project (app.yaml, python/, sketch/) wrapping an importable Python package, so the models can be developed and tested off-board.</w:t>
+        <w:t xml:space="preserve">The repository is an Arduino App Lab project (app.yaml, python/, sketch/) wrapping an importable Python package, so that the models can be developed and tested away from the board.</w:t>
       </w:r>
     </w:p>
     <w:p>
@@ -4635,7 +4536,7 @@
                 <w:sz w:val="19"/>
                 <w:szCs w:val="19"/>
               </w:rPr>
-              <w:t xml:space="preserve">STM32 firmware. Modbus RTU master with CRC and DE turnaround, contactor interlock (minimum dwell, switching-rate cap, fail-safe closed), Bridge RPC surface.</w:t>
+              <w:t xml:space="preserve">STM32 firmware. Modbus RTU master with CRC and bus turnaround, contactor interlock (minimum dwell, switching rate cap, fail safe closed), and the Bridge RPC surface.</w:t>
             </w:r>
           </w:p>
         </w:tc>
@@ -4662,7 +4563,7 @@
                 <w:sz w:val="19"/>
                 <w:szCs w:val="19"/>
               </w:rPr>
-              <w:t xml:space="preserve">udyogiq/transport/</w:t>
+              <w:t xml:space="preserve">python/main.py</w:t>
             </w:r>
           </w:p>
         </w:tc>
@@ -4687,7 +4588,7 @@
                 <w:sz w:val="19"/>
                 <w:szCs w:val="19"/>
               </w:rPr>
-              <w:t xml:space="preserve">Three interchangeable meter backends — bridge, serial, sim — plus inverter adapters for measured or estimated source telemetry.</w:t>
+              <w:t xml:space="preserve">App Lab entry point on the Qualcomm side. Starts the node, handles shutdown signals so the historian flushes cleanly.</w:t>
             </w:r>
           </w:p>
         </w:tc>
@@ -4714,7 +4615,7 @@
                 <w:sz w:val="19"/>
                 <w:szCs w:val="19"/>
               </w:rPr>
-              <w:t xml:space="preserve">udyogiq/meter/</w:t>
+              <w:t xml:space="preserve">udyogiq/transport/</w:t>
             </w:r>
           </w:p>
         </w:tc>
@@ -4739,7 +4640,7 @@
                 <w:sz w:val="19"/>
                 <w:szCs w:val="19"/>
               </w:rPr>
-              <w:t xml:space="preserve">Selec EM2M register map, float decoding, and a physical sanity check on every frame.</w:t>
+              <w:t xml:space="preserve">Three interchangeable meter backends (bridge, serial, sim) plus inverter adapters for measured or estimated source telemetry.</w:t>
             </w:r>
           </w:p>
         </w:tc>
@@ -4766,7 +4667,7 @@
                 <w:sz w:val="19"/>
                 <w:szCs w:val="19"/>
               </w:rPr>
-              <w:t xml:space="preserve">udyogiq/pipeline/</w:t>
+              <w:t xml:space="preserve">udyogiq/meter/</w:t>
             </w:r>
           </w:p>
         </w:tc>
@@ -4791,7 +4692,7 @@
                 <w:sz w:val="19"/>
                 <w:szCs w:val="19"/>
               </w:rPr>
-              <w:t xml:space="preserve">Ring buffer, windowed feature extraction, adaptive-threshold change-point detection.</w:t>
+              <w:t xml:space="preserve">Selec EM2M register map, float decoding, and a physical sanity check on every frame.</w:t>
             </w:r>
           </w:p>
         </w:tc>
@@ -4818,7 +4719,7 @@
                 <w:sz w:val="19"/>
                 <w:szCs w:val="19"/>
               </w:rPr>
-              <w:t xml:space="preserve">udyogiq/ml/</w:t>
+              <w:t xml:space="preserve">udyogiq/pipeline/</w:t>
             </w:r>
           </w:p>
         </w:tc>
@@ -4843,7 +4744,7 @@
                 <w:sz w:val="19"/>
                 <w:szCs w:val="19"/>
               </w:rPr>
-              <w:t xml:space="preserve">nilm · health · forecast · solar · battery.</w:t>
+              <w:t xml:space="preserve">Ring buffer, windowed feature extraction, adaptive threshold change point detection.</w:t>
             </w:r>
           </w:p>
         </w:tc>
@@ -4870,7 +4771,7 @@
                 <w:sz w:val="19"/>
                 <w:szCs w:val="19"/>
               </w:rPr>
-              <w:t xml:space="preserve">udyogiq/policy/</w:t>
+              <w:t xml:space="preserve">udyogiq/ml/</w:t>
             </w:r>
           </w:p>
         </w:tc>
@@ -4895,7 +4796,7 @@
                 <w:sz w:val="19"/>
                 <w:szCs w:val="19"/>
               </w:rPr>
-              <w:t xml:space="preserve">Dynamic-programming dispatch optimiser, MPC loop, and the decision engine that issues actions with reasons.</w:t>
+              <w:t xml:space="preserve">Disaggregation, health, load forecast, solar forecast, battery model.</w:t>
             </w:r>
           </w:p>
         </w:tc>
@@ -4922,7 +4823,7 @@
                 <w:sz w:val="19"/>
                 <w:szCs w:val="19"/>
               </w:rPr>
-              <w:t xml:space="preserve">udyogiq/sustain/</w:t>
+              <w:t xml:space="preserve">udyogiq/policy/</w:t>
             </w:r>
           </w:p>
         </w:tc>
@@ -4947,7 +4848,7 @@
                 <w:sz w:val="19"/>
                 <w:szCs w:val="19"/>
               </w:rPr>
-              <w:t xml:space="preserve">Time-of-day tariff engine, weather client, CO₂ and counterfactual savings accounting.</w:t>
+              <w:t xml:space="preserve">Dynamic programming dispatch optimiser, receding horizon loop, and the decision engine that issues actions with reasons.</w:t>
             </w:r>
           </w:p>
         </w:tc>
@@ -4974,7 +4875,7 @@
                 <w:sz w:val="19"/>
                 <w:szCs w:val="19"/>
               </w:rPr>
-              <w:t xml:space="preserve">udyogiq/store/</w:t>
+              <w:t xml:space="preserve">udyogiq/sustain/</w:t>
             </w:r>
           </w:p>
         </w:tc>
@@ -4999,7 +4900,7 @@
                 <w:sz w:val="19"/>
                 <w:szCs w:val="19"/>
               </w:rPr>
-              <w:t xml:space="preserve">SQLite historian with batched writes, one-minute rollup and retention.</w:t>
+              <w:t xml:space="preserve">Time of day tariff engine, weather client, carbon and counterfactual savings accounting.</w:t>
             </w:r>
           </w:p>
         </w:tc>
@@ -5026,7 +4927,7 @@
                 <w:sz w:val="19"/>
                 <w:szCs w:val="19"/>
               </w:rPr>
-              <w:t xml:space="preserve">udyogiq/api/</w:t>
+              <w:t xml:space="preserve">udyogiq/store/</w:t>
             </w:r>
           </w:p>
         </w:tc>
@@ -5051,7 +4952,7 @@
                 <w:sz w:val="19"/>
                 <w:szCs w:val="19"/>
               </w:rPr>
-              <w:t xml:space="preserve">FastAPI + WebSocket server.</w:t>
+              <w:t xml:space="preserve">SQLite historian with batched writes, one minute rollup and retention.</w:t>
             </w:r>
           </w:p>
         </w:tc>
@@ -5078,7 +4979,7 @@
                 <w:sz w:val="19"/>
                 <w:szCs w:val="19"/>
               </w:rPr>
-              <w:t xml:space="preserve">udyogiq/runtime.py</w:t>
+              <w:t xml:space="preserve">udyogiq/api/</w:t>
             </w:r>
           </w:p>
         </w:tc>
@@ -5103,7 +5004,7 @@
                 <w:sz w:val="19"/>
                 <w:szCs w:val="19"/>
               </w:rPr>
-              <w:t xml:space="preserve">Orchestrator: one acquisition thread, everything else on a cooperative timer.</w:t>
+              <w:t xml:space="preserve">FastAPI and WebSocket server.</w:t>
             </w:r>
           </w:p>
         </w:tc>
@@ -5130,7 +5031,7 @@
                 <w:sz w:val="19"/>
                 <w:szCs w:val="19"/>
               </w:rPr>
-              <w:t xml:space="preserve">web/</w:t>
+              <w:t xml:space="preserve">udyogiq/runtime.py</w:t>
             </w:r>
           </w:p>
         </w:tc>
@@ -5155,7 +5056,7 @@
                 <w:sz w:val="19"/>
                 <w:szCs w:val="19"/>
               </w:rPr>
-              <w:t xml:space="preserve">Mobile-first PWA dashboard.</w:t>
+              <w:t xml:space="preserve">Orchestrator. One acquisition thread, everything else on a cooperative timer.</w:t>
             </w:r>
           </w:p>
         </w:tc>
@@ -5182,7 +5083,7 @@
                 <w:sz w:val="19"/>
                 <w:szCs w:val="19"/>
               </w:rPr>
-              <w:t xml:space="preserve">sim/</w:t>
+              <w:t xml:space="preserve">web/</w:t>
             </w:r>
           </w:p>
         </w:tc>
@@ -5207,7 +5108,7 @@
                 <w:sz w:val="19"/>
                 <w:szCs w:val="19"/>
               </w:rPr>
-              <w:t xml:space="preserve">Synthetic workshop with solar, battery and injectable faults.</w:t>
+              <w:t xml:space="preserve">Dashboard with two views, Overview and Forecast, served from the board.</w:t>
             </w:r>
           </w:p>
         </w:tc>
@@ -5234,7 +5135,7 @@
                 <w:sz w:val="19"/>
                 <w:szCs w:val="19"/>
               </w:rPr>
-              <w:t xml:space="preserve">tools/probe_meter.py</w:t>
+              <w:t xml:space="preserve">sim/</w:t>
             </w:r>
           </w:p>
         </w:tc>
@@ -5259,7 +5160,7 @@
                 <w:sz w:val="19"/>
                 <w:szCs w:val="19"/>
               </w:rPr>
-              <w:t xml:space="preserve">Hardware bring-up: verifies the register map against a real meter.</w:t>
+              <w:t xml:space="preserve">Synthetic workshop with solar, battery and injectable faults.</w:t>
             </w:r>
           </w:p>
         </w:tc>
@@ -5286,6 +5187,58 @@
                 <w:sz w:val="19"/>
                 <w:szCs w:val="19"/>
               </w:rPr>
+              <w:t xml:space="preserve">tools/probe_meter.py</w:t>
+            </w:r>
+          </w:p>
+        </w:tc>
+        <w:tc>
+          <w:tcPr>
+            <w:tcW w:type="dxa" w:w="6760"/>
+            <w:tcMar>
+              <w:top w:type="dxa" w:w="80"/>
+              <w:left w:type="dxa" w:w="130"/>
+              <w:bottom w:type="dxa" w:w="80"/>
+              <w:right w:type="dxa" w:w="130"/>
+            </w:tcMar>
+          </w:tcPr>
+          <w:p>
+            <w:pPr>
+              <w:spacing w:after="0" w:line="264"/>
+            </w:pPr>
+            <w:r>
+              <w:rPr>
+                <w:rFonts w:ascii="Calibri" w:cs="Calibri" w:eastAsia="Calibri" w:hAnsi="Calibri"/>
+                <w:color w:val="1A1A1A"/>
+                <w:sz w:val="19"/>
+                <w:szCs w:val="19"/>
+              </w:rPr>
+              <w:t xml:space="preserve">Hardware bring up. Verifies the register map against a real meter.</w:t>
+            </w:r>
+          </w:p>
+        </w:tc>
+      </w:tr>
+      <w:tr>
+        <w:tc>
+          <w:tcPr>
+            <w:tcW w:type="dxa" w:w="2600"/>
+            <w:tcMar>
+              <w:top w:type="dxa" w:w="80"/>
+              <w:left w:type="dxa" w:w="130"/>
+              <w:bottom w:type="dxa" w:w="80"/>
+              <w:right w:type="dxa" w:w="130"/>
+            </w:tcMar>
+          </w:tcPr>
+          <w:p>
+            <w:pPr>
+              <w:spacing w:after="0" w:line="264"/>
+            </w:pPr>
+            <w:r>
+              <w:rPr>
+                <w:rFonts w:ascii="Calibri" w:cs="Calibri" w:eastAsia="Calibri" w:hAnsi="Calibri"/>
+                <w:color w:val="1A1A1A"/>
+                <w:sz w:val="19"/>
+                <w:szCs w:val="19"/>
+              </w:rPr>
               <w:t xml:space="preserve">tests/</w:t>
             </w:r>
           </w:p>
@@ -5311,7 +5264,7 @@
                 <w:sz w:val="19"/>
                 <w:szCs w:val="19"/>
               </w:rPr>
-              <w:t xml:space="preserve">27 regression tests, each corresponding to a bug found by measurement.</w:t>
+              <w:t xml:space="preserve">27 regression tests, each corresponding to a fault found by measurement.</w:t>
             </w:r>
           </w:p>
         </w:tc>
@@ -5344,7 +5297,7 @@
         <w:pStyle w:val="ListParagraph"/>
         <w:numPr>
           <w:ilvl w:val="0"/>
-          <w:numId w:val="2"/>
+          <w:numId w:val="3"/>
         </w:numPr>
         <w:spacing w:after="70" w:line="264"/>
       </w:pPr>
@@ -5357,7 +5310,7 @@
           <w:sz w:val="20"/>
           <w:szCs w:val="20"/>
         </w:rPr>
-        <w:t xml:space="preserve">EdgeDetector.push() </w:t>
+        <w:t xml:space="preserve">EdgeDetector.push()</w:t>
       </w:r>
       <w:r>
         <w:rPr>
@@ -5366,7 +5319,7 @@
           <w:sz w:val="20"/>
           <w:szCs w:val="20"/>
         </w:rPr>
-        <w:t xml:space="preserve">— three-state machine turning the power trace into confirmed switching events; transients that return to origin emit nothing.</w:t>
+        <w:t xml:space="preserve"> turns the power trace into confirmed switching events. Transients that return to their origin emit nothing.</w:t>
       </w:r>
     </w:p>
     <w:p>
@@ -5374,7 +5327,7 @@
         <w:pStyle w:val="ListParagraph"/>
         <w:numPr>
           <w:ilvl w:val="0"/>
-          <w:numId w:val="2"/>
+          <w:numId w:val="3"/>
         </w:numPr>
         <w:spacing w:after="70" w:line="264"/>
       </w:pPr>
@@ -5387,7 +5340,7 @@
           <w:sz w:val="20"/>
           <w:szCs w:val="20"/>
         </w:rPr>
-        <w:t xml:space="preserve">NILMEngine.push() </w:t>
+        <w:t xml:space="preserve">NILMEngine.push()</w:t>
       </w:r>
       <w:r>
         <w:rPr>
@@ -5396,7 +5349,7 @@
           <w:sz w:val="20"/>
           <w:szCs w:val="20"/>
         </w:rPr>
-        <w:t xml:space="preserve">— attributes an event to a discovered machine or founds a new cluster.</w:t>
+        <w:t xml:space="preserve"> attributes an event to a discovered machine, or founds a new cluster.</w:t>
       </w:r>
     </w:p>
     <w:p>
@@ -5404,7 +5357,7 @@
         <w:pStyle w:val="ListParagraph"/>
         <w:numPr>
           <w:ilvl w:val="0"/>
-          <w:numId w:val="2"/>
+          <w:numId w:val="3"/>
         </w:numPr>
         <w:spacing w:after="70" w:line="264"/>
       </w:pPr>
@@ -5417,7 +5370,7 @@
           <w:sz w:val="20"/>
           <w:szCs w:val="20"/>
         </w:rPr>
-        <w:t xml:space="preserve">ApplianceHealth.push_edge() </w:t>
+        <w:t xml:space="preserve">ApplianceHealth.push_edge()</w:t>
       </w:r>
       <w:r>
         <w:rPr>
@@ -5426,7 +5379,7 @@
           <w:sz w:val="20"/>
           <w:szCs w:val="20"/>
         </w:rPr>
-        <w:t xml:space="preserve">— scores one start event against that machine's learned normal.</w:t>
+        <w:t xml:space="preserve"> scores one start event against that machine's learned normal.</w:t>
       </w:r>
     </w:p>
     <w:p>
@@ -5434,7 +5387,7 @@
         <w:pStyle w:val="ListParagraph"/>
         <w:numPr>
           <w:ilvl w:val="0"/>
-          <w:numId w:val="2"/>
+          <w:numId w:val="3"/>
         </w:numPr>
         <w:spacing w:after="70" w:line="264"/>
       </w:pPr>
@@ -5447,7 +5400,7 @@
           <w:sz w:val="20"/>
           <w:szCs w:val="20"/>
         </w:rPr>
-        <w:t xml:space="preserve">DispatchOptimiser.solve() </w:t>
+        <w:t xml:space="preserve">DispatchOptimiser.solve()</w:t>
       </w:r>
       <w:r>
         <w:rPr>
@@ -5456,7 +5409,7 @@
           <w:sz w:val="20"/>
           <w:szCs w:val="20"/>
         </w:rPr>
-        <w:t xml:space="preserve">— backward induction over 96 stages × 41 SoC levels × 21 actions.</w:t>
+        <w:t xml:space="preserve"> backward induction over 96 stages, 41 states of charge and 21 actions.</w:t>
       </w:r>
     </w:p>
     <w:p>
@@ -5464,7 +5417,7 @@
         <w:pStyle w:val="ListParagraph"/>
         <w:numPr>
           <w:ilvl w:val="0"/>
-          <w:numId w:val="2"/>
+          <w:numId w:val="3"/>
         </w:numPr>
         <w:spacing w:after="70" w:line="264"/>
       </w:pPr>
@@ -5477,7 +5430,7 @@
           <w:sz w:val="20"/>
           <w:szCs w:val="20"/>
         </w:rPr>
-        <w:t xml:space="preserve">PolicyEngine.evaluate_idle() </w:t>
+        <w:t xml:space="preserve">PolicyEngine.evaluate_idle()</w:t>
       </w:r>
       <w:r>
         <w:rPr>
@@ -5486,7 +5439,7 @@
           <w:sz w:val="20"/>
           <w:szCs w:val="20"/>
         </w:rPr>
-        <w:t xml:space="preserve">— finds machines running at standby draw and cuts them, subject to the interlock.</w:t>
+        <w:t xml:space="preserve"> finds machines running at standby draw and cuts them, subject to the interlock.</w:t>
       </w:r>
     </w:p>
     <w:p>
@@ -5494,7 +5447,7 @@
         <w:pStyle w:val="ListParagraph"/>
         <w:numPr>
           <w:ilvl w:val="0"/>
-          <w:numId w:val="2"/>
+          <w:numId w:val="3"/>
         </w:numPr>
         <w:spacing w:after="70" w:line="264"/>
       </w:pPr>
@@ -5507,7 +5460,7 @@
           <w:sz w:val="20"/>
           <w:szCs w:val="20"/>
         </w:rPr>
-        <w:t xml:space="preserve">UdyogIQ.warmup() </w:t>
+        <w:t xml:space="preserve">UdyogIQ.warmup()</w:t>
       </w:r>
       <w:r>
         <w:rPr>
@@ -5516,7 +5469,7 @@
           <w:sz w:val="20"/>
           <w:szCs w:val="20"/>
         </w:rPr>
-        <w:t xml:space="preserve">— replays simulated history at CPU speed so the node comes up already knowing the plant.</w:t>
+        <w:t xml:space="preserve"> replays simulated history at processor speed so the node starts already knowing a plant.</w:t>
       </w:r>
     </w:p>
     <w:p>
@@ -5647,7 +5600,7 @@
                 <w:sz w:val="19"/>
                 <w:szCs w:val="19"/>
               </w:rPr>
-              <w:t xml:space="preserve">— paste the public YouTube / Drive link —</w:t>
+              <w:t xml:space="preserve">paste the public YouTube or Drive link</w:t>
             </w:r>
           </w:p>
         </w:tc>
@@ -5689,7 +5642,7 @@
           <w:sz w:val="20"/>
           <w:szCs w:val="20"/>
         </w:rPr>
-        <w:t xml:space="preserve">Testing was done against a simulator with known ground truth, because it is the only way to ask whether the system found the right machines rather than merely plausible ones. Every figure below is from that simulator and is labelled as such; meter frames carry a source field end to end so simulated data can never be presented as measured.</w:t>
+        <w:t xml:space="preserve">Testing was done against a simulator with known ground truth, because it is the only way to ask whether the system found the right machines rather than merely plausible ones. Every figure below comes from that simulator and is labelled as such. Meter frames carry a provenance field end to end so that simulated data can never be presented as measured.</w:t>
       </w:r>
     </w:p>
     <w:p>
@@ -5711,7 +5664,7 @@
           <w:sz w:val="23"/>
           <w:szCs w:val="23"/>
         </w:rPr>
-        <w:t xml:space="preserve">Machine discovery — 5 of 7 machines, zero labels</w:t>
+        <w:t xml:space="preserve">Machine discovery: 5 of 7 machines, zero labels</w:t>
       </w:r>
     </w:p>
     <w:tbl>
@@ -5842,7 +5795,7 @@
                 <w:sz w:val="19"/>
                 <w:szCs w:val="19"/>
               </w:rPr>
-              <w:t xml:space="preserve">Air compressor — 1500 W / 1047 VAr</w:t>
+              <w:t xml:space="preserve">Air compressor, 1500 W and 1047 VAr</w:t>
             </w:r>
           </w:p>
         </w:tc>
@@ -5867,7 +5820,7 @@
                 <w:sz w:val="19"/>
                 <w:szCs w:val="19"/>
               </w:rPr>
-              <w:t xml:space="preserve">1511 W / 1054 VAr</w:t>
+              <w:t xml:space="preserve">1511 W and 1054 VAr</w:t>
             </w:r>
           </w:p>
         </w:tc>
@@ -5892,7 +5845,7 @@
                 <w:sz w:val="19"/>
                 <w:szCs w:val="19"/>
               </w:rPr>
-              <w:t xml:space="preserve">+0.7%</w:t>
+              <w:t xml:space="preserve">0.7% high</w:t>
             </w:r>
           </w:p>
         </w:tc>
@@ -5919,7 +5872,7 @@
                 <w:sz w:val="19"/>
                 <w:szCs w:val="19"/>
               </w:rPr>
-              <w:t xml:space="preserve">Coolant pump — 1350 W / 1227 VAr</w:t>
+              <w:t xml:space="preserve">Coolant pump, 1350 W and 1227 VAr</w:t>
             </w:r>
           </w:p>
         </w:tc>
@@ -5944,7 +5897,7 @@
                 <w:sz w:val="19"/>
                 <w:szCs w:val="19"/>
               </w:rPr>
-              <w:t xml:space="preserve">1361 W / 1236 VAr</w:t>
+              <w:t xml:space="preserve">1361 W and 1236 VAr</w:t>
             </w:r>
           </w:p>
         </w:tc>
@@ -5969,7 +5922,7 @@
                 <w:sz w:val="19"/>
                 <w:szCs w:val="19"/>
               </w:rPr>
-              <w:t xml:space="preserve">+0.8%</w:t>
+              <w:t xml:space="preserve">0.8% high</w:t>
             </w:r>
           </w:p>
         </w:tc>
@@ -5996,7 +5949,7 @@
                 <w:sz w:val="19"/>
                 <w:szCs w:val="19"/>
               </w:rPr>
-              <w:t xml:space="preserve">Lathe — 2200 W / 1305 VAr</w:t>
+              <w:t xml:space="preserve">Lathe, 2200 W and 1305 VAr</w:t>
             </w:r>
           </w:p>
         </w:tc>
@@ -6021,7 +5974,7 @@
                 <w:sz w:val="19"/>
                 <w:szCs w:val="19"/>
               </w:rPr>
-              <w:t xml:space="preserve">2268 W / 1347 VAr</w:t>
+              <w:t xml:space="preserve">2268 W and 1347 VAr</w:t>
             </w:r>
           </w:p>
         </w:tc>
@@ -6046,7 +5999,7 @@
                 <w:sz w:val="19"/>
                 <w:szCs w:val="19"/>
               </w:rPr>
-              <w:t xml:space="preserve">+3.1%</w:t>
+              <w:t xml:space="preserve">3.1% high</w:t>
             </w:r>
           </w:p>
         </w:tc>
@@ -6073,7 +6026,7 @@
                 <w:sz w:val="19"/>
                 <w:szCs w:val="19"/>
               </w:rPr>
-              <w:t xml:space="preserve">Bench grinder — 750 W / 405 VAr</w:t>
+              <w:t xml:space="preserve">Bench grinder, 750 W and 405 VAr</w:t>
             </w:r>
           </w:p>
         </w:tc>
@@ -6098,7 +6051,7 @@
                 <w:sz w:val="19"/>
                 <w:szCs w:val="19"/>
               </w:rPr>
-              <w:t xml:space="preserve">760 W / 411 VAr</w:t>
+              <w:t xml:space="preserve">760 W and 411 VAr</w:t>
             </w:r>
           </w:p>
         </w:tc>
@@ -6123,7 +6076,7 @@
                 <w:sz w:val="19"/>
                 <w:szCs w:val="19"/>
               </w:rPr>
-              <w:t xml:space="preserve">+1.3%</w:t>
+              <w:t xml:space="preserve">1.3% high</w:t>
             </w:r>
           </w:p>
         </w:tc>
@@ -6150,7 +6103,7 @@
                 <w:sz w:val="19"/>
                 <w:szCs w:val="19"/>
               </w:rPr>
-              <w:t xml:space="preserve">Office / server — 180 W / 71 VAr</w:t>
+              <w:t xml:space="preserve">Office load, 180 W and 71 VAr</w:t>
             </w:r>
           </w:p>
         </w:tc>
@@ -6175,7 +6128,7 @@
                 <w:sz w:val="19"/>
                 <w:szCs w:val="19"/>
               </w:rPr>
-              <w:t xml:space="preserve">174 W / 84 VAr</w:t>
+              <w:t xml:space="preserve">174 W and 84 VAr</w:t>
             </w:r>
           </w:p>
         </w:tc>
@@ -6200,7 +6153,7 @@
                 <w:sz w:val="19"/>
                 <w:szCs w:val="19"/>
               </w:rPr>
-              <w:t xml:space="preserve">−3.3%</w:t>
+              <w:t xml:space="preserve">3.3% low</w:t>
             </w:r>
           </w:p>
         </w:tc>
@@ -6227,7 +6180,7 @@
                 <w:sz w:val="19"/>
                 <w:szCs w:val="19"/>
               </w:rPr>
-              <w:t xml:space="preserve">Exhaust fan — 340 W</w:t>
+              <w:t xml:space="preserve">Exhaust fan, 340 W</w:t>
             </w:r>
           </w:p>
         </w:tc>
@@ -6304,7 +6257,7 @@
                 <w:sz w:val="19"/>
                 <w:szCs w:val="19"/>
               </w:rPr>
-              <w:t xml:space="preserve">Shop lighting — 420 W</w:t>
+              <w:t xml:space="preserve">Shop lighting, 420 W</w:t>
             </w:r>
           </w:p>
         </w:tc>
@@ -6376,7 +6329,7 @@
           <w:sz w:val="20"/>
           <w:szCs w:val="20"/>
         </w:rPr>
-        <w:t xml:space="preserve">The two misses are structural, not a tuning failure: both switch at shift boundaries when the large motors have already raised the adaptive detection threshold above their step size. The unexplained residual is reported on the dashboard rather than hidden, because a disaggregation system that quietly under-reports is worse than one that admits what it missed.</w:t>
+        <w:t xml:space="preserve">The two misses are structural rather than a tuning failure. Both switch at shift boundaries, when the large motors have already raised the adaptive detection threshold above their step size. The unexplained residual is reported on the dashboard rather than hidden, because a disaggregation system that quietly under reports is worse than one that admits what it missed.</w:t>
       </w:r>
     </w:p>
     <w:p>
@@ -6398,7 +6351,7 @@
           <w:sz w:val="23"/>
           <w:szCs w:val="23"/>
         </w:rPr>
-        <w:t xml:space="preserve">Predictive maintenance — detected at 15% wear, with no fault data</w:t>
+        <w:t xml:space="preserve">Predictive maintenance: detected at 15% wear, with no fault data</w:t>
       </w:r>
     </w:p>
     <w:tbl>
@@ -6558,7 +6511,7 @@
                 <w:sz w:val="19"/>
                 <w:szCs w:val="19"/>
               </w:rPr>
-              <w:t xml:space="preserve">Healthy — baseline period</w:t>
+              <w:t xml:space="preserve">Healthy, baseline period</w:t>
             </w:r>
           </w:p>
         </w:tc>
@@ -6583,7 +6536,7 @@
                 <w:sz w:val="19"/>
                 <w:szCs w:val="19"/>
               </w:rPr>
-              <w:t xml:space="preserve">81 / 100</w:t>
+              <w:t xml:space="preserve">81 out of 100</w:t>
             </w:r>
           </w:p>
         </w:tc>
@@ -6633,7 +6586,7 @@
                 <w:sz w:val="19"/>
                 <w:szCs w:val="19"/>
               </w:rPr>
-              <w:t xml:space="preserve">76–80</w:t>
+              <w:t xml:space="preserve">76 to 80</w:t>
             </w:r>
           </w:p>
         </w:tc>
@@ -6660,7 +6613,7 @@
                 <w:sz w:val="19"/>
                 <w:szCs w:val="19"/>
               </w:rPr>
-              <w:t xml:space="preserve">Healthy — held out</w:t>
+              <w:t xml:space="preserve">Healthy, held out</w:t>
             </w:r>
           </w:p>
         </w:tc>
@@ -6685,7 +6638,7 @@
                 <w:sz w:val="19"/>
                 <w:szCs w:val="19"/>
               </w:rPr>
-              <w:t xml:space="preserve">82 / 100</w:t>
+              <w:t xml:space="preserve">82 out of 100</w:t>
             </w:r>
           </w:p>
         </w:tc>
@@ -6735,7 +6688,7 @@
                 <w:sz w:val="19"/>
                 <w:szCs w:val="19"/>
               </w:rPr>
-              <w:t xml:space="preserve">76–80</w:t>
+              <w:t xml:space="preserve">76 to 80</w:t>
             </w:r>
           </w:p>
         </w:tc>
@@ -6787,7 +6740,7 @@
                 <w:sz w:val="19"/>
                 <w:szCs w:val="19"/>
               </w:rPr>
-              <w:t xml:space="preserve">0 / 100</w:t>
+              <w:t xml:space="preserve">0 out of 100</w:t>
             </w:r>
           </w:p>
         </w:tc>
@@ -6837,7 +6790,7 @@
                 <w:sz w:val="19"/>
                 <w:szCs w:val="19"/>
               </w:rPr>
-              <w:t xml:space="preserve">76–80</w:t>
+              <w:t xml:space="preserve">76 to 80</w:t>
             </w:r>
           </w:p>
         </w:tc>
@@ -6889,7 +6842,7 @@
                 <w:sz w:val="19"/>
                 <w:szCs w:val="19"/>
               </w:rPr>
-              <w:t xml:space="preserve">0 / 100</w:t>
+              <w:t xml:space="preserve">0 out of 100</w:t>
             </w:r>
           </w:p>
         </w:tc>
@@ -6939,7 +6892,7 @@
                 <w:sz w:val="19"/>
                 <w:szCs w:val="19"/>
               </w:rPr>
-              <w:t xml:space="preserve">76–80</w:t>
+              <w:t xml:space="preserve">76 to 80</w:t>
             </w:r>
           </w:p>
         </w:tc>
@@ -6991,7 +6944,7 @@
                 <w:sz w:val="19"/>
                 <w:szCs w:val="19"/>
               </w:rPr>
-              <w:t xml:space="preserve">0 / 100</w:t>
+              <w:t xml:space="preserve">0 out of 100</w:t>
             </w:r>
           </w:p>
         </w:tc>
@@ -7041,7 +6994,7 @@
                 <w:sz w:val="19"/>
                 <w:szCs w:val="19"/>
               </w:rPr>
-              <w:t xml:space="preserve">76–80</w:t>
+              <w:t xml:space="preserve">76 to 80</w:t>
             </w:r>
           </w:p>
         </w:tc>
@@ -7063,7 +7016,7 @@
           <w:sz w:val="20"/>
           <w:szCs w:val="20"/>
         </w:rPr>
-        <w:t xml:space="preserve">The alarm is specific rather than a general drift: every other machine stayed in its healthy band throughout. Operator-facing output is a sentence, not a score — “power factor falling 0.0061/day, check for a degrading motor or a failing capacitor” is actionable in a way that “anomaly score 0.42” is not.</w:t>
+        <w:t xml:space="preserve">The alarm is specific rather than a general drift. Every other machine stayed in its healthy band throughout. Operator facing output is a sentence, not a score: “power factor falling 0.0061 per day, check for a degrading motor or a failing capacitor” is actionable in a way that “anomaly score 0.42” is not.</w:t>
       </w:r>
     </w:p>
     <w:p>
@@ -7085,7 +7038,7 @@
           <w:sz w:val="23"/>
           <w:szCs w:val="23"/>
         </w:rPr>
-        <w:t xml:space="preserve">Forecasting — walk-forward on 30% held-out history</w:t>
+        <w:t xml:space="preserve">Forecasting: walk forward on 30% held out history</w:t>
       </w:r>
     </w:p>
     <w:tbl>
@@ -7218,7 +7171,7 @@
                 <w:sz w:val="19"/>
                 <w:szCs w:val="19"/>
               </w:rPr>
-              <w:t xml:space="preserve">% of mean load</w:t>
+              <w:t xml:space="preserve">Percent of mean load</w:t>
             </w:r>
           </w:p>
         </w:tc>
@@ -7546,7 +7499,7 @@
           <w:sz w:val="20"/>
           <w:szCs w:val="20"/>
         </w:rPr>
-        <w:t xml:space="preserve">The 24-hour margin is thin because “same time yesterday” is genuinely strong for a scheduled workshop. The model earns its place on the short horizons that drive charge decisions, and by handling weekends.</w:t>
+        <w:t xml:space="preserve">The 24 hour margin is thin because same time yesterday is genuinely strong for a scheduled workshop. The model earns its place on the short horizons that drive charge decisions, and by handling weekends.</w:t>
       </w:r>
     </w:p>
     <w:p>
@@ -7568,7 +7521,7 @@
           <w:sz w:val="23"/>
           <w:szCs w:val="23"/>
         </w:rPr>
-        <w:t xml:space="preserve">Dispatch economics — and the most interesting result in the project</w:t>
+        <w:t xml:space="preserve">Dispatch economics, and the most interesting result in the project</w:t>
       </w:r>
     </w:p>
     <w:tbl>
@@ -7724,7 +7677,7 @@
                 <w:sz w:val="19"/>
                 <w:szCs w:val="19"/>
               </w:rPr>
-              <w:t xml:space="preserve">₹0.00 — declines to cycle</w:t>
+              <w:t xml:space="preserve">Rs 0.00, declines to cycle</w:t>
             </w:r>
           </w:p>
         </w:tc>
@@ -7801,7 +7754,7 @@
                 <w:sz w:val="19"/>
                 <w:szCs w:val="19"/>
               </w:rPr>
-              <w:t xml:space="preserve">₹0.00 — declines to cycle</w:t>
+              <w:t xml:space="preserve">Rs 0.00, declines to cycle</w:t>
             </w:r>
           </w:p>
         </w:tc>
@@ -7878,7 +7831,7 @@
                 <w:sz w:val="19"/>
                 <w:szCs w:val="19"/>
               </w:rPr>
-              <w:t xml:space="preserve">₹10.56</w:t>
+              <w:t xml:space="preserve">Rs 10.56</w:t>
             </w:r>
           </w:p>
         </w:tc>
@@ -7930,7 +7883,7 @@
                 <w:sz w:val="19"/>
                 <w:szCs w:val="19"/>
               </w:rPr>
-              <w:t xml:space="preserve">Demand spike against 3 kVA limit</w:t>
+              <w:t xml:space="preserve">Demand spike against a 3 kVA limit</w:t>
             </w:r>
           </w:p>
         </w:tc>
@@ -7955,7 +7908,7 @@
                 <w:sz w:val="19"/>
                 <w:szCs w:val="19"/>
               </w:rPr>
-              <w:t xml:space="preserve">₹7,087.57 — 98% of the bill</w:t>
+              <w:t xml:space="preserve">Rs 7,087.57, or 98% of the bill</w:t>
             </w:r>
           </w:p>
         </w:tc>
@@ -8002,7 +7955,7 @@
           <w:sz w:val="20"/>
           <w:szCs w:val="20"/>
         </w:rPr>
-        <w:t xml:space="preserve">At realistic Indian LFP economics — about ₹15,000/kWh installed over 4,000 cycles — a kilowatt-hour of battery throughput costs ₹5.56 in consumed cycle life, so arbitrage only pays if the tariff spread beats ₹6.44/kWh. On the default schedule the spread is ₹3.20. The optimiser therefore correctly declines to cycle, and says so.</w:t>
+        <w:t xml:space="preserve">At realistic Indian lithium iron phosphate economics, roughly Rs 15,000 per kWh installed over 4,000 cycles, a kilowatt hour of battery throughput costs Rs 5.56 in consumed cycle life. Arbitrage therefore only pays if the tariff spread beats Rs 6.44 per kWh, and on the default schedule the spread is Rs 3.20. The optimiser correctly declines to cycle, and says so on the dashboard.</w:t>
       </w:r>
     </w:p>
     <w:p>
@@ -8016,7 +7969,7 @@
           <w:sz w:val="20"/>
           <w:szCs w:val="20"/>
         </w:rPr>
-        <w:t xml:space="preserve">Almost all the money is in demand-charge shaving instead. A device that can tell an owner which of those two applies to them is worth considerably more than one that assumes the answer — and an optimiser that leaves the battery alone is very easy to mistake for one that is broken.</w:t>
+        <w:t xml:space="preserve">Almost all of the money is in demand charge shaving instead. A device that can tell an owner which of those two applies to them is worth considerably more than one that assumes the answer, and an optimiser that leaves the battery alone is very easy to mistake for one that is broken.</w:t>
       </w:r>
     </w:p>
     <w:p>
@@ -8140,7 +8093,7 @@
                 <w:sz w:val="19"/>
                 <w:szCs w:val="19"/>
               </w:rPr>
-              <w:t xml:space="preserve">Dispatch solve time (96 blocks × 41 SoC levels × 21 actions)</w:t>
+              <w:t xml:space="preserve">Dispatch solve time, 96 blocks by 41 states by 21 actions</w:t>
             </w:r>
           </w:p>
         </w:tc>
@@ -8165,7 +8118,7 @@
                 <w:sz w:val="19"/>
                 <w:szCs w:val="19"/>
               </w:rPr>
-              <w:t xml:space="preserve">4.6–7.0 ms</w:t>
+              <w:t xml:space="preserve">4.6 to 7.1 ms</w:t>
             </w:r>
           </w:p>
         </w:tc>
@@ -8217,7 +8170,7 @@
                 <w:sz w:val="19"/>
                 <w:szCs w:val="19"/>
               </w:rPr>
-              <w:t xml:space="preserve">100% — 0 errors</w:t>
+              <w:t xml:space="preserve">100%, zero errors</w:t>
             </w:r>
           </w:p>
         </w:tc>
@@ -8244,7 +8197,7 @@
                 <w:sz w:val="19"/>
                 <w:szCs w:val="19"/>
               </w:rPr>
-              <w:t xml:space="preserve">Warm-start replay: 7 days of plant history</w:t>
+              <w:t xml:space="preserve">Warm start replay of 7 days of plant history</w:t>
             </w:r>
           </w:p>
         </w:tc>
@@ -8269,7 +8222,7 @@
                 <w:sz w:val="19"/>
                 <w:szCs w:val="19"/>
               </w:rPr>
-              <w:t xml:space="preserve">65 s, 604,800 samples</w:t>
+              <w:t xml:space="preserve">65 s for 604,800 samples</w:t>
             </w:r>
           </w:p>
         </w:tc>
@@ -8321,7 +8274,7 @@
                 <w:sz w:val="19"/>
                 <w:szCs w:val="19"/>
               </w:rPr>
-              <w:t xml:space="preserve">14,400 raw samples → 240 minute aggregates</w:t>
+              <w:t xml:space="preserve">14,400 raw samples become 240 minute aggregates</w:t>
             </w:r>
           </w:p>
         </w:tc>
@@ -8373,7 +8326,7 @@
                 <w:sz w:val="19"/>
                 <w:szCs w:val="19"/>
               </w:rPr>
-              <w:t xml:space="preserve">1 Hz, verified live on mobile viewport</w:t>
+              <w:t xml:space="preserve">1 Hz, verified live on a mobile viewport</w:t>
             </w:r>
           </w:p>
         </w:tc>
@@ -8497,7 +8450,7 @@
                 <w:sz w:val="19"/>
                 <w:szCs w:val="19"/>
               </w:rPr>
-              <w:t xml:space="preserve">[ Photo 1 — the assembled node: UNO Q, Selec meter, isolated RS485 converter, contactor ]</w:t>
+              <w:t xml:space="preserve">[ Photo 1: the assembled node. UNO Q, Selec meter, isolated RS485 converter, contactor ]</w:t>
             </w:r>
           </w:p>
         </w:tc>
@@ -8552,7 +8505,7 @@
                 <w:sz w:val="19"/>
                 <w:szCs w:val="19"/>
               </w:rPr>
-              <w:t xml:space="preserve">[ Photo 2 — the mobile dashboard in use, showing discovered machines and live power ]</w:t>
+              <w:t xml:space="preserve">[ Photo 2: the dashboard in use, showing discovered machines and live power ]</w:t>
             </w:r>
           </w:p>
         </w:tc>
@@ -8607,7 +8560,7 @@
                 <w:sz w:val="19"/>
                 <w:szCs w:val="19"/>
               </w:rPr>
-              <w:t xml:space="preserve">[ Photo 3 — the bench setup with the test load running ]</w:t>
+              <w:t xml:space="preserve">[ Photo 3: the bench setup with the test load running ]</w:t>
             </w:r>
           </w:p>
         </w:tc>
@@ -8660,7 +8613,7 @@
         <w:pStyle w:val="ListParagraph"/>
         <w:numPr>
           <w:ilvl w:val="0"/>
-          <w:numId w:val="2"/>
+          <w:numId w:val="3"/>
         </w:numPr>
         <w:spacing w:after="70" w:line="264"/>
       </w:pPr>
@@ -8682,7 +8635,7 @@
           <w:sz w:val="20"/>
           <w:szCs w:val="20"/>
         </w:rPr>
-        <w:t xml:space="preserve">The first change-point detector produced 479 edges against 71 real switching events, because a 2.2 kW lathe with 6% ripple swings ±130 W while doing nothing unusual. No single threshold catches a 340 W fan at 2 a.m. without drowning during the day. The threshold is now the larger of an absolute floor and a multiple of the locally measured noise, and the noise estimate only updates on sub-threshold movement so a real step cannot teach the detector to ignore steps its own size.</w:t>
+        <w:t xml:space="preserve">The first change point detector produced 479 edges against 71 real switching events, because a 2.2 kW lathe with 6% ripple swings by 130 W while doing nothing unusual. No single threshold catches a 340 W fan at two in the morning without drowning during the day. The threshold is now the larger of an absolute floor and a multiple of the locally measured noise, and the noise estimate updates only on movement below threshold, so a real step cannot teach the detector to ignore steps of its own size.</w:t>
       </w:r>
     </w:p>
     <w:p>
@@ -8690,7 +8643,7 @@
         <w:pStyle w:val="ListParagraph"/>
         <w:numPr>
           <w:ilvl w:val="0"/>
-          <w:numId w:val="2"/>
+          <w:numId w:val="3"/>
         </w:numPr>
         <w:spacing w:after="70" w:line="264"/>
       </w:pPr>
@@ -8712,7 +8665,7 @@
           <w:sz w:val="20"/>
           <w:szCs w:val="20"/>
         </w:rPr>
-        <w:t xml:space="preserve">Scoring aggregate windows gave 0.767 mean anomaly on held-out healthy data against 0.498 on degraded data. It had learned the shift roster. This forced the architecture: disaggregate first, diagnose per machine.</w:t>
+        <w:t xml:space="preserve">Scoring aggregate windows gave 0.767 mean anomaly on held out healthy data against 0.498 on degraded data. It had learned the shift roster. This forced the architecture: disaggregate first, then diagnose per machine.</w:t>
       </w:r>
     </w:p>
     <w:p>
@@ -8720,7 +8673,7 @@
         <w:pStyle w:val="ListParagraph"/>
         <w:numPr>
           <w:ilvl w:val="0"/>
-          <w:numId w:val="2"/>
+          <w:numId w:val="3"/>
         </w:numPr>
         <w:spacing w:after="70" w:line="264"/>
       </w:pPr>
@@ -8742,7 +8695,7 @@
           <w:sz w:val="20"/>
           <w:szCs w:val="20"/>
         </w:rPr>
-        <w:t xml:space="preserve">As a motor wears it draws more power at worse power factor, drifts outside its own cluster's tolerance, and gets filed as a brand-new appliance — taking its health history with it. The symptom was the compressor's event count frozen at 515 while replacement clusters appeared. Cluster centroids now track slow drift while the health baseline stays frozen.</w:t>
+        <w:t xml:space="preserve">As a motor wears it draws more power at worse power factor, drifts outside its own cluster tolerance, and is filed as a brand new appliance, taking its health history with it. The symptom was the compressor's event count frozen at 515 while replacement clusters appeared. Cluster centroids now track slow drift while the health baseline stays frozen.</w:t>
       </w:r>
     </w:p>
     <w:p>
@@ -8750,7 +8703,7 @@
         <w:pStyle w:val="ListParagraph"/>
         <w:numPr>
           <w:ilvl w:val="0"/>
-          <w:numId w:val="2"/>
+          <w:numId w:val="3"/>
         </w:numPr>
         <w:spacing w:after="70" w:line="264"/>
       </w:pPr>
@@ -8772,7 +8725,7 @@
           <w:sz w:val="20"/>
           <w:szCs w:val="20"/>
         </w:rPr>
-        <w:t xml:space="preserve">With the meter measuring import, a cloud crossing looks exactly like a machine switching. Over a week this produced six clusters spanning 1243–1828 W where two machines existed. Generation is now added back to recover the load-side signal before detection.</w:t>
+        <w:t xml:space="preserve">With the meter measuring import, a cloud crossing looks exactly like a machine switching. Over a week this produced six clusters spanning 1243 W to 1828 W where only two machines existed. Generation is now added back to recover the load side signal before detection.</w:t>
       </w:r>
     </w:p>
     <w:p>
@@ -8780,7 +8733,7 @@
         <w:pStyle w:val="ListParagraph"/>
         <w:numPr>
           <w:ilvl w:val="0"/>
-          <w:numId w:val="2"/>
+          <w:numId w:val="3"/>
         </w:numPr>
         <w:spacing w:after="70" w:line="264"/>
       </w:pPr>
@@ -8802,7 +8755,7 @@
           <w:sz w:val="20"/>
           <w:szCs w:val="20"/>
         </w:rPr>
-        <w:t xml:space="preserve">Thresholds taken from the training data are optimistic and left healthy machines reading 57/100 permanently; a 99th percentile of a 20-point calibration slice is just its maximum, so one unusual start flattened everything to 43/100. The scale is now median + 3×MAD on held-out data.</w:t>
+        <w:t xml:space="preserve">Thresholds taken from the training data are optimistic and left healthy machines reading 57 out of 100 permanently. A 99th percentile of a 20 point calibration slice is simply its maximum, so one unusual start flattened everything to 43 out of 100. The scale is now a robust median plus deviation estimate on held out data.</w:t>
       </w:r>
     </w:p>
     <w:p>
@@ -8810,7 +8763,7 @@
         <w:pStyle w:val="ListParagraph"/>
         <w:numPr>
           <w:ilvl w:val="0"/>
-          <w:numId w:val="2"/>
+          <w:numId w:val="3"/>
         </w:numPr>
         <w:spacing w:after="70" w:line="264"/>
       </w:pPr>
@@ -8823,7 +8776,7 @@
           <w:sz w:val="20"/>
           <w:szCs w:val="20"/>
         </w:rPr>
-        <w:t xml:space="preserve">A silent WebSocket 403. </w:t>
+        <w:t xml:space="preserve">A silent WebSocket rejection. </w:t>
       </w:r>
       <w:r>
         <w:rPr>
@@ -8832,7 +8785,7 @@
           <w:sz w:val="20"/>
           <w:szCs w:val="20"/>
         </w:rPr>
-        <w:t xml:space="preserve">The dashboard ran on its single startup fetch and never updated. FastAPI resolves parameter types at runtime, the module used deferred annotations, and the FastAPI imports were function-local — so the socket parameter was treated as a missing query field. Found by watching the browser console, not by reading the code.</w:t>
+        <w:t xml:space="preserve">The dashboard ran on its single startup fetch and never updated. FastAPI resolves parameter types at runtime, the module used deferred annotations, and the framework imports were function local, so the socket parameter was treated as a missing query field. Found by watching the browser console, not by reading the code.</w:t>
       </w:r>
     </w:p>
     <w:p>
@@ -8863,7 +8816,7 @@
           <w:sz w:val="20"/>
           <w:szCs w:val="20"/>
         </w:rPr>
-        <w:t xml:space="preserve">The recurring lesson is that a model can look correct and be inverted, and that only measurement against ground truth tells the difference. Every significant fix in this project came from a number that disagreed with expectation — 479 edges, a 0.767 anomaly score on healthy data, an event counter that stopped moving, a residual of −3781 W. None of them raised an error. All of them would have shipped.</w:t>
+        <w:t xml:space="preserve">The recurring lesson is that a model can look correct and be inverted, and that only measurement against ground truth tells the difference. Every significant fix in this project came from a number that disagreed with expectation: 479 edges, a 0.767 anomaly score on healthy data, an event counter that stopped moving, a residual of negative 3781 W. None of them raised an error. All of them would have shipped.</w:t>
       </w:r>
     </w:p>
     <w:p>
@@ -8877,7 +8830,7 @@
           <w:sz w:val="20"/>
           <w:szCs w:val="20"/>
         </w:rPr>
-        <w:t xml:space="preserve">The second lesson is that constraints are where the design comes from. Having one meter forced disaggregation, which turned out to be the interesting part. Having no labels forced everything to be self-supervised, which is what makes it deployable in a workshop nobody will ever instrument. Having to install on aarch64 ruled out XGBoost and PyTorch, which is why the models are small enough to retrain on the board. Having a battery with a finite cycle life is what makes “do nothing” a valid and frequently correct answer.</w:t>
+        <w:t xml:space="preserve">The second lesson is that constraints are where the design comes from. Having one meter forced disaggregation, which turned out to be the interesting part. Having no labels forced everything to be self supervised, which is what makes it deployable in a workshop nobody will ever instrument. Having to install on aarch64 ruled out XGBoost and PyTorch, which is why the models are small enough to retrain on the board. Having a battery with a finite cycle life is what makes doing nothing a valid and frequently correct answer.</w:t>
       </w:r>
     </w:p>
     <w:p>
@@ -8902,7 +8855,7 @@
         <w:pStyle w:val="ListParagraph"/>
         <w:numPr>
           <w:ilvl w:val="0"/>
-          <w:numId w:val="2"/>
+          <w:numId w:val="3"/>
         </w:numPr>
         <w:spacing w:after="70" w:line="264"/>
       </w:pPr>
@@ -8915,7 +8868,7 @@
           <w:sz w:val="20"/>
           <w:szCs w:val="20"/>
         </w:rPr>
-        <w:t xml:space="preserve">Multi-drop the inverter. </w:t>
+        <w:t xml:space="preserve">Multi drop the inverter. </w:t>
       </w:r>
       <w:r>
         <w:rPr>
@@ -8932,7 +8885,7 @@
         <w:pStyle w:val="ListParagraph"/>
         <w:numPr>
           <w:ilvl w:val="0"/>
-          <w:numId w:val="2"/>
+          <w:numId w:val="3"/>
         </w:numPr>
         <w:spacing w:after="70" w:line="264"/>
       </w:pPr>
@@ -8945,7 +8898,7 @@
           <w:sz w:val="20"/>
           <w:szCs w:val="20"/>
         </w:rPr>
-        <w:t xml:space="preserve">A high-rate current channel for real MCSA. </w:t>
+        <w:t xml:space="preserve">A high rate current channel. </w:t>
       </w:r>
       <w:r>
         <w:rPr>
@@ -8954,7 +8907,7 @@
           <w:sz w:val="20"/>
           <w:szCs w:val="20"/>
         </w:rPr>
-        <w:t xml:space="preserve">A split-core CT on the STM32's ADC sampled in the kilohertz would give the microcontroller genuine spectral work to do and turn trend detection into fault identification — naming a bearing defect rather than reporting that something has changed.</w:t>
+        <w:t xml:space="preserve">A split core transformer on the STM32 ADC sampled in the kilohertz would give the microcontroller genuine spectral work to do and turn trend detection into fault identification, naming a bearing defect rather than reporting that something has changed.</w:t>
       </w:r>
     </w:p>
     <w:p>
@@ -8962,7 +8915,7 @@
         <w:pStyle w:val="ListParagraph"/>
         <w:numPr>
           <w:ilvl w:val="0"/>
-          <w:numId w:val="2"/>
+          <w:numId w:val="3"/>
         </w:numPr>
         <w:spacing w:after="70" w:line="264"/>
       </w:pPr>
@@ -8984,7 +8937,7 @@
           <w:sz w:val="20"/>
           <w:szCs w:val="20"/>
         </w:rPr>
-        <w:t xml:space="preserve">The node can tell that a 1.5 kW motor with a 3× inrush exists; only the person who works there knows it is the compressor. Renaming already works; a guided first-run flow that walks an operator through switching each machine once would collapse the discovery period from days to minutes.</w:t>
+        <w:t xml:space="preserve">The node can tell that a 1.5 kW motor with a threefold inrush exists. Only the person who works there knows it is the compressor. Renaming already works, and a guided first run flow that walks an operator through switching each machine once would collapse the discovery period from days to minutes.</w:t>
       </w:r>
     </w:p>
     <w:p>
@@ -8992,7 +8945,7 @@
         <w:pStyle w:val="ListParagraph"/>
         <w:numPr>
           <w:ilvl w:val="0"/>
-          <w:numId w:val="2"/>
+          <w:numId w:val="3"/>
         </w:numPr>
         <w:spacing w:after="70" w:line="264"/>
       </w:pPr>
@@ -9005,7 +8958,7 @@
           <w:sz w:val="20"/>
           <w:szCs w:val="20"/>
         </w:rPr>
-        <w:t xml:space="preserve">Three-phase support. </w:t>
+        <w:t xml:space="preserve">Three phase support. </w:t>
       </w:r>
       <w:r>
         <w:rPr>
@@ -9014,7 +8967,7 @@
           <w:sz w:val="20"/>
           <w:szCs w:val="20"/>
         </w:rPr>
-        <w:t xml:space="preserve">The meter and the model are single-phase today, which fits MSME machine shops. Three balanced channels of the same pipeline extends it to larger plants, and phase imbalance becomes an additional and quite sensitive health signal.</w:t>
+        <w:t xml:space="preserve">The meter and the model are single phase today, which fits MSME machine shops. Three balanced channels of the same pipeline extends it to larger plants, and phase imbalance becomes an additional and quite sensitive health signal.</w:t>
       </w:r>
     </w:p>
     <w:p>
@@ -9053,7 +9006,7 @@
           <w:sz w:val="20"/>
           <w:szCs w:val="20"/>
         </w:rPr>
-        <w:t xml:space="preserve">We confirm that this is our original, unpublished work. The Arduino® UNO™ Q is the primary board in this project. All team members have reviewed and agree to this report.</w:t>
+        <w:t xml:space="preserve">We confirm that this is our original, unpublished work. The Arduino UNO Q is the primary board in this project. All team members have reviewed and agree to this report.</w:t>
       </w:r>
     </w:p>
     <w:p>
@@ -9148,7 +9101,7 @@
                 <w:sz w:val="19"/>
                 <w:szCs w:val="19"/>
               </w:rPr>
-              <w:t xml:space="preserve">— date of submission —</w:t>
+              <w:t xml:space="preserve">date of submission</w:t>
             </w:r>
           </w:p>
         </w:tc>
@@ -9205,7 +9158,7 @@
                 <w:sz w:val="19"/>
                 <w:szCs w:val="19"/>
               </w:rPr>
-              <w:t xml:space="preserve">— sign —</w:t>
+              <w:t xml:space="preserve">sign here</w:t>
             </w:r>
           </w:p>
         </w:tc>
@@ -9419,15 +9372,6 @@
         <w:ind w:left="340" w:hanging="200"/>
       </w:pPr>
     </w:lvl>
-    <w:lvl w:ilvl="1" w15:tentative="1">
-      <w:start w:val="1"/>
-      <w:numFmt w:val="bullet"/>
-      <w:lvlText w:val="◦"/>
-      <w:lvlJc w:val="left"/>
-      <w:pPr>
-        <w:ind w:left="680" w:hanging="200"/>
-      </w:pPr>
-    </w:lvl>
   </w:abstractNum>
   <w:abstractNum w:abstractNumId="3" w15:restartNumberingAfterBreak="0">
     <w:multiLevelType w:val="hybridMultilevel"/>
@@ -9448,13 +9392,13 @@
     </w:lvlOverride>
   </w:num>
   <w:num w:numId="2">
-    <w:abstractNumId w:val="2"/>
+    <w:abstractNumId w:val="3"/>
     <w:lvlOverride w:ilvl="0">
       <w:startOverride w:val="1"/>
     </w:lvlOverride>
   </w:num>
   <w:num w:numId="3">
-    <w:abstractNumId w:val="3"/>
+    <w:abstractNumId w:val="2"/>
     <w:lvlOverride w:ilvl="0">
       <w:startOverride w:val="1"/>
     </w:lvlOverride>

--- a/docs/report/Udyog_IQ_Project_Report.docx
+++ b/docs/report/Udyog_IQ_Project_Report.docx
@@ -2345,242 +2345,79 @@
     </w:p>
     <w:p>
       <w:pPr>
-        <w:spacing w:after="40" w:line="240"/>
-        <w:ind w:left="260"/>
-      </w:pPr>
-      <w:r>
-        <w:rPr>
-          <w:rFonts w:ascii="Consolas" w:cs="Consolas" w:eastAsia="Consolas" w:hAnsi="Consolas"/>
-          <w:color w:val="24324A"/>
+        <w:spacing w:after="120" w:line="264"/>
+      </w:pPr>
+      <w:r>
+        <w:rPr>
+          <w:rFonts w:ascii="Calibri" w:cs="Calibri" w:eastAsia="Calibri" w:hAnsi="Calibri"/>
+          <w:color w:val="1A1A1A"/>
+          <w:sz w:val="20"/>
+          <w:szCs w:val="20"/>
+        </w:rPr>
+        <w:t xml:space="preserve">The whole installation, not only the controller. Power runs left to right along the top: the three sources meet at the inverter, pass through the meter, pass through the contactor, and reach the machines. The contactor really is in series there. The node sits underneath and touches the power path at exactly two points, reading the meter and commanding the contactor.</w:t>
+      </w:r>
+    </w:p>
+    <w:p>
+      <w:pPr>
+        <w:spacing w:after="60" w:before="60"/>
+        <w:jc w:val="center"/>
+      </w:pPr>
+      <w:r>
+        <w:drawing>
+          <wp:inline distT="0" distB="0" distL="0" distR="0">
+            <wp:extent cx="5943600" cy="3286125"/>
+            <wp:effectExtent t="0" r="0" b="0" l="0"/>
+            <wp:docPr id="1" name="" descr="" title=""/>
+            <wp:cNvGraphicFramePr>
+              <a:graphicFrameLocks xmlns:a="http://schemas.openxmlformats.org/drawingml/2006/main" noChangeAspect="1"/>
+            </wp:cNvGraphicFramePr>
+            <a:graphic xmlns:a="http://schemas.openxmlformats.org/drawingml/2006/main">
+              <a:graphicData uri="http://schemas.openxmlformats.org/drawingml/2006/picture">
+                <pic:pic xmlns:pic="http://schemas.openxmlformats.org/drawingml/2006/picture">
+                  <pic:nvPicPr>
+                    <pic:cNvPr id="0" name="" descr=""/>
+                    <pic:cNvPicPr>
+                      <a:picLocks noChangeAspect="1" noChangeArrowheads="1"/>
+                    </pic:cNvPicPr>
+                  </pic:nvPicPr>
+                  <pic:blipFill>
+                    <a:blip r:embed="rId7" cstate="none"/>
+                    <a:srcRect/>
+                    <a:stretch>
+                      <a:fillRect/>
+                    </a:stretch>
+                  </pic:blipFill>
+                  <pic:spPr bwMode="auto">
+                    <a:xfrm>
+                      <a:off x="0" y="0"/>
+                      <a:ext cx="5943600" cy="3286125"/>
+                    </a:xfrm>
+                    <a:prstGeom prst="rect">
+                      <a:avLst/>
+                    </a:prstGeom>
+                  </pic:spPr>
+                </pic:pic>
+              </a:graphicData>
+            </a:graphic>
+          </wp:inline>
+        </w:drawing>
+      </w:r>
+    </w:p>
+    <w:p>
+      <w:pPr>
+        <w:spacing w:after="140" w:line="264"/>
+        <w:jc w:val="center"/>
+      </w:pPr>
+      <w:r>
+        <w:rPr>
+          <w:rFonts w:ascii="Calibri" w:cs="Calibri" w:eastAsia="Calibri" w:hAnsi="Calibri"/>
+          <w:i/>
+          <w:iCs/>
+          <w:color w:val="5A6270"/>
           <w:sz w:val="17"/>
           <w:szCs w:val="17"/>
         </w:rPr>
-        <w:t xml:space="preserve">   Selec EM2M  &gt;&gt; RS485 &gt;&gt;  +================================+</w:t>
-      </w:r>
-    </w:p>
-    <w:p>
-      <w:pPr>
-        <w:spacing w:after="40" w:line="240"/>
-        <w:ind w:left="260"/>
-      </w:pPr>
-      <w:r>
-        <w:rPr>
-          <w:rFonts w:ascii="Consolas" w:cs="Consolas" w:eastAsia="Consolas" w:hAnsi="Consolas"/>
-          <w:color w:val="24324A"/>
-          <w:sz w:val="17"/>
-          <w:szCs w:val="17"/>
-        </w:rPr>
-        <w:t xml:space="preserve">   100 A, 1 phase           |  STM32U585   (real time)       |</w:t>
-      </w:r>
-    </w:p>
-    <w:p>
-      <w:pPr>
-        <w:spacing w:after="40" w:line="240"/>
-        <w:ind w:left="260"/>
-      </w:pPr>
-      <w:r>
-        <w:rPr>
-          <w:rFonts w:ascii="Consolas" w:cs="Consolas" w:eastAsia="Consolas" w:hAnsi="Consolas"/>
-          <w:color w:val="24324A"/>
-          <w:sz w:val="17"/>
-          <w:szCs w:val="17"/>
-        </w:rPr>
-        <w:t xml:space="preserve">   Modbus RTU               |   Modbus master, 1 Hz          |</w:t>
-      </w:r>
-    </w:p>
-    <w:p>
-      <w:pPr>
-        <w:spacing w:after="40" w:line="240"/>
-        <w:ind w:left="260"/>
-      </w:pPr>
-      <w:r>
-        <w:rPr>
-          <w:rFonts w:ascii="Consolas" w:cs="Consolas" w:eastAsia="Consolas" w:hAnsi="Consolas"/>
-          <w:color w:val="24324A"/>
-          <w:sz w:val="17"/>
-          <w:szCs w:val="17"/>
-        </w:rPr>
-        <w:t xml:space="preserve">                            |   contactor interlock          |</w:t>
-      </w:r>
-    </w:p>
-    <w:p>
-      <w:pPr>
-        <w:spacing w:after="40" w:line="240"/>
-        <w:ind w:left="260"/>
-      </w:pPr>
-      <w:r>
-        <w:rPr>
-          <w:rFonts w:ascii="Consolas" w:cs="Consolas" w:eastAsia="Consolas" w:hAnsi="Consolas"/>
-          <w:color w:val="24324A"/>
-          <w:sz w:val="17"/>
-          <w:szCs w:val="17"/>
-        </w:rPr>
-        <w:t xml:space="preserve">                            |   watchdog, fail safe closed   |</w:t>
-      </w:r>
-    </w:p>
-    <w:p>
-      <w:pPr>
-        <w:spacing w:after="40" w:line="240"/>
-        <w:ind w:left="260"/>
-      </w:pPr>
-      <w:r>
-        <w:rPr>
-          <w:rFonts w:ascii="Consolas" w:cs="Consolas" w:eastAsia="Consolas" w:hAnsi="Consolas"/>
-          <w:color w:val="24324A"/>
-          <w:sz w:val="17"/>
-          <w:szCs w:val="17"/>
-        </w:rPr>
-        <w:t xml:space="preserve">                            +================+===============+</w:t>
-      </w:r>
-    </w:p>
-    <w:p>
-      <w:pPr>
-        <w:spacing w:after="40" w:line="240"/>
-        <w:ind w:left="260"/>
-      </w:pPr>
-      <w:r>
-        <w:rPr>
-          <w:rFonts w:ascii="Consolas" w:cs="Consolas" w:eastAsia="Consolas" w:hAnsi="Consolas"/>
-          <w:color w:val="24324A"/>
-          <w:sz w:val="17"/>
-          <w:szCs w:val="17"/>
-        </w:rPr>
-        <w:t xml:space="preserve">                                             | Bridge RPC</w:t>
-      </w:r>
-    </w:p>
-    <w:p>
-      <w:pPr>
-        <w:spacing w:after="40" w:line="240"/>
-        <w:ind w:left="260"/>
-      </w:pPr>
-      <w:r>
-        <w:rPr>
-          <w:rFonts w:ascii="Consolas" w:cs="Consolas" w:eastAsia="Consolas" w:hAnsi="Consolas"/>
-          <w:color w:val="24324A"/>
-          <w:sz w:val="17"/>
-          <w:szCs w:val="17"/>
-        </w:rPr>
-        <w:t xml:space="preserve">                            +================+===============+</w:t>
-      </w:r>
-    </w:p>
-    <w:p>
-      <w:pPr>
-        <w:spacing w:after="40" w:line="240"/>
-        <w:ind w:left="260"/>
-      </w:pPr>
-      <w:r>
-        <w:rPr>
-          <w:rFonts w:ascii="Consolas" w:cs="Consolas" w:eastAsia="Consolas" w:hAnsi="Consolas"/>
-          <w:color w:val="24324A"/>
-          <w:sz w:val="17"/>
-          <w:szCs w:val="17"/>
-        </w:rPr>
-        <w:t xml:space="preserve">   Open-Meteo  &gt;&gt;  cache &gt;&gt; |  QRB2210 / Debian              |</w:t>
-      </w:r>
-    </w:p>
-    <w:p>
-      <w:pPr>
-        <w:spacing w:after="40" w:line="240"/>
-        <w:ind w:left="260"/>
-      </w:pPr>
-      <w:r>
-        <w:rPr>
-          <w:rFonts w:ascii="Consolas" w:cs="Consolas" w:eastAsia="Consolas" w:hAnsi="Consolas"/>
-          <w:color w:val="24324A"/>
-          <w:sz w:val="17"/>
-          <w:szCs w:val="17"/>
-        </w:rPr>
-        <w:t xml:space="preserve">   (optional, offline OK)   |   pipeline, disaggregation     |</w:t>
-      </w:r>
-    </w:p>
-    <w:p>
-      <w:pPr>
-        <w:spacing w:after="40" w:line="240"/>
-        <w:ind w:left="260"/>
-      </w:pPr>
-      <w:r>
-        <w:rPr>
-          <w:rFonts w:ascii="Consolas" w:cs="Consolas" w:eastAsia="Consolas" w:hAnsi="Consolas"/>
-          <w:color w:val="24324A"/>
-          <w:sz w:val="17"/>
-          <w:szCs w:val="17"/>
-        </w:rPr>
-        <w:t xml:space="preserve">                            |   health, forecasts            |</w:t>
-      </w:r>
-    </w:p>
-    <w:p>
-      <w:pPr>
-        <w:spacing w:after="40" w:line="240"/>
-        <w:ind w:left="260"/>
-      </w:pPr>
-      <w:r>
-        <w:rPr>
-          <w:rFonts w:ascii="Consolas" w:cs="Consolas" w:eastAsia="Consolas" w:hAnsi="Consolas"/>
-          <w:color w:val="24324A"/>
-          <w:sz w:val="17"/>
-          <w:szCs w:val="17"/>
-        </w:rPr>
-        <w:t xml:space="preserve">                            |   dispatch optimiser, ledger   |</w:t>
-      </w:r>
-    </w:p>
-    <w:p>
-      <w:pPr>
-        <w:spacing w:after="40" w:line="240"/>
-        <w:ind w:left="260"/>
-      </w:pPr>
-      <w:r>
-        <w:rPr>
-          <w:rFonts w:ascii="Consolas" w:cs="Consolas" w:eastAsia="Consolas" w:hAnsi="Consolas"/>
-          <w:color w:val="24324A"/>
-          <w:sz w:val="17"/>
-          <w:szCs w:val="17"/>
-        </w:rPr>
-        <w:t xml:space="preserve">                            |   SQLite historian, FastAPI    |</w:t>
-      </w:r>
-    </w:p>
-    <w:p>
-      <w:pPr>
-        <w:spacing w:after="40" w:line="240"/>
-        <w:ind w:left="260"/>
-      </w:pPr>
-      <w:r>
-        <w:rPr>
-          <w:rFonts w:ascii="Consolas" w:cs="Consolas" w:eastAsia="Consolas" w:hAnsi="Consolas"/>
-          <w:color w:val="24324A"/>
-          <w:sz w:val="17"/>
-          <w:szCs w:val="17"/>
-        </w:rPr>
-        <w:t xml:space="preserve">                            +================+===============+</w:t>
-      </w:r>
-    </w:p>
-    <w:p>
-      <w:pPr>
-        <w:spacing w:after="40" w:line="240"/>
-        <w:ind w:left="260"/>
-      </w:pPr>
-      <w:r>
-        <w:rPr>
-          <w:rFonts w:ascii="Consolas" w:cs="Consolas" w:eastAsia="Consolas" w:hAnsi="Consolas"/>
-          <w:color w:val="24324A"/>
-          <w:sz w:val="17"/>
-          <w:szCs w:val="17"/>
-        </w:rPr>
-        <w:t xml:space="preserve">                                             | LAN only</w:t>
-      </w:r>
-    </w:p>
-    <w:p>
-      <w:pPr>
-        <w:spacing w:after="40" w:line="240"/>
-        <w:ind w:left="260"/>
-      </w:pPr>
-      <w:r>
-        <w:rPr>
-          <w:rFonts w:ascii="Consolas" w:cs="Consolas" w:eastAsia="Consolas" w:hAnsi="Consolas"/>
-          <w:color w:val="24324A"/>
-          <w:sz w:val="17"/>
-          <w:szCs w:val="17"/>
-        </w:rPr>
-        <w:t xml:space="preserve">                       contactor  &lt;&lt;=========+=========&gt;&gt;  dashboard</w:t>
+        <w:t xml:space="preserve">Figure 1. Udyog IQ system block diagram. Thick arrows carry power, thin dashed arrows carry signals.</w:t>
       </w:r>
     </w:p>
     <w:p>
@@ -3330,6 +3167,74 @@
         </w:tc>
       </w:tr>
     </w:tbl>
+    <w:p>
+      <w:pPr>
+        <w:spacing w:after="140"/>
+      </w:pPr>
+    </w:p>
+    <w:p>
+      <w:pPr>
+        <w:spacing w:after="60" w:before="60"/>
+        <w:jc w:val="center"/>
+      </w:pPr>
+      <w:r>
+        <w:drawing>
+          <wp:inline distT="0" distB="0" distL="0" distR="0">
+            <wp:extent cx="5943600" cy="2600325"/>
+            <wp:effectExtent t="0" r="0" b="0" l="0"/>
+            <wp:docPr id="1" name="" descr="" title=""/>
+            <wp:cNvGraphicFramePr>
+              <a:graphicFrameLocks xmlns:a="http://schemas.openxmlformats.org/drawingml/2006/main" noChangeAspect="1"/>
+            </wp:cNvGraphicFramePr>
+            <a:graphic xmlns:a="http://schemas.openxmlformats.org/drawingml/2006/main">
+              <a:graphicData uri="http://schemas.openxmlformats.org/drawingml/2006/picture">
+                <pic:pic xmlns:pic="http://schemas.openxmlformats.org/drawingml/2006/picture">
+                  <pic:nvPicPr>
+                    <pic:cNvPr id="0" name="" descr=""/>
+                    <pic:cNvPicPr>
+                      <a:picLocks noChangeAspect="1" noChangeArrowheads="1"/>
+                    </pic:cNvPicPr>
+                  </pic:nvPicPr>
+                  <pic:blipFill>
+                    <a:blip r:embed="rId8" cstate="none"/>
+                    <a:srcRect/>
+                    <a:stretch>
+                      <a:fillRect/>
+                    </a:stretch>
+                  </pic:blipFill>
+                  <pic:spPr bwMode="auto">
+                    <a:xfrm>
+                      <a:off x="0" y="0"/>
+                      <a:ext cx="5943600" cy="2600325"/>
+                    </a:xfrm>
+                    <a:prstGeom prst="rect">
+                      <a:avLst/>
+                    </a:prstGeom>
+                  </pic:spPr>
+                </pic:pic>
+              </a:graphicData>
+            </a:graphic>
+          </wp:inline>
+        </w:drawing>
+      </w:r>
+    </w:p>
+    <w:p>
+      <w:pPr>
+        <w:spacing w:after="140" w:line="264"/>
+        <w:jc w:val="center"/>
+      </w:pPr>
+      <w:r>
+        <w:rPr>
+          <w:rFonts w:ascii="Calibri" w:cs="Calibri" w:eastAsia="Calibri" w:hAnsi="Calibri"/>
+          <w:i/>
+          <w:iCs/>
+          <w:color w:val="5A6270"/>
+          <w:sz w:val="17"/>
+          <w:szCs w:val="17"/>
+        </w:rPr>
+        <w:t xml:space="preserve">Figure 2. Circuit detail. The isolation barrier is the important part: the meter terminals sit at mains potential and the board does not.</w:t>
+      </w:r>
+    </w:p>
     <w:p>
       <w:pPr>
         <w:spacing w:after="120"/>

--- a/docs/report/Udyog_IQ_Project_Report.docx
+++ b/docs/report/Udyog_IQ_Project_Report.docx
@@ -3491,7 +3491,7 @@
                 <w:sz w:val="19"/>
                 <w:szCs w:val="19"/>
               </w:rPr>
-              <w:t xml:space="preserve">Machine discovery: 5 of 7 recovered, step size within 3.5%. Health: alerts at 15% degradation, healthy machines 77 to 82 out of 100. Load forecast: 12.0% normalised MAE at 15 minutes against 28.5% for persistence.</w:t>
+              <w:t xml:space="preserve">Not yet measured on hardware. The proof of concept bench described in section 6 is the first opportunity to quote a figure, and none is claimed until it has been taken.</w:t>
             </w:r>
           </w:p>
         </w:tc>
@@ -3546,7 +3546,7 @@
                 <w:sz w:val="19"/>
                 <w:szCs w:val="19"/>
               </w:rPr>
-              <w:t xml:space="preserve">No external dataset. Every model manufactures its own supervision from the site's own unlabelled stream, roughly 600,000 samples per week of operation. Evaluated against a physically grounded workshop simulator with known ground truth.</w:t>
+              <w:t xml:space="preserve">No external dataset and no pre trained weights. Every model builds its own supervision from the site's own unlabelled stream, one sample per second from the meter. Nothing is downloaded.</w:t>
             </w:r>
           </w:p>
         </w:tc>
@@ -4149,7 +4149,7 @@
           <w:sz w:val="20"/>
           <w:szCs w:val="20"/>
         </w:rPr>
-        <w:t xml:space="preserve">Disaggregation must come before diagnosis. This was not obvious and it cost a rewrite. The first health model scored the plant's aggregate feature windows and appeared to work, until it was measured on held out data, where it scored healthy operation at 0.767 mean anomaly against 0.498 for genuinely degraded operation. Inverted. An aggregate window changes far more when a different mix of machines happens to be running than when one machine degrades, so the model had learned the shift roster, and a quiet afternoon looked more alarming than a failing compressor. Health is now scored per machine on events that disaggregation has already attributed, each of which belongs to exactly one machine.</w:t>
+        <w:t xml:space="preserve">Disaggregation must come before diagnosis. This was not obvious and it cost a rewrite. An early health model scored the plant's aggregate feature windows and appeared to work, until it was checked against data it had not seen, where it ranked ordinary healthy operation as more anomalous than genuinely degraded operation. The ranking was inverted. An aggregate window changes far more when a different mix of machines happens to be running than it does when one machine degrades, so the model had learned the shift roster rather than the machines, and a quiet afternoon looked more alarming than a failing compressor. Health is now scored per machine, on events that disaggregation has already attributed, each of which belongs to exactly one machine.</w:t>
       </w:r>
     </w:p>
     <w:p>
@@ -4211,7 +4211,7 @@
                 <w:sz w:val="19"/>
                 <w:szCs w:val="19"/>
               </w:rPr>
-              <w:t xml:space="preserve">This is not motor current signature analysis. That technique resolves sidebands around the supply frequency to identify broken rotor bars and bearing defects, and it needs current sampled in the kilohertz. At 1 Hz those sidebands do not exist in our data at any resolution. What is claimed here is trend and anomaly detection on aggregate electrical parameters: real, useful, and a different technique.</w:t>
+              <w:t xml:space="preserve">This is not motor current signature analysis. That technique resolves sidebands around the supply frequency to identify broken rotor bars and bearing defects, and it needs current sampled in the kilohertz. At one sample per second those sidebands do not exist in our data at any resolution. What is claimed here is trend and anomaly detection on aggregate electrical parameters: a real technique, and a different one.</w:t>
             </w:r>
           </w:p>
           <w:p>
@@ -4225,7 +4225,7 @@
                 <w:sz w:val="19"/>
                 <w:szCs w:val="19"/>
               </w:rPr>
-              <w:t xml:space="preserve">Disaggregation cannot see a small load hiding under a large running one. The detection threshold scales with local noise, so while a 2 kW motor runs, a 340 W fan switching sits below the floor. In testing the fan and the lighting circuit were never recovered for exactly this reason. This is a structural property of single point disaggregation, not a tuning failure.</w:t>
+              <w:t xml:space="preserve">Disaggregation cannot see a small load hiding under a large running one. The detection threshold scales with local noise, so while a large motor runs, a small fan switching sits below the floor. This is a structural property of measuring at a single point, not a tuning failure.</w:t>
             </w:r>
           </w:p>
           <w:p>
@@ -4239,7 +4239,7 @@
                 <w:sz w:val="19"/>
                 <w:szCs w:val="19"/>
               </w:rPr>
-              <w:t xml:space="preserve">Machines that switch rarely take proportionally longer to discover. Across random seeds, four simulated days recovered four of five target machines and five days recovered all of them. A machine used twice a day takes correspondingly longer, and that is the honest cost of having no labels.</w:t>
+              <w:t xml:space="preserve">Machines that switch rarely take proportionally longer to discover, because a machine only becomes knowable once it has switched often enough to form a cluster. That is the honest cost of having no labels.</w:t>
             </w:r>
           </w:p>
           <w:p>
@@ -5538,25 +5538,6 @@
     </w:p>
     <w:p>
       <w:pPr>
-        <w:spacing w:after="120" w:line="264"/>
-      </w:pPr>
-      <w:r>
-        <w:rPr>
-          <w:rFonts w:ascii="Calibri" w:cs="Calibri" w:eastAsia="Calibri" w:hAnsi="Calibri"/>
-          <w:color w:val="1A1A1A"/>
-          <w:sz w:val="20"/>
-          <w:szCs w:val="20"/>
-        </w:rPr>
-        <w:t xml:space="preserve">Testing was done against a simulator with known ground truth, because it is the only way to ask whether the system found the right machines rather than merely plausible ones. Every figure below comes from that simulator and is labelled as such. Meter frames carry a provenance field end to end so that simulated data can never be presented as measured.</w:t>
-      </w:r>
-    </w:p>
-    <w:p>
-      <w:pPr>
-        <w:spacing w:after="100"/>
-      </w:pPr>
-    </w:p>
-    <w:p>
-      <w:pPr>
         <w:pStyle w:val="Heading2"/>
         <w:spacing w:after="100" w:before="240"/>
       </w:pPr>
@@ -5569,8 +5550,284 @@
           <w:sz w:val="23"/>
           <w:szCs w:val="23"/>
         </w:rPr>
-        <w:t xml:space="preserve">Machine discovery: 5 of 7 machines, zero labels</w:t>
-      </w:r>
+        <w:t xml:space="preserve">What has been tested so far</w:t>
+      </w:r>
+    </w:p>
+    <w:p>
+      <w:pPr>
+        <w:spacing w:after="120" w:line="264"/>
+      </w:pPr>
+      <w:r>
+        <w:rPr>
+          <w:rFonts w:ascii="Calibri" w:cs="Calibri" w:eastAsia="Calibri" w:hAnsi="Calibri"/>
+          <w:color w:val="1A1A1A"/>
+          <w:sz w:val="20"/>
+          <w:szCs w:val="20"/>
+        </w:rPr>
+        <w:t xml:space="preserve">Testing to date is of the software, end to end, and of the bench build. The pipeline was exercised continuously from acquisition through disaggregation, health scoring, forecasting and dispatch to the dashboard, with the policy engine in advisory mode so that every decision was logged and none was executed.</w:t>
+      </w:r>
+    </w:p>
+    <w:p>
+      <w:pPr>
+        <w:spacing w:after="120" w:line="264"/>
+      </w:pPr>
+      <w:r>
+        <w:rPr>
+          <w:rFonts w:ascii="Calibri" w:cs="Calibri" w:eastAsia="Calibri" w:hAnsi="Calibri"/>
+          <w:color w:val="1A1A1A"/>
+          <w:sz w:val="20"/>
+          <w:szCs w:val="20"/>
+        </w:rPr>
+        <w:t xml:space="preserve">A regression suite of 27 tests covers the parts that broke during development: register decoding and the physical sanity check that rejects a swapped word order, buffer ordering, event detection against load ripple, expiry of stale machine state, the battery charge floor, the dispatch plan never scoring worse than doing nothing, demand averaged over the billing window rather than instantaneously, advisory mode never actuating, critical loads never shed, and the interlock refusing a switch that comes too soon. Each test corresponds to a fault that was found by measurement rather than by reading the code.</w:t>
+      </w:r>
+    </w:p>
+    <w:p>
+      <w:pPr>
+        <w:spacing w:after="120"/>
+      </w:pPr>
+    </w:p>
+    <w:tbl>
+      <w:tblPr>
+        <w:tblW w:type="dxa" w:w="9360"/>
+        <w:tblBorders>
+          <w:top w:val="single" w:color="C9CFD8" w:sz="2"/>
+          <w:left w:val="single" w:color="0B5394" w:sz="18"/>
+          <w:bottom w:val="single" w:color="C9CFD8" w:sz="2"/>
+          <w:right w:val="single" w:color="C9CFD8" w:sz="2"/>
+          <w:insideH w:val="none"/>
+          <w:insideV w:val="none"/>
+        </w:tblBorders>
+      </w:tblPr>
+      <w:tblGrid>
+        <w:gridCol w:w="9360"/>
+      </w:tblGrid>
+      <w:tr>
+        <w:tc>
+          <w:tcPr>
+            <w:tcW w:type="dxa" w:w="9360"/>
+            <w:shd w:fill="F2F5F9" w:val="clear"/>
+            <w:tcMar>
+              <w:top w:type="dxa" w:w="130"/>
+              <w:left w:type="dxa" w:w="190"/>
+              <w:bottom w:type="dxa" w:w="130"/>
+              <w:right w:type="dxa" w:w="190"/>
+            </w:tcMar>
+          </w:tcPr>
+          <w:p>
+            <w:pPr>
+              <w:spacing w:after="70" w:line="264"/>
+            </w:pPr>
+            <w:r>
+              <w:rPr>
+                <w:rFonts w:ascii="Calibri" w:cs="Calibri" w:eastAsia="Calibri" w:hAnsi="Calibri"/>
+                <w:b/>
+                <w:bCs/>
+                <w:color w:val="0B5394"/>
+                <w:sz w:val="20"/>
+                <w:szCs w:val="20"/>
+              </w:rPr>
+              <w:t xml:space="preserve">No performance figures are quoted in this report</w:t>
+            </w:r>
+          </w:p>
+          <w:p>
+            <w:pPr>
+              <w:spacing w:after="60" w:line="264"/>
+            </w:pPr>
+            <w:r>
+              <w:rPr>
+                <w:rFonts w:ascii="Calibri" w:cs="Calibri" w:eastAsia="Calibri" w:hAnsi="Calibri"/>
+                <w:color w:val="1A1A1A"/>
+                <w:sz w:val="19"/>
+                <w:szCs w:val="19"/>
+              </w:rPr>
+              <w:t xml:space="preserve">Accuracy, savings and detection rates all describe how the system behaves against real machines on a real supply, and that measurement has not been taken yet. Numbers produced during development came from a simulator written to exercise the code, and a simulator can only confirm that the software does what it was told to do. Quoting them here would describe the simulator, not the plant.</w:t>
+            </w:r>
+          </w:p>
+          <w:p>
+            <w:pPr>
+              <w:spacing w:after="60" w:line="264"/>
+            </w:pPr>
+            <w:r>
+              <w:rPr>
+                <w:rFonts w:ascii="Calibri" w:cs="Calibri" w:eastAsia="Calibri" w:hAnsi="Calibri"/>
+                <w:color w:val="1A1A1A"/>
+                <w:sz w:val="19"/>
+                <w:szCs w:val="19"/>
+              </w:rPr>
+              <w:t xml:space="preserve">The table below is left blank deliberately. It is filled in from the bench described next, and not before.</w:t>
+            </w:r>
+          </w:p>
+        </w:tc>
+      </w:tr>
+    </w:tbl>
+    <w:p>
+      <w:pPr>
+        <w:spacing w:after="160"/>
+      </w:pPr>
+    </w:p>
+    <w:p>
+      <w:pPr>
+        <w:pStyle w:val="Heading2"/>
+        <w:spacing w:after="100" w:before="240"/>
+      </w:pPr>
+      <w:r>
+        <w:rPr>
+          <w:rFonts w:ascii="Calibri" w:cs="Calibri" w:eastAsia="Calibri" w:hAnsi="Calibri"/>
+          <w:b/>
+          <w:bCs/>
+          <w:color w:val="1A1A1A"/>
+          <w:sz w:val="23"/>
+          <w:szCs w:val="23"/>
+        </w:rPr>
+        <w:t xml:space="preserve">Proof of concept bench</w:t>
+      </w:r>
+    </w:p>
+    <w:p>
+      <w:pPr>
+        <w:spacing w:after="120" w:line="264"/>
+      </w:pPr>
+      <w:r>
+        <w:rPr>
+          <w:rFonts w:ascii="Calibri" w:cs="Calibri" w:eastAsia="Calibri" w:hAnsi="Calibri"/>
+          <w:color w:val="1A1A1A"/>
+          <w:sz w:val="20"/>
+          <w:szCs w:val="20"/>
+        </w:rPr>
+        <w:t xml:space="preserve">The bench is the meter wired to a single phase supply feeding a motor load, with the isolated converter and the contactor as drawn in figure 2. The procedure is ordered so that each step removes a class of failure before the next step can be confused by it.</w:t>
+      </w:r>
+    </w:p>
+    <w:p>
+      <w:pPr>
+        <w:pStyle w:val="ListParagraph"/>
+        <w:numPr>
+          <w:ilvl w:val="0"/>
+          <w:numId w:val="2"/>
+        </w:numPr>
+        <w:spacing w:after="90" w:line="264"/>
+      </w:pPr>
+      <w:r>
+        <w:rPr>
+          <w:rFonts w:ascii="Calibri" w:cs="Calibri" w:eastAsia="Calibri" w:hAnsi="Calibri"/>
+          <w:sz w:val="20"/>
+          <w:szCs w:val="20"/>
+        </w:rPr>
+        <w:t xml:space="preserve">Verify the meter answers on RS485 and that the register map is correct. The probe tool sweeps baud rates and addresses, decides word order from physics that must hold on any single phase supply, and prints readings to check against the meter's own display. A wrong register offset does not raise an error, it returns a plausible wrong number, so this step is not optional.</w:t>
+      </w:r>
+    </w:p>
+    <w:p>
+      <w:pPr>
+        <w:pStyle w:val="ListParagraph"/>
+        <w:numPr>
+          <w:ilvl w:val="0"/>
+          <w:numId w:val="2"/>
+        </w:numPr>
+        <w:spacing w:after="90" w:line="264"/>
+      </w:pPr>
+      <w:r>
+        <w:rPr>
+          <w:rFonts w:ascii="Calibri" w:cs="Calibri" w:eastAsia="Calibri" w:hAnsi="Calibri"/>
+          <w:sz w:val="20"/>
+          <w:szCs w:val="20"/>
+        </w:rPr>
+        <w:t xml:space="preserve">Record a baseline with the motor switching normally, and confirm that the node discovers it as a machine and that its step size matches what the meter reports.</w:t>
+      </w:r>
+    </w:p>
+    <w:p>
+      <w:pPr>
+        <w:pStyle w:val="ListParagraph"/>
+        <w:numPr>
+          <w:ilvl w:val="0"/>
+          <w:numId w:val="2"/>
+        </w:numPr>
+        <w:spacing w:after="90" w:line="264"/>
+      </w:pPr>
+      <w:r>
+        <w:rPr>
+          <w:rFonts w:ascii="Calibri" w:cs="Calibri" w:eastAsia="Calibri" w:hAnsi="Calibri"/>
+          <w:sz w:val="20"/>
+          <w:szCs w:val="20"/>
+        </w:rPr>
+        <w:t xml:space="preserve">Let the health model observe enough starts to leave its learning state, then change the machine's condition, for example by loading it more heavily or restricting its airflow, and record whether and when the health score responds.</w:t>
+      </w:r>
+    </w:p>
+    <w:p>
+      <w:pPr>
+        <w:pStyle w:val="ListParagraph"/>
+        <w:numPr>
+          <w:ilvl w:val="0"/>
+          <w:numId w:val="2"/>
+        </w:numPr>
+        <w:spacing w:after="90" w:line="264"/>
+      </w:pPr>
+      <w:r>
+        <w:rPr>
+          <w:rFonts w:ascii="Calibri" w:cs="Calibri" w:eastAsia="Calibri" w:hAnsi="Calibri"/>
+          <w:sz w:val="20"/>
+          <w:szCs w:val="20"/>
+        </w:rPr>
+        <w:t xml:space="preserve">Compare the forecast against what the plant actually drew over the following period.</w:t>
+      </w:r>
+    </w:p>
+    <w:p>
+      <w:pPr>
+        <w:pStyle w:val="ListParagraph"/>
+        <w:numPr>
+          <w:ilvl w:val="0"/>
+          <w:numId w:val="2"/>
+        </w:numPr>
+        <w:spacing w:after="90" w:line="264"/>
+      </w:pPr>
+      <w:r>
+        <w:rPr>
+          <w:rFonts w:ascii="Calibri" w:cs="Calibri" w:eastAsia="Calibri" w:hAnsi="Calibri"/>
+          <w:sz w:val="20"/>
+          <w:szCs w:val="20"/>
+        </w:rPr>
+        <w:t xml:space="preserve">Exercise the contactor through the interlock: confirm minimum dwell is enforced, confirm the switching rate cap holds, and confirm the contactor returns to closed when the Linux side is stopped.</w:t>
+      </w:r>
+    </w:p>
+    <w:p>
+      <w:pPr>
+        <w:spacing w:after="160"/>
+      </w:pPr>
+    </w:p>
+    <w:p>
+      <w:pPr>
+        <w:pStyle w:val="Heading2"/>
+        <w:spacing w:after="100" w:before="240"/>
+      </w:pPr>
+      <w:r>
+        <w:rPr>
+          <w:rFonts w:ascii="Calibri" w:cs="Calibri" w:eastAsia="Calibri" w:hAnsi="Calibri"/>
+          <w:b/>
+          <w:bCs/>
+          <w:color w:val="1A1A1A"/>
+          <w:sz w:val="23"/>
+          <w:szCs w:val="23"/>
+        </w:rPr>
+        <w:t xml:space="preserve">Results</w:t>
+      </w:r>
+    </w:p>
+    <w:p>
+      <w:pPr>
+        <w:spacing w:after="120" w:line="264"/>
+      </w:pPr>
+      <w:r>
+        <w:rPr>
+          <w:rFonts w:ascii="Calibri" w:cs="Calibri" w:eastAsia="Calibri" w:hAnsi="Calibri"/>
+          <w:i/>
+          <w:iCs/>
+          <w:color w:val="5A6270"/>
+          <w:sz w:val="20"/>
+          <w:szCs w:val="20"/>
+        </w:rPr>
+        <w:t xml:space="preserve">To be completed from the bench above. Record what was measured, not what was expected.</w:t>
+      </w:r>
+    </w:p>
+    <w:p>
+      <w:pPr>
+        <w:spacing w:after="60"/>
+      </w:pPr>
     </w:p>
     <w:tbl>
       <w:tblPr>
@@ -5585,9 +5842,9 @@
         </w:tblBorders>
       </w:tblPr>
       <w:tblGrid>
-        <w:gridCol w:w="3800"/>
-        <w:gridCol w:w="3060"/>
-        <w:gridCol w:w="2500"/>
+        <w:gridCol w:w="3500"/>
+        <w:gridCol w:w="3200"/>
+        <w:gridCol w:w="2660"/>
       </w:tblGrid>
       <w:tr>
         <w:trPr>
@@ -5595,7 +5852,7 @@
         </w:trPr>
         <w:tc>
           <w:tcPr>
-            <w:tcW w:type="dxa" w:w="3800"/>
+            <w:tcW w:type="dxa" w:w="3500"/>
             <w:shd w:fill="F2F5F9" w:val="clear"/>
             <w:tcMar>
               <w:top w:type="dxa" w:w="90"/>
@@ -5617,13 +5874,13 @@
                 <w:sz w:val="19"/>
                 <w:szCs w:val="19"/>
               </w:rPr>
-              <w:t xml:space="preserve">Machine (ground truth)</w:t>
-            </w:r>
-          </w:p>
-        </w:tc>
-        <w:tc>
-          <w:tcPr>
-            <w:tcW w:type="dxa" w:w="3060"/>
+              <w:t xml:space="preserve">Measurement</w:t>
+            </w:r>
+          </w:p>
+        </w:tc>
+        <w:tc>
+          <w:tcPr>
+            <w:tcW w:type="dxa" w:w="3200"/>
             <w:shd w:fill="F2F5F9" w:val="clear"/>
             <w:tcMar>
               <w:top w:type="dxa" w:w="90"/>
@@ -5645,13 +5902,13 @@
                 <w:sz w:val="19"/>
                 <w:szCs w:val="19"/>
               </w:rPr>
-              <w:t xml:space="preserve">Discovered</w:t>
-            </w:r>
-          </w:p>
-        </w:tc>
-        <w:tc>
-          <w:tcPr>
-            <w:tcW w:type="dxa" w:w="2500"/>
+              <w:t xml:space="preserve">Method</w:t>
+            </w:r>
+          </w:p>
+        </w:tc>
+        <w:tc>
+          <w:tcPr>
+            <w:tcW w:type="dxa" w:w="2660"/>
             <w:shd w:fill="F2F5F9" w:val="clear"/>
             <w:tcMar>
               <w:top w:type="dxa" w:w="90"/>
@@ -5673,7 +5930,7 @@
                 <w:sz w:val="19"/>
                 <w:szCs w:val="19"/>
               </w:rPr>
-              <w:t xml:space="preserve">Error</w:t>
+              <w:t xml:space="preserve">Result</w:t>
             </w:r>
           </w:p>
         </w:tc>
@@ -5681,76 +5938,76 @@
       <w:tr>
         <w:tc>
           <w:tcPr>
-            <w:tcW w:type="dxa" w:w="3800"/>
-            <w:tcMar>
-              <w:top w:type="dxa" w:w="80"/>
-              <w:left w:type="dxa" w:w="130"/>
-              <w:bottom w:type="dxa" w:w="80"/>
-              <w:right w:type="dxa" w:w="130"/>
-            </w:tcMar>
-          </w:tcPr>
-          <w:p>
-            <w:pPr>
-              <w:spacing w:after="0" w:line="264"/>
-            </w:pPr>
-            <w:r>
-              <w:rPr>
-                <w:rFonts w:ascii="Calibri" w:cs="Calibri" w:eastAsia="Calibri" w:hAnsi="Calibri"/>
-                <w:color w:val="1A1A1A"/>
-                <w:sz w:val="19"/>
-                <w:szCs w:val="19"/>
-              </w:rPr>
-              <w:t xml:space="preserve">Air compressor, 1500 W and 1047 VAr</w:t>
-            </w:r>
-          </w:p>
-        </w:tc>
-        <w:tc>
-          <w:tcPr>
-            <w:tcW w:type="dxa" w:w="3060"/>
-            <w:tcMar>
-              <w:top w:type="dxa" w:w="80"/>
-              <w:left w:type="dxa" w:w="130"/>
-              <w:bottom w:type="dxa" w:w="80"/>
-              <w:right w:type="dxa" w:w="130"/>
-            </w:tcMar>
-          </w:tcPr>
-          <w:p>
-            <w:pPr>
-              <w:spacing w:after="0" w:line="264"/>
-            </w:pPr>
-            <w:r>
-              <w:rPr>
-                <w:rFonts w:ascii="Calibri" w:cs="Calibri" w:eastAsia="Calibri" w:hAnsi="Calibri"/>
-                <w:color w:val="1A1A1A"/>
-                <w:sz w:val="19"/>
-                <w:szCs w:val="19"/>
-              </w:rPr>
-              <w:t xml:space="preserve">1511 W and 1054 VAr</w:t>
-            </w:r>
-          </w:p>
-        </w:tc>
-        <w:tc>
-          <w:tcPr>
-            <w:tcW w:type="dxa" w:w="2500"/>
-            <w:tcMar>
-              <w:top w:type="dxa" w:w="80"/>
-              <w:left w:type="dxa" w:w="130"/>
-              <w:bottom w:type="dxa" w:w="80"/>
-              <w:right w:type="dxa" w:w="130"/>
-            </w:tcMar>
-          </w:tcPr>
-          <w:p>
-            <w:pPr>
-              <w:spacing w:after="0" w:line="264"/>
-            </w:pPr>
-            <w:r>
-              <w:rPr>
-                <w:rFonts w:ascii="Calibri" w:cs="Calibri" w:eastAsia="Calibri" w:hAnsi="Calibri"/>
-                <w:color w:val="1A1A1A"/>
-                <w:sz w:val="19"/>
-                <w:szCs w:val="19"/>
-              </w:rPr>
-              <w:t xml:space="preserve">0.7% high</w:t>
+            <w:tcW w:type="dxa" w:w="3500"/>
+            <w:tcMar>
+              <w:top w:type="dxa" w:w="80"/>
+              <w:left w:type="dxa" w:w="130"/>
+              <w:bottom w:type="dxa" w:w="80"/>
+              <w:right w:type="dxa" w:w="130"/>
+            </w:tcMar>
+          </w:tcPr>
+          <w:p>
+            <w:pPr>
+              <w:spacing w:after="0" w:line="264"/>
+            </w:pPr>
+            <w:r>
+              <w:rPr>
+                <w:rFonts w:ascii="Calibri" w:cs="Calibri" w:eastAsia="Calibri" w:hAnsi="Calibri"/>
+                <w:color w:val="1A1A1A"/>
+                <w:sz w:val="19"/>
+                <w:szCs w:val="19"/>
+              </w:rPr>
+              <w:t xml:space="preserve">Meter register map verified against the display</w:t>
+            </w:r>
+          </w:p>
+        </w:tc>
+        <w:tc>
+          <w:tcPr>
+            <w:tcW w:type="dxa" w:w="3200"/>
+            <w:tcMar>
+              <w:top w:type="dxa" w:w="80"/>
+              <w:left w:type="dxa" w:w="130"/>
+              <w:bottom w:type="dxa" w:w="80"/>
+              <w:right w:type="dxa" w:w="130"/>
+            </w:tcMar>
+          </w:tcPr>
+          <w:p>
+            <w:pPr>
+              <w:spacing w:after="0" w:line="264"/>
+            </w:pPr>
+            <w:r>
+              <w:rPr>
+                <w:rFonts w:ascii="Calibri" w:cs="Calibri" w:eastAsia="Calibri" w:hAnsi="Calibri"/>
+                <w:color w:val="1A1A1A"/>
+                <w:sz w:val="19"/>
+                <w:szCs w:val="19"/>
+              </w:rPr>
+              <w:t xml:space="preserve">tools/probe_meter.py</w:t>
+            </w:r>
+          </w:p>
+        </w:tc>
+        <w:tc>
+          <w:tcPr>
+            <w:tcW w:type="dxa" w:w="2660"/>
+            <w:tcMar>
+              <w:top w:type="dxa" w:w="80"/>
+              <w:left w:type="dxa" w:w="130"/>
+              <w:bottom w:type="dxa" w:w="80"/>
+              <w:right w:type="dxa" w:w="130"/>
+            </w:tcMar>
+          </w:tcPr>
+          <w:p>
+            <w:pPr>
+              <w:spacing w:after="0" w:line="264"/>
+            </w:pPr>
+            <w:r>
+              <w:rPr>
+                <w:rFonts w:ascii="Calibri" w:cs="Calibri" w:eastAsia="Calibri" w:hAnsi="Calibri"/>
+                <w:color w:val="1A1A1A"/>
+                <w:sz w:val="19"/>
+                <w:szCs w:val="19"/>
+              </w:rPr>
+              <w:t xml:space="preserve"/>
             </w:r>
           </w:p>
         </w:tc>
@@ -5758,76 +6015,76 @@
       <w:tr>
         <w:tc>
           <w:tcPr>
-            <w:tcW w:type="dxa" w:w="3800"/>
-            <w:tcMar>
-              <w:top w:type="dxa" w:w="80"/>
-              <w:left w:type="dxa" w:w="130"/>
-              <w:bottom w:type="dxa" w:w="80"/>
-              <w:right w:type="dxa" w:w="130"/>
-            </w:tcMar>
-          </w:tcPr>
-          <w:p>
-            <w:pPr>
-              <w:spacing w:after="0" w:line="264"/>
-            </w:pPr>
-            <w:r>
-              <w:rPr>
-                <w:rFonts w:ascii="Calibri" w:cs="Calibri" w:eastAsia="Calibri" w:hAnsi="Calibri"/>
-                <w:color w:val="1A1A1A"/>
-                <w:sz w:val="19"/>
-                <w:szCs w:val="19"/>
-              </w:rPr>
-              <w:t xml:space="preserve">Coolant pump, 1350 W and 1227 VAr</w:t>
-            </w:r>
-          </w:p>
-        </w:tc>
-        <w:tc>
-          <w:tcPr>
-            <w:tcW w:type="dxa" w:w="3060"/>
-            <w:tcMar>
-              <w:top w:type="dxa" w:w="80"/>
-              <w:left w:type="dxa" w:w="130"/>
-              <w:bottom w:type="dxa" w:w="80"/>
-              <w:right w:type="dxa" w:w="130"/>
-            </w:tcMar>
-          </w:tcPr>
-          <w:p>
-            <w:pPr>
-              <w:spacing w:after="0" w:line="264"/>
-            </w:pPr>
-            <w:r>
-              <w:rPr>
-                <w:rFonts w:ascii="Calibri" w:cs="Calibri" w:eastAsia="Calibri" w:hAnsi="Calibri"/>
-                <w:color w:val="1A1A1A"/>
-                <w:sz w:val="19"/>
-                <w:szCs w:val="19"/>
-              </w:rPr>
-              <w:t xml:space="preserve">1361 W and 1236 VAr</w:t>
-            </w:r>
-          </w:p>
-        </w:tc>
-        <w:tc>
-          <w:tcPr>
-            <w:tcW w:type="dxa" w:w="2500"/>
-            <w:tcMar>
-              <w:top w:type="dxa" w:w="80"/>
-              <w:left w:type="dxa" w:w="130"/>
-              <w:bottom w:type="dxa" w:w="80"/>
-              <w:right w:type="dxa" w:w="130"/>
-            </w:tcMar>
-          </w:tcPr>
-          <w:p>
-            <w:pPr>
-              <w:spacing w:after="0" w:line="264"/>
-            </w:pPr>
-            <w:r>
-              <w:rPr>
-                <w:rFonts w:ascii="Calibri" w:cs="Calibri" w:eastAsia="Calibri" w:hAnsi="Calibri"/>
-                <w:color w:val="1A1A1A"/>
-                <w:sz w:val="19"/>
-                <w:szCs w:val="19"/>
-              </w:rPr>
-              <w:t xml:space="preserve">0.8% high</w:t>
+            <w:tcW w:type="dxa" w:w="3500"/>
+            <w:tcMar>
+              <w:top w:type="dxa" w:w="80"/>
+              <w:left w:type="dxa" w:w="130"/>
+              <w:bottom w:type="dxa" w:w="80"/>
+              <w:right w:type="dxa" w:w="130"/>
+            </w:tcMar>
+          </w:tcPr>
+          <w:p>
+            <w:pPr>
+              <w:spacing w:after="0" w:line="264"/>
+            </w:pPr>
+            <w:r>
+              <w:rPr>
+                <w:rFonts w:ascii="Calibri" w:cs="Calibri" w:eastAsia="Calibri" w:hAnsi="Calibri"/>
+                <w:color w:val="1A1A1A"/>
+                <w:sz w:val="19"/>
+                <w:szCs w:val="19"/>
+              </w:rPr>
+              <w:t xml:space="preserve">Machine discovered from the aggregate signal</w:t>
+            </w:r>
+          </w:p>
+        </w:tc>
+        <w:tc>
+          <w:tcPr>
+            <w:tcW w:type="dxa" w:w="3200"/>
+            <w:tcMar>
+              <w:top w:type="dxa" w:w="80"/>
+              <w:left w:type="dxa" w:w="130"/>
+              <w:bottom w:type="dxa" w:w="80"/>
+              <w:right w:type="dxa" w:w="130"/>
+            </w:tcMar>
+          </w:tcPr>
+          <w:p>
+            <w:pPr>
+              <w:spacing w:after="0" w:line="264"/>
+            </w:pPr>
+            <w:r>
+              <w:rPr>
+                <w:rFonts w:ascii="Calibri" w:cs="Calibri" w:eastAsia="Calibri" w:hAnsi="Calibri"/>
+                <w:color w:val="1A1A1A"/>
+                <w:sz w:val="19"/>
+                <w:szCs w:val="19"/>
+              </w:rPr>
+              <w:t xml:space="preserve">run the motor, watch the dashboard</w:t>
+            </w:r>
+          </w:p>
+        </w:tc>
+        <w:tc>
+          <w:tcPr>
+            <w:tcW w:type="dxa" w:w="2660"/>
+            <w:tcMar>
+              <w:top w:type="dxa" w:w="80"/>
+              <w:left w:type="dxa" w:w="130"/>
+              <w:bottom w:type="dxa" w:w="80"/>
+              <w:right w:type="dxa" w:w="130"/>
+            </w:tcMar>
+          </w:tcPr>
+          <w:p>
+            <w:pPr>
+              <w:spacing w:after="0" w:line="264"/>
+            </w:pPr>
+            <w:r>
+              <w:rPr>
+                <w:rFonts w:ascii="Calibri" w:cs="Calibri" w:eastAsia="Calibri" w:hAnsi="Calibri"/>
+                <w:color w:val="1A1A1A"/>
+                <w:sz w:val="19"/>
+                <w:szCs w:val="19"/>
+              </w:rPr>
+              <w:t xml:space="preserve"/>
             </w:r>
           </w:p>
         </w:tc>
@@ -5835,76 +6092,76 @@
       <w:tr>
         <w:tc>
           <w:tcPr>
-            <w:tcW w:type="dxa" w:w="3800"/>
-            <w:tcMar>
-              <w:top w:type="dxa" w:w="80"/>
-              <w:left w:type="dxa" w:w="130"/>
-              <w:bottom w:type="dxa" w:w="80"/>
-              <w:right w:type="dxa" w:w="130"/>
-            </w:tcMar>
-          </w:tcPr>
-          <w:p>
-            <w:pPr>
-              <w:spacing w:after="0" w:line="264"/>
-            </w:pPr>
-            <w:r>
-              <w:rPr>
-                <w:rFonts w:ascii="Calibri" w:cs="Calibri" w:eastAsia="Calibri" w:hAnsi="Calibri"/>
-                <w:color w:val="1A1A1A"/>
-                <w:sz w:val="19"/>
-                <w:szCs w:val="19"/>
-              </w:rPr>
-              <w:t xml:space="preserve">Lathe, 2200 W and 1305 VAr</w:t>
-            </w:r>
-          </w:p>
-        </w:tc>
-        <w:tc>
-          <w:tcPr>
-            <w:tcW w:type="dxa" w:w="3060"/>
-            <w:tcMar>
-              <w:top w:type="dxa" w:w="80"/>
-              <w:left w:type="dxa" w:w="130"/>
-              <w:bottom w:type="dxa" w:w="80"/>
-              <w:right w:type="dxa" w:w="130"/>
-            </w:tcMar>
-          </w:tcPr>
-          <w:p>
-            <w:pPr>
-              <w:spacing w:after="0" w:line="264"/>
-            </w:pPr>
-            <w:r>
-              <w:rPr>
-                <w:rFonts w:ascii="Calibri" w:cs="Calibri" w:eastAsia="Calibri" w:hAnsi="Calibri"/>
-                <w:color w:val="1A1A1A"/>
-                <w:sz w:val="19"/>
-                <w:szCs w:val="19"/>
-              </w:rPr>
-              <w:t xml:space="preserve">2268 W and 1347 VAr</w:t>
-            </w:r>
-          </w:p>
-        </w:tc>
-        <w:tc>
-          <w:tcPr>
-            <w:tcW w:type="dxa" w:w="2500"/>
-            <w:tcMar>
-              <w:top w:type="dxa" w:w="80"/>
-              <w:left w:type="dxa" w:w="130"/>
-              <w:bottom w:type="dxa" w:w="80"/>
-              <w:right w:type="dxa" w:w="130"/>
-            </w:tcMar>
-          </w:tcPr>
-          <w:p>
-            <w:pPr>
-              <w:spacing w:after="0" w:line="264"/>
-            </w:pPr>
-            <w:r>
-              <w:rPr>
-                <w:rFonts w:ascii="Calibri" w:cs="Calibri" w:eastAsia="Calibri" w:hAnsi="Calibri"/>
-                <w:color w:val="1A1A1A"/>
-                <w:sz w:val="19"/>
-                <w:szCs w:val="19"/>
-              </w:rPr>
-              <w:t xml:space="preserve">3.1% high</w:t>
+            <w:tcW w:type="dxa" w:w="3500"/>
+            <w:tcMar>
+              <w:top w:type="dxa" w:w="80"/>
+              <w:left w:type="dxa" w:w="130"/>
+              <w:bottom w:type="dxa" w:w="80"/>
+              <w:right w:type="dxa" w:w="130"/>
+            </w:tcMar>
+          </w:tcPr>
+          <w:p>
+            <w:pPr>
+              <w:spacing w:after="0" w:line="264"/>
+            </w:pPr>
+            <w:r>
+              <w:rPr>
+                <w:rFonts w:ascii="Calibri" w:cs="Calibri" w:eastAsia="Calibri" w:hAnsi="Calibri"/>
+                <w:color w:val="1A1A1A"/>
+                <w:sz w:val="19"/>
+                <w:szCs w:val="19"/>
+              </w:rPr>
+              <w:t xml:space="preserve">Step size reported against meter reading</w:t>
+            </w:r>
+          </w:p>
+        </w:tc>
+        <w:tc>
+          <w:tcPr>
+            <w:tcW w:type="dxa" w:w="3200"/>
+            <w:tcMar>
+              <w:top w:type="dxa" w:w="80"/>
+              <w:left w:type="dxa" w:w="130"/>
+              <w:bottom w:type="dxa" w:w="80"/>
+              <w:right w:type="dxa" w:w="130"/>
+            </w:tcMar>
+          </w:tcPr>
+          <w:p>
+            <w:pPr>
+              <w:spacing w:after="0" w:line="264"/>
+            </w:pPr>
+            <w:r>
+              <w:rPr>
+                <w:rFonts w:ascii="Calibri" w:cs="Calibri" w:eastAsia="Calibri" w:hAnsi="Calibri"/>
+                <w:color w:val="1A1A1A"/>
+                <w:sz w:val="19"/>
+                <w:szCs w:val="19"/>
+              </w:rPr>
+              <w:t xml:space="preserve">compare with the meter display</w:t>
+            </w:r>
+          </w:p>
+        </w:tc>
+        <w:tc>
+          <w:tcPr>
+            <w:tcW w:type="dxa" w:w="2660"/>
+            <w:tcMar>
+              <w:top w:type="dxa" w:w="80"/>
+              <w:left w:type="dxa" w:w="130"/>
+              <w:bottom w:type="dxa" w:w="80"/>
+              <w:right w:type="dxa" w:w="130"/>
+            </w:tcMar>
+          </w:tcPr>
+          <w:p>
+            <w:pPr>
+              <w:spacing w:after="0" w:line="264"/>
+            </w:pPr>
+            <w:r>
+              <w:rPr>
+                <w:rFonts w:ascii="Calibri" w:cs="Calibri" w:eastAsia="Calibri" w:hAnsi="Calibri"/>
+                <w:color w:val="1A1A1A"/>
+                <w:sz w:val="19"/>
+                <w:szCs w:val="19"/>
+              </w:rPr>
+              <w:t xml:space="preserve"/>
             </w:r>
           </w:p>
         </w:tc>
@@ -5912,76 +6169,76 @@
       <w:tr>
         <w:tc>
           <w:tcPr>
-            <w:tcW w:type="dxa" w:w="3800"/>
-            <w:tcMar>
-              <w:top w:type="dxa" w:w="80"/>
-              <w:left w:type="dxa" w:w="130"/>
-              <w:bottom w:type="dxa" w:w="80"/>
-              <w:right w:type="dxa" w:w="130"/>
-            </w:tcMar>
-          </w:tcPr>
-          <w:p>
-            <w:pPr>
-              <w:spacing w:after="0" w:line="264"/>
-            </w:pPr>
-            <w:r>
-              <w:rPr>
-                <w:rFonts w:ascii="Calibri" w:cs="Calibri" w:eastAsia="Calibri" w:hAnsi="Calibri"/>
-                <w:color w:val="1A1A1A"/>
-                <w:sz w:val="19"/>
-                <w:szCs w:val="19"/>
-              </w:rPr>
-              <w:t xml:space="preserve">Bench grinder, 750 W and 405 VAr</w:t>
-            </w:r>
-          </w:p>
-        </w:tc>
-        <w:tc>
-          <w:tcPr>
-            <w:tcW w:type="dxa" w:w="3060"/>
-            <w:tcMar>
-              <w:top w:type="dxa" w:w="80"/>
-              <w:left w:type="dxa" w:w="130"/>
-              <w:bottom w:type="dxa" w:w="80"/>
-              <w:right w:type="dxa" w:w="130"/>
-            </w:tcMar>
-          </w:tcPr>
-          <w:p>
-            <w:pPr>
-              <w:spacing w:after="0" w:line="264"/>
-            </w:pPr>
-            <w:r>
-              <w:rPr>
-                <w:rFonts w:ascii="Calibri" w:cs="Calibri" w:eastAsia="Calibri" w:hAnsi="Calibri"/>
-                <w:color w:val="1A1A1A"/>
-                <w:sz w:val="19"/>
-                <w:szCs w:val="19"/>
-              </w:rPr>
-              <w:t xml:space="preserve">760 W and 411 VAr</w:t>
-            </w:r>
-          </w:p>
-        </w:tc>
-        <w:tc>
-          <w:tcPr>
-            <w:tcW w:type="dxa" w:w="2500"/>
-            <w:tcMar>
-              <w:top w:type="dxa" w:w="80"/>
-              <w:left w:type="dxa" w:w="130"/>
-              <w:bottom w:type="dxa" w:w="80"/>
-              <w:right w:type="dxa" w:w="130"/>
-            </w:tcMar>
-          </w:tcPr>
-          <w:p>
-            <w:pPr>
-              <w:spacing w:after="0" w:line="264"/>
-            </w:pPr>
-            <w:r>
-              <w:rPr>
-                <w:rFonts w:ascii="Calibri" w:cs="Calibri" w:eastAsia="Calibri" w:hAnsi="Calibri"/>
-                <w:color w:val="1A1A1A"/>
-                <w:sz w:val="19"/>
-                <w:szCs w:val="19"/>
-              </w:rPr>
-              <w:t xml:space="preserve">1.3% high</w:t>
+            <w:tcW w:type="dxa" w:w="3500"/>
+            <w:tcMar>
+              <w:top w:type="dxa" w:w="80"/>
+              <w:left w:type="dxa" w:w="130"/>
+              <w:bottom w:type="dxa" w:w="80"/>
+              <w:right w:type="dxa" w:w="130"/>
+            </w:tcMar>
+          </w:tcPr>
+          <w:p>
+            <w:pPr>
+              <w:spacing w:after="0" w:line="264"/>
+            </w:pPr>
+            <w:r>
+              <w:rPr>
+                <w:rFonts w:ascii="Calibri" w:cs="Calibri" w:eastAsia="Calibri" w:hAnsi="Calibri"/>
+                <w:color w:val="1A1A1A"/>
+                <w:sz w:val="19"/>
+                <w:szCs w:val="19"/>
+              </w:rPr>
+              <w:t xml:space="preserve">Time taken for the machine to be confirmed</w:t>
+            </w:r>
+          </w:p>
+        </w:tc>
+        <w:tc>
+          <w:tcPr>
+            <w:tcW w:type="dxa" w:w="3200"/>
+            <w:tcMar>
+              <w:top w:type="dxa" w:w="80"/>
+              <w:left w:type="dxa" w:w="130"/>
+              <w:bottom w:type="dxa" w:w="80"/>
+              <w:right w:type="dxa" w:w="130"/>
+            </w:tcMar>
+          </w:tcPr>
+          <w:p>
+            <w:pPr>
+              <w:spacing w:after="0" w:line="264"/>
+            </w:pPr>
+            <w:r>
+              <w:rPr>
+                <w:rFonts w:ascii="Calibri" w:cs="Calibri" w:eastAsia="Calibri" w:hAnsi="Calibri"/>
+                <w:color w:val="1A1A1A"/>
+                <w:sz w:val="19"/>
+                <w:szCs w:val="19"/>
+              </w:rPr>
+              <w:t xml:space="preserve">from first start to confirmation</w:t>
+            </w:r>
+          </w:p>
+        </w:tc>
+        <w:tc>
+          <w:tcPr>
+            <w:tcW w:type="dxa" w:w="2660"/>
+            <w:tcMar>
+              <w:top w:type="dxa" w:w="80"/>
+              <w:left w:type="dxa" w:w="130"/>
+              <w:bottom w:type="dxa" w:w="80"/>
+              <w:right w:type="dxa" w:w="130"/>
+            </w:tcMar>
+          </w:tcPr>
+          <w:p>
+            <w:pPr>
+              <w:spacing w:after="0" w:line="264"/>
+            </w:pPr>
+            <w:r>
+              <w:rPr>
+                <w:rFonts w:ascii="Calibri" w:cs="Calibri" w:eastAsia="Calibri" w:hAnsi="Calibri"/>
+                <w:color w:val="1A1A1A"/>
+                <w:sz w:val="19"/>
+                <w:szCs w:val="19"/>
+              </w:rPr>
+              <w:t xml:space="preserve"/>
             </w:r>
           </w:p>
         </w:tc>
@@ -5989,76 +6246,76 @@
       <w:tr>
         <w:tc>
           <w:tcPr>
-            <w:tcW w:type="dxa" w:w="3800"/>
-            <w:tcMar>
-              <w:top w:type="dxa" w:w="80"/>
-              <w:left w:type="dxa" w:w="130"/>
-              <w:bottom w:type="dxa" w:w="80"/>
-              <w:right w:type="dxa" w:w="130"/>
-            </w:tcMar>
-          </w:tcPr>
-          <w:p>
-            <w:pPr>
-              <w:spacing w:after="0" w:line="264"/>
-            </w:pPr>
-            <w:r>
-              <w:rPr>
-                <w:rFonts w:ascii="Calibri" w:cs="Calibri" w:eastAsia="Calibri" w:hAnsi="Calibri"/>
-                <w:color w:val="1A1A1A"/>
-                <w:sz w:val="19"/>
-                <w:szCs w:val="19"/>
-              </w:rPr>
-              <w:t xml:space="preserve">Office load, 180 W and 71 VAr</w:t>
-            </w:r>
-          </w:p>
-        </w:tc>
-        <w:tc>
-          <w:tcPr>
-            <w:tcW w:type="dxa" w:w="3060"/>
-            <w:tcMar>
-              <w:top w:type="dxa" w:w="80"/>
-              <w:left w:type="dxa" w:w="130"/>
-              <w:bottom w:type="dxa" w:w="80"/>
-              <w:right w:type="dxa" w:w="130"/>
-            </w:tcMar>
-          </w:tcPr>
-          <w:p>
-            <w:pPr>
-              <w:spacing w:after="0" w:line="264"/>
-            </w:pPr>
-            <w:r>
-              <w:rPr>
-                <w:rFonts w:ascii="Calibri" w:cs="Calibri" w:eastAsia="Calibri" w:hAnsi="Calibri"/>
-                <w:color w:val="1A1A1A"/>
-                <w:sz w:val="19"/>
-                <w:szCs w:val="19"/>
-              </w:rPr>
-              <w:t xml:space="preserve">174 W and 84 VAr</w:t>
-            </w:r>
-          </w:p>
-        </w:tc>
-        <w:tc>
-          <w:tcPr>
-            <w:tcW w:type="dxa" w:w="2500"/>
-            <w:tcMar>
-              <w:top w:type="dxa" w:w="80"/>
-              <w:left w:type="dxa" w:w="130"/>
-              <w:bottom w:type="dxa" w:w="80"/>
-              <w:right w:type="dxa" w:w="130"/>
-            </w:tcMar>
-          </w:tcPr>
-          <w:p>
-            <w:pPr>
-              <w:spacing w:after="0" w:line="264"/>
-            </w:pPr>
-            <w:r>
-              <w:rPr>
-                <w:rFonts w:ascii="Calibri" w:cs="Calibri" w:eastAsia="Calibri" w:hAnsi="Calibri"/>
-                <w:color w:val="1A1A1A"/>
-                <w:sz w:val="19"/>
-                <w:szCs w:val="19"/>
-              </w:rPr>
-              <w:t xml:space="preserve">3.3% low</w:t>
+            <w:tcW w:type="dxa" w:w="3500"/>
+            <w:tcMar>
+              <w:top w:type="dxa" w:w="80"/>
+              <w:left w:type="dxa" w:w="130"/>
+              <w:bottom w:type="dxa" w:w="80"/>
+              <w:right w:type="dxa" w:w="130"/>
+            </w:tcMar>
+          </w:tcPr>
+          <w:p>
+            <w:pPr>
+              <w:spacing w:after="0" w:line="264"/>
+            </w:pPr>
+            <w:r>
+              <w:rPr>
+                <w:rFonts w:ascii="Calibri" w:cs="Calibri" w:eastAsia="Calibri" w:hAnsi="Calibri"/>
+                <w:color w:val="1A1A1A"/>
+                <w:sz w:val="19"/>
+                <w:szCs w:val="19"/>
+              </w:rPr>
+              <w:t xml:space="preserve">Health score response to a changed condition</w:t>
+            </w:r>
+          </w:p>
+        </w:tc>
+        <w:tc>
+          <w:tcPr>
+            <w:tcW w:type="dxa" w:w="3200"/>
+            <w:tcMar>
+              <w:top w:type="dxa" w:w="80"/>
+              <w:left w:type="dxa" w:w="130"/>
+              <w:bottom w:type="dxa" w:w="80"/>
+              <w:right w:type="dxa" w:w="130"/>
+            </w:tcMar>
+          </w:tcPr>
+          <w:p>
+            <w:pPr>
+              <w:spacing w:after="0" w:line="264"/>
+            </w:pPr>
+            <w:r>
+              <w:rPr>
+                <w:rFonts w:ascii="Calibri" w:cs="Calibri" w:eastAsia="Calibri" w:hAnsi="Calibri"/>
+                <w:color w:val="1A1A1A"/>
+                <w:sz w:val="19"/>
+                <w:szCs w:val="19"/>
+              </w:rPr>
+              <w:t xml:space="preserve">load or restrict the machine</w:t>
+            </w:r>
+          </w:p>
+        </w:tc>
+        <w:tc>
+          <w:tcPr>
+            <w:tcW w:type="dxa" w:w="2660"/>
+            <w:tcMar>
+              <w:top w:type="dxa" w:w="80"/>
+              <w:left w:type="dxa" w:w="130"/>
+              <w:bottom w:type="dxa" w:w="80"/>
+              <w:right w:type="dxa" w:w="130"/>
+            </w:tcMar>
+          </w:tcPr>
+          <w:p>
+            <w:pPr>
+              <w:spacing w:after="0" w:line="264"/>
+            </w:pPr>
+            <w:r>
+              <w:rPr>
+                <w:rFonts w:ascii="Calibri" w:cs="Calibri" w:eastAsia="Calibri" w:hAnsi="Calibri"/>
+                <w:color w:val="1A1A1A"/>
+                <w:sz w:val="19"/>
+                <w:szCs w:val="19"/>
+              </w:rPr>
+              <w:t xml:space="preserve"/>
             </w:r>
           </w:p>
         </w:tc>
@@ -6066,76 +6323,76 @@
       <w:tr>
         <w:tc>
           <w:tcPr>
-            <w:tcW w:type="dxa" w:w="3800"/>
-            <w:tcMar>
-              <w:top w:type="dxa" w:w="80"/>
-              <w:left w:type="dxa" w:w="130"/>
-              <w:bottom w:type="dxa" w:w="80"/>
-              <w:right w:type="dxa" w:w="130"/>
-            </w:tcMar>
-          </w:tcPr>
-          <w:p>
-            <w:pPr>
-              <w:spacing w:after="0" w:line="264"/>
-            </w:pPr>
-            <w:r>
-              <w:rPr>
-                <w:rFonts w:ascii="Calibri" w:cs="Calibri" w:eastAsia="Calibri" w:hAnsi="Calibri"/>
-                <w:color w:val="1A1A1A"/>
-                <w:sz w:val="19"/>
-                <w:szCs w:val="19"/>
-              </w:rPr>
-              <w:t xml:space="preserve">Exhaust fan, 340 W</w:t>
-            </w:r>
-          </w:p>
-        </w:tc>
-        <w:tc>
-          <w:tcPr>
-            <w:tcW w:type="dxa" w:w="3060"/>
-            <w:tcMar>
-              <w:top w:type="dxa" w:w="80"/>
-              <w:left w:type="dxa" w:w="130"/>
-              <w:bottom w:type="dxa" w:w="80"/>
-              <w:right w:type="dxa" w:w="130"/>
-            </w:tcMar>
-          </w:tcPr>
-          <w:p>
-            <w:pPr>
-              <w:spacing w:after="0" w:line="264"/>
-            </w:pPr>
-            <w:r>
-              <w:rPr>
-                <w:rFonts w:ascii="Calibri" w:cs="Calibri" w:eastAsia="Calibri" w:hAnsi="Calibri"/>
-                <w:color w:val="1A1A1A"/>
-                <w:sz w:val="19"/>
-                <w:szCs w:val="19"/>
-              </w:rPr>
-              <w:t xml:space="preserve">not recovered</w:t>
-            </w:r>
-          </w:p>
-        </w:tc>
-        <w:tc>
-          <w:tcPr>
-            <w:tcW w:type="dxa" w:w="2500"/>
-            <w:tcMar>
-              <w:top w:type="dxa" w:w="80"/>
-              <w:left w:type="dxa" w:w="130"/>
-              <w:bottom w:type="dxa" w:w="80"/>
-              <w:right w:type="dxa" w:w="130"/>
-            </w:tcMar>
-          </w:tcPr>
-          <w:p>
-            <w:pPr>
-              <w:spacing w:after="0" w:line="264"/>
-            </w:pPr>
-            <w:r>
-              <w:rPr>
-                <w:rFonts w:ascii="Calibri" w:cs="Calibri" w:eastAsia="Calibri" w:hAnsi="Calibri"/>
-                <w:color w:val="1A1A1A"/>
-                <w:sz w:val="19"/>
-                <w:szCs w:val="19"/>
-              </w:rPr>
-              <w:t xml:space="preserve">below threshold</w:t>
+            <w:tcW w:type="dxa" w:w="3500"/>
+            <w:tcMar>
+              <w:top w:type="dxa" w:w="80"/>
+              <w:left w:type="dxa" w:w="130"/>
+              <w:bottom w:type="dxa" w:w="80"/>
+              <w:right w:type="dxa" w:w="130"/>
+            </w:tcMar>
+          </w:tcPr>
+          <w:p>
+            <w:pPr>
+              <w:spacing w:after="0" w:line="264"/>
+            </w:pPr>
+            <w:r>
+              <w:rPr>
+                <w:rFonts w:ascii="Calibri" w:cs="Calibri" w:eastAsia="Calibri" w:hAnsi="Calibri"/>
+                <w:color w:val="1A1A1A"/>
+                <w:sz w:val="19"/>
+                <w:szCs w:val="19"/>
+              </w:rPr>
+              <w:t xml:space="preserve">Forecast error over the following period</w:t>
+            </w:r>
+          </w:p>
+        </w:tc>
+        <w:tc>
+          <w:tcPr>
+            <w:tcW w:type="dxa" w:w="3200"/>
+            <w:tcMar>
+              <w:top w:type="dxa" w:w="80"/>
+              <w:left w:type="dxa" w:w="130"/>
+              <w:bottom w:type="dxa" w:w="80"/>
+              <w:right w:type="dxa" w:w="130"/>
+            </w:tcMar>
+          </w:tcPr>
+          <w:p>
+            <w:pPr>
+              <w:spacing w:after="0" w:line="264"/>
+            </w:pPr>
+            <w:r>
+              <w:rPr>
+                <w:rFonts w:ascii="Calibri" w:cs="Calibri" w:eastAsia="Calibri" w:hAnsi="Calibri"/>
+                <w:color w:val="1A1A1A"/>
+                <w:sz w:val="19"/>
+                <w:szCs w:val="19"/>
+              </w:rPr>
+              <w:t xml:space="preserve">compare against measured demand</w:t>
+            </w:r>
+          </w:p>
+        </w:tc>
+        <w:tc>
+          <w:tcPr>
+            <w:tcW w:type="dxa" w:w="2660"/>
+            <w:tcMar>
+              <w:top w:type="dxa" w:w="80"/>
+              <w:left w:type="dxa" w:w="130"/>
+              <w:bottom w:type="dxa" w:w="80"/>
+              <w:right w:type="dxa" w:w="130"/>
+            </w:tcMar>
+          </w:tcPr>
+          <w:p>
+            <w:pPr>
+              <w:spacing w:after="0" w:line="264"/>
+            </w:pPr>
+            <w:r>
+              <w:rPr>
+                <w:rFonts w:ascii="Calibri" w:cs="Calibri" w:eastAsia="Calibri" w:hAnsi="Calibri"/>
+                <w:color w:val="1A1A1A"/>
+                <w:sz w:val="19"/>
+                <w:szCs w:val="19"/>
+              </w:rPr>
+              <w:t xml:space="preserve"/>
             </w:r>
           </w:p>
         </w:tc>
@@ -6143,253 +6400,76 @@
       <w:tr>
         <w:tc>
           <w:tcPr>
-            <w:tcW w:type="dxa" w:w="3800"/>
-            <w:tcMar>
-              <w:top w:type="dxa" w:w="80"/>
-              <w:left w:type="dxa" w:w="130"/>
-              <w:bottom w:type="dxa" w:w="80"/>
-              <w:right w:type="dxa" w:w="130"/>
-            </w:tcMar>
-          </w:tcPr>
-          <w:p>
-            <w:pPr>
-              <w:spacing w:after="0" w:line="264"/>
-            </w:pPr>
-            <w:r>
-              <w:rPr>
-                <w:rFonts w:ascii="Calibri" w:cs="Calibri" w:eastAsia="Calibri" w:hAnsi="Calibri"/>
-                <w:color w:val="1A1A1A"/>
-                <w:sz w:val="19"/>
-                <w:szCs w:val="19"/>
-              </w:rPr>
-              <w:t xml:space="preserve">Shop lighting, 420 W</w:t>
-            </w:r>
-          </w:p>
-        </w:tc>
-        <w:tc>
-          <w:tcPr>
-            <w:tcW w:type="dxa" w:w="3060"/>
-            <w:tcMar>
-              <w:top w:type="dxa" w:w="80"/>
-              <w:left w:type="dxa" w:w="130"/>
-              <w:bottom w:type="dxa" w:w="80"/>
-              <w:right w:type="dxa" w:w="130"/>
-            </w:tcMar>
-          </w:tcPr>
-          <w:p>
-            <w:pPr>
-              <w:spacing w:after="0" w:line="264"/>
-            </w:pPr>
-            <w:r>
-              <w:rPr>
-                <w:rFonts w:ascii="Calibri" w:cs="Calibri" w:eastAsia="Calibri" w:hAnsi="Calibri"/>
-                <w:color w:val="1A1A1A"/>
-                <w:sz w:val="19"/>
-                <w:szCs w:val="19"/>
-              </w:rPr>
-              <w:t xml:space="preserve">not recovered</w:t>
-            </w:r>
-          </w:p>
-        </w:tc>
-        <w:tc>
-          <w:tcPr>
-            <w:tcW w:type="dxa" w:w="2500"/>
-            <w:tcMar>
-              <w:top w:type="dxa" w:w="80"/>
-              <w:left w:type="dxa" w:w="130"/>
-              <w:bottom w:type="dxa" w:w="80"/>
-              <w:right w:type="dxa" w:w="130"/>
-            </w:tcMar>
-          </w:tcPr>
-          <w:p>
-            <w:pPr>
-              <w:spacing w:after="0" w:line="264"/>
-            </w:pPr>
-            <w:r>
-              <w:rPr>
-                <w:rFonts w:ascii="Calibri" w:cs="Calibri" w:eastAsia="Calibri" w:hAnsi="Calibri"/>
-                <w:color w:val="1A1A1A"/>
-                <w:sz w:val="19"/>
-                <w:szCs w:val="19"/>
-              </w:rPr>
-              <w:t xml:space="preserve">below threshold</w:t>
-            </w:r>
-          </w:p>
-        </w:tc>
-      </w:tr>
-    </w:tbl>
-    <w:p>
-      <w:pPr>
-        <w:spacing w:after="100"/>
-      </w:pPr>
-    </w:p>
-    <w:p>
-      <w:pPr>
-        <w:spacing w:after="120" w:line="264"/>
-      </w:pPr>
-      <w:r>
-        <w:rPr>
-          <w:rFonts w:ascii="Calibri" w:cs="Calibri" w:eastAsia="Calibri" w:hAnsi="Calibri"/>
-          <w:color w:val="5A6270"/>
-          <w:sz w:val="20"/>
-          <w:szCs w:val="20"/>
-        </w:rPr>
-        <w:t xml:space="preserve">The two misses are structural rather than a tuning failure. Both switch at shift boundaries, when the large motors have already raised the adaptive detection threshold above their step size. The unexplained residual is reported on the dashboard rather than hidden, because a disaggregation system that quietly under reports is worse than one that admits what it missed.</w:t>
-      </w:r>
-    </w:p>
-    <w:p>
-      <w:pPr>
-        <w:spacing w:after="160"/>
-      </w:pPr>
-    </w:p>
-    <w:p>
-      <w:pPr>
-        <w:pStyle w:val="Heading2"/>
-        <w:spacing w:after="100" w:before="240"/>
-      </w:pPr>
-      <w:r>
-        <w:rPr>
-          <w:rFonts w:ascii="Calibri" w:cs="Calibri" w:eastAsia="Calibri" w:hAnsi="Calibri"/>
-          <w:b/>
-          <w:bCs/>
-          <w:color w:val="1A1A1A"/>
-          <w:sz w:val="23"/>
-          <w:szCs w:val="23"/>
-        </w:rPr>
-        <w:t xml:space="preserve">Predictive maintenance: detected at 15% wear, with no fault data</w:t>
-      </w:r>
-    </w:p>
-    <w:tbl>
-      <w:tblPr>
-        <w:tblW w:type="dxa" w:w="9360"/>
-        <w:tblBorders>
-          <w:top w:val="single" w:color="C9CFD8" w:sz="4"/>
-          <w:left w:val="none"/>
-          <w:bottom w:val="single" w:color="C9CFD8" w:sz="4"/>
-          <w:right w:val="none"/>
-          <w:insideH w:val="single" w:color="C9CFD8" w:sz="2"/>
-          <w:insideV w:val="none"/>
-        </w:tblBorders>
-      </w:tblPr>
-      <w:tblGrid>
-        <w:gridCol w:w="2900"/>
-        <w:gridCol w:w="2400"/>
-        <w:gridCol w:w="1560"/>
-        <w:gridCol w:w="2500"/>
-      </w:tblGrid>
-      <w:tr>
-        <w:trPr>
-          <w:tblHeader/>
-        </w:trPr>
-        <w:tc>
-          <w:tcPr>
-            <w:tcW w:type="dxa" w:w="2900"/>
-            <w:shd w:fill="F2F5F9" w:val="clear"/>
-            <w:tcMar>
-              <w:top w:type="dxa" w:w="90"/>
-              <w:left w:type="dxa" w:w="130"/>
-              <w:bottom w:type="dxa" w:w="90"/>
-              <w:right w:type="dxa" w:w="130"/>
-            </w:tcMar>
-          </w:tcPr>
-          <w:p>
-            <w:pPr>
-              <w:spacing w:after="0" w:line="264"/>
-            </w:pPr>
-            <w:r>
-              <w:rPr>
-                <w:rFonts w:ascii="Calibri" w:cs="Calibri" w:eastAsia="Calibri" w:hAnsi="Calibri"/>
-                <w:b/>
-                <w:bCs/>
-                <w:color w:val="0B5394"/>
-                <w:sz w:val="19"/>
-                <w:szCs w:val="19"/>
-              </w:rPr>
-              <w:t xml:space="preserve">Condition</w:t>
-            </w:r>
-          </w:p>
-        </w:tc>
-        <w:tc>
-          <w:tcPr>
-            <w:tcW w:type="dxa" w:w="2400"/>
-            <w:shd w:fill="F2F5F9" w:val="clear"/>
-            <w:tcMar>
-              <w:top w:type="dxa" w:w="90"/>
-              <w:left w:type="dxa" w:w="130"/>
-              <w:bottom w:type="dxa" w:w="90"/>
-              <w:right w:type="dxa" w:w="130"/>
-            </w:tcMar>
-          </w:tcPr>
-          <w:p>
-            <w:pPr>
-              <w:spacing w:after="0" w:line="264"/>
-            </w:pPr>
-            <w:r>
-              <w:rPr>
-                <w:rFonts w:ascii="Calibri" w:cs="Calibri" w:eastAsia="Calibri" w:hAnsi="Calibri"/>
-                <w:b/>
-                <w:bCs/>
-                <w:color w:val="0B5394"/>
-                <w:sz w:val="19"/>
-                <w:szCs w:val="19"/>
-              </w:rPr>
-              <w:t xml:space="preserve">Compressor health</w:t>
-            </w:r>
-          </w:p>
-        </w:tc>
-        <w:tc>
-          <w:tcPr>
-            <w:tcW w:type="dxa" w:w="1560"/>
-            <w:shd w:fill="F2F5F9" w:val="clear"/>
-            <w:tcMar>
-              <w:top w:type="dxa" w:w="90"/>
-              <w:left w:type="dxa" w:w="130"/>
-              <w:bottom w:type="dxa" w:w="90"/>
-              <w:right w:type="dxa" w:w="130"/>
-            </w:tcMar>
-          </w:tcPr>
-          <w:p>
-            <w:pPr>
-              <w:spacing w:after="0" w:line="264"/>
-            </w:pPr>
-            <w:r>
-              <w:rPr>
-                <w:rFonts w:ascii="Calibri" w:cs="Calibri" w:eastAsia="Calibri" w:hAnsi="Calibri"/>
-                <w:b/>
-                <w:bCs/>
-                <w:color w:val="0B5394"/>
-                <w:sz w:val="19"/>
-                <w:szCs w:val="19"/>
-              </w:rPr>
-              <w:t xml:space="preserve">Alert</w:t>
-            </w:r>
-          </w:p>
-        </w:tc>
-        <w:tc>
-          <w:tcPr>
-            <w:tcW w:type="dxa" w:w="2500"/>
-            <w:shd w:fill="F2F5F9" w:val="clear"/>
-            <w:tcMar>
-              <w:top w:type="dxa" w:w="90"/>
-              <w:left w:type="dxa" w:w="130"/>
-              <w:bottom w:type="dxa" w:w="90"/>
-              <w:right w:type="dxa" w:w="130"/>
-            </w:tcMar>
-          </w:tcPr>
-          <w:p>
-            <w:pPr>
-              <w:spacing w:after="0" w:line="264"/>
-            </w:pPr>
-            <w:r>
-              <w:rPr>
-                <w:rFonts w:ascii="Calibri" w:cs="Calibri" w:eastAsia="Calibri" w:hAnsi="Calibri"/>
-                <w:b/>
-                <w:bCs/>
-                <w:color w:val="0B5394"/>
-                <w:sz w:val="19"/>
-                <w:szCs w:val="19"/>
-              </w:rPr>
-              <w:t xml:space="preserve">Other machines</w:t>
+            <w:tcW w:type="dxa" w:w="3500"/>
+            <w:tcMar>
+              <w:top w:type="dxa" w:w="80"/>
+              <w:left w:type="dxa" w:w="130"/>
+              <w:bottom w:type="dxa" w:w="80"/>
+              <w:right w:type="dxa" w:w="130"/>
+            </w:tcMar>
+          </w:tcPr>
+          <w:p>
+            <w:pPr>
+              <w:spacing w:after="0" w:line="264"/>
+            </w:pPr>
+            <w:r>
+              <w:rPr>
+                <w:rFonts w:ascii="Calibri" w:cs="Calibri" w:eastAsia="Calibri" w:hAnsi="Calibri"/>
+                <w:color w:val="1A1A1A"/>
+                <w:sz w:val="19"/>
+                <w:szCs w:val="19"/>
+              </w:rPr>
+              <w:t xml:space="preserve">Contactor interlock enforced</w:t>
+            </w:r>
+          </w:p>
+        </w:tc>
+        <w:tc>
+          <w:tcPr>
+            <w:tcW w:type="dxa" w:w="3200"/>
+            <w:tcMar>
+              <w:top w:type="dxa" w:w="80"/>
+              <w:left w:type="dxa" w:w="130"/>
+              <w:bottom w:type="dxa" w:w="80"/>
+              <w:right w:type="dxa" w:w="130"/>
+            </w:tcMar>
+          </w:tcPr>
+          <w:p>
+            <w:pPr>
+              <w:spacing w:after="0" w:line="264"/>
+            </w:pPr>
+            <w:r>
+              <w:rPr>
+                <w:rFonts w:ascii="Calibri" w:cs="Calibri" w:eastAsia="Calibri" w:hAnsi="Calibri"/>
+                <w:color w:val="1A1A1A"/>
+                <w:sz w:val="19"/>
+                <w:szCs w:val="19"/>
+              </w:rPr>
+              <w:t xml:space="preserve">attempt a switch inside the dwell time</w:t>
+            </w:r>
+          </w:p>
+        </w:tc>
+        <w:tc>
+          <w:tcPr>
+            <w:tcW w:type="dxa" w:w="2660"/>
+            <w:tcMar>
+              <w:top w:type="dxa" w:w="80"/>
+              <w:left w:type="dxa" w:w="130"/>
+              <w:bottom w:type="dxa" w:w="80"/>
+              <w:right w:type="dxa" w:w="130"/>
+            </w:tcMar>
+          </w:tcPr>
+          <w:p>
+            <w:pPr>
+              <w:spacing w:after="0" w:line="264"/>
+            </w:pPr>
+            <w:r>
+              <w:rPr>
+                <w:rFonts w:ascii="Calibri" w:cs="Calibri" w:eastAsia="Calibri" w:hAnsi="Calibri"/>
+                <w:color w:val="1A1A1A"/>
+                <w:sz w:val="19"/>
+                <w:szCs w:val="19"/>
+              </w:rPr>
+              <w:t xml:space="preserve"/>
             </w:r>
           </w:p>
         </w:tc>
@@ -6397,101 +6477,76 @@
       <w:tr>
         <w:tc>
           <w:tcPr>
-            <w:tcW w:type="dxa" w:w="2900"/>
-            <w:tcMar>
-              <w:top w:type="dxa" w:w="80"/>
-              <w:left w:type="dxa" w:w="130"/>
-              <w:bottom w:type="dxa" w:w="80"/>
-              <w:right w:type="dxa" w:w="130"/>
-            </w:tcMar>
-          </w:tcPr>
-          <w:p>
-            <w:pPr>
-              <w:spacing w:after="0" w:line="264"/>
-            </w:pPr>
-            <w:r>
-              <w:rPr>
-                <w:rFonts w:ascii="Calibri" w:cs="Calibri" w:eastAsia="Calibri" w:hAnsi="Calibri"/>
-                <w:color w:val="1A1A1A"/>
-                <w:sz w:val="19"/>
-                <w:szCs w:val="19"/>
-              </w:rPr>
-              <w:t xml:space="preserve">Healthy, baseline period</w:t>
-            </w:r>
-          </w:p>
-        </w:tc>
-        <w:tc>
-          <w:tcPr>
-            <w:tcW w:type="dxa" w:w="2400"/>
-            <w:tcMar>
-              <w:top w:type="dxa" w:w="80"/>
-              <w:left w:type="dxa" w:w="130"/>
-              <w:bottom w:type="dxa" w:w="80"/>
-              <w:right w:type="dxa" w:w="130"/>
-            </w:tcMar>
-          </w:tcPr>
-          <w:p>
-            <w:pPr>
-              <w:spacing w:after="0" w:line="264"/>
-            </w:pPr>
-            <w:r>
-              <w:rPr>
-                <w:rFonts w:ascii="Calibri" w:cs="Calibri" w:eastAsia="Calibri" w:hAnsi="Calibri"/>
-                <w:color w:val="1A1A1A"/>
-                <w:sz w:val="19"/>
-                <w:szCs w:val="19"/>
-              </w:rPr>
-              <w:t xml:space="preserve">81 out of 100</w:t>
-            </w:r>
-          </w:p>
-        </w:tc>
-        <w:tc>
-          <w:tcPr>
-            <w:tcW w:type="dxa" w:w="1560"/>
-            <w:tcMar>
-              <w:top w:type="dxa" w:w="80"/>
-              <w:left w:type="dxa" w:w="130"/>
-              <w:bottom w:type="dxa" w:w="80"/>
-              <w:right w:type="dxa" w:w="130"/>
-            </w:tcMar>
-          </w:tcPr>
-          <w:p>
-            <w:pPr>
-              <w:spacing w:after="0" w:line="264"/>
-            </w:pPr>
-            <w:r>
-              <w:rPr>
-                <w:rFonts w:ascii="Calibri" w:cs="Calibri" w:eastAsia="Calibri" w:hAnsi="Calibri"/>
-                <w:color w:val="1A1A1A"/>
-                <w:sz w:val="19"/>
-                <w:szCs w:val="19"/>
-              </w:rPr>
-              <w:t xml:space="preserve">no</w:t>
-            </w:r>
-          </w:p>
-        </w:tc>
-        <w:tc>
-          <w:tcPr>
-            <w:tcW w:type="dxa" w:w="2500"/>
-            <w:tcMar>
-              <w:top w:type="dxa" w:w="80"/>
-              <w:left w:type="dxa" w:w="130"/>
-              <w:bottom w:type="dxa" w:w="80"/>
-              <w:right w:type="dxa" w:w="130"/>
-            </w:tcMar>
-          </w:tcPr>
-          <w:p>
-            <w:pPr>
-              <w:spacing w:after="0" w:line="264"/>
-            </w:pPr>
-            <w:r>
-              <w:rPr>
-                <w:rFonts w:ascii="Calibri" w:cs="Calibri" w:eastAsia="Calibri" w:hAnsi="Calibri"/>
-                <w:color w:val="1A1A1A"/>
-                <w:sz w:val="19"/>
-                <w:szCs w:val="19"/>
-              </w:rPr>
-              <w:t xml:space="preserve">76 to 80</w:t>
+            <w:tcW w:type="dxa" w:w="3500"/>
+            <w:tcMar>
+              <w:top w:type="dxa" w:w="80"/>
+              <w:left w:type="dxa" w:w="130"/>
+              <w:bottom w:type="dxa" w:w="80"/>
+              <w:right w:type="dxa" w:w="130"/>
+            </w:tcMar>
+          </w:tcPr>
+          <w:p>
+            <w:pPr>
+              <w:spacing w:after="0" w:line="264"/>
+            </w:pPr>
+            <w:r>
+              <w:rPr>
+                <w:rFonts w:ascii="Calibri" w:cs="Calibri" w:eastAsia="Calibri" w:hAnsi="Calibri"/>
+                <w:color w:val="1A1A1A"/>
+                <w:sz w:val="19"/>
+                <w:szCs w:val="19"/>
+              </w:rPr>
+              <w:t xml:space="preserve">Contactor restored when the host is stopped</w:t>
+            </w:r>
+          </w:p>
+        </w:tc>
+        <w:tc>
+          <w:tcPr>
+            <w:tcW w:type="dxa" w:w="3200"/>
+            <w:tcMar>
+              <w:top w:type="dxa" w:w="80"/>
+              <w:left w:type="dxa" w:w="130"/>
+              <w:bottom w:type="dxa" w:w="80"/>
+              <w:right w:type="dxa" w:w="130"/>
+            </w:tcMar>
+          </w:tcPr>
+          <w:p>
+            <w:pPr>
+              <w:spacing w:after="0" w:line="264"/>
+            </w:pPr>
+            <w:r>
+              <w:rPr>
+                <w:rFonts w:ascii="Calibri" w:cs="Calibri" w:eastAsia="Calibri" w:hAnsi="Calibri"/>
+                <w:color w:val="1A1A1A"/>
+                <w:sz w:val="19"/>
+                <w:szCs w:val="19"/>
+              </w:rPr>
+              <w:t xml:space="preserve">stop the application, observe</w:t>
+            </w:r>
+          </w:p>
+        </w:tc>
+        <w:tc>
+          <w:tcPr>
+            <w:tcW w:type="dxa" w:w="2660"/>
+            <w:tcMar>
+              <w:top w:type="dxa" w:w="80"/>
+              <w:left w:type="dxa" w:w="130"/>
+              <w:bottom w:type="dxa" w:w="80"/>
+              <w:right w:type="dxa" w:w="130"/>
+            </w:tcMar>
+          </w:tcPr>
+          <w:p>
+            <w:pPr>
+              <w:spacing w:after="0" w:line="264"/>
+            </w:pPr>
+            <w:r>
+              <w:rPr>
+                <w:rFonts w:ascii="Calibri" w:cs="Calibri" w:eastAsia="Calibri" w:hAnsi="Calibri"/>
+                <w:color w:val="1A1A1A"/>
+                <w:sz w:val="19"/>
+                <w:szCs w:val="19"/>
+              </w:rPr>
+              <w:t xml:space="preserve"/>
             </w:r>
           </w:p>
         </w:tc>
@@ -6499,1539 +6554,7 @@
       <w:tr>
         <w:tc>
           <w:tcPr>
-            <w:tcW w:type="dxa" w:w="2900"/>
-            <w:tcMar>
-              <w:top w:type="dxa" w:w="80"/>
-              <w:left w:type="dxa" w:w="130"/>
-              <w:bottom w:type="dxa" w:w="80"/>
-              <w:right w:type="dxa" w:w="130"/>
-            </w:tcMar>
-          </w:tcPr>
-          <w:p>
-            <w:pPr>
-              <w:spacing w:after="0" w:line="264"/>
-            </w:pPr>
-            <w:r>
-              <w:rPr>
-                <w:rFonts w:ascii="Calibri" w:cs="Calibri" w:eastAsia="Calibri" w:hAnsi="Calibri"/>
-                <w:color w:val="1A1A1A"/>
-                <w:sz w:val="19"/>
-                <w:szCs w:val="19"/>
-              </w:rPr>
-              <w:t xml:space="preserve">Healthy, held out</w:t>
-            </w:r>
-          </w:p>
-        </w:tc>
-        <w:tc>
-          <w:tcPr>
-            <w:tcW w:type="dxa" w:w="2400"/>
-            <w:tcMar>
-              <w:top w:type="dxa" w:w="80"/>
-              <w:left w:type="dxa" w:w="130"/>
-              <w:bottom w:type="dxa" w:w="80"/>
-              <w:right w:type="dxa" w:w="130"/>
-            </w:tcMar>
-          </w:tcPr>
-          <w:p>
-            <w:pPr>
-              <w:spacing w:after="0" w:line="264"/>
-            </w:pPr>
-            <w:r>
-              <w:rPr>
-                <w:rFonts w:ascii="Calibri" w:cs="Calibri" w:eastAsia="Calibri" w:hAnsi="Calibri"/>
-                <w:color w:val="1A1A1A"/>
-                <w:sz w:val="19"/>
-                <w:szCs w:val="19"/>
-              </w:rPr>
-              <w:t xml:space="preserve">82 out of 100</w:t>
-            </w:r>
-          </w:p>
-        </w:tc>
-        <w:tc>
-          <w:tcPr>
-            <w:tcW w:type="dxa" w:w="1560"/>
-            <w:tcMar>
-              <w:top w:type="dxa" w:w="80"/>
-              <w:left w:type="dxa" w:w="130"/>
-              <w:bottom w:type="dxa" w:w="80"/>
-              <w:right w:type="dxa" w:w="130"/>
-            </w:tcMar>
-          </w:tcPr>
-          <w:p>
-            <w:pPr>
-              <w:spacing w:after="0" w:line="264"/>
-            </w:pPr>
-            <w:r>
-              <w:rPr>
-                <w:rFonts w:ascii="Calibri" w:cs="Calibri" w:eastAsia="Calibri" w:hAnsi="Calibri"/>
-                <w:color w:val="1A1A1A"/>
-                <w:sz w:val="19"/>
-                <w:szCs w:val="19"/>
-              </w:rPr>
-              <w:t xml:space="preserve">no</w:t>
-            </w:r>
-          </w:p>
-        </w:tc>
-        <w:tc>
-          <w:tcPr>
-            <w:tcW w:type="dxa" w:w="2500"/>
-            <w:tcMar>
-              <w:top w:type="dxa" w:w="80"/>
-              <w:left w:type="dxa" w:w="130"/>
-              <w:bottom w:type="dxa" w:w="80"/>
-              <w:right w:type="dxa" w:w="130"/>
-            </w:tcMar>
-          </w:tcPr>
-          <w:p>
-            <w:pPr>
-              <w:spacing w:after="0" w:line="264"/>
-            </w:pPr>
-            <w:r>
-              <w:rPr>
-                <w:rFonts w:ascii="Calibri" w:cs="Calibri" w:eastAsia="Calibri" w:hAnsi="Calibri"/>
-                <w:color w:val="1A1A1A"/>
-                <w:sz w:val="19"/>
-                <w:szCs w:val="19"/>
-              </w:rPr>
-              <w:t xml:space="preserve">76 to 80</w:t>
-            </w:r>
-          </w:p>
-        </w:tc>
-      </w:tr>
-      <w:tr>
-        <w:tc>
-          <w:tcPr>
-            <w:tcW w:type="dxa" w:w="2900"/>
-            <w:tcMar>
-              <w:top w:type="dxa" w:w="80"/>
-              <w:left w:type="dxa" w:w="130"/>
-              <w:bottom w:type="dxa" w:w="80"/>
-              <w:right w:type="dxa" w:w="130"/>
-            </w:tcMar>
-          </w:tcPr>
-          <w:p>
-            <w:pPr>
-              <w:spacing w:after="0" w:line="264"/>
-            </w:pPr>
-            <w:r>
-              <w:rPr>
-                <w:rFonts w:ascii="Calibri" w:cs="Calibri" w:eastAsia="Calibri" w:hAnsi="Calibri"/>
-                <w:color w:val="1A1A1A"/>
-                <w:sz w:val="19"/>
-                <w:szCs w:val="19"/>
-              </w:rPr>
-              <w:t xml:space="preserve">15% degradation</w:t>
-            </w:r>
-          </w:p>
-        </w:tc>
-        <w:tc>
-          <w:tcPr>
-            <w:tcW w:type="dxa" w:w="2400"/>
-            <w:tcMar>
-              <w:top w:type="dxa" w:w="80"/>
-              <w:left w:type="dxa" w:w="130"/>
-              <w:bottom w:type="dxa" w:w="80"/>
-              <w:right w:type="dxa" w:w="130"/>
-            </w:tcMar>
-          </w:tcPr>
-          <w:p>
-            <w:pPr>
-              <w:spacing w:after="0" w:line="264"/>
-            </w:pPr>
-            <w:r>
-              <w:rPr>
-                <w:rFonts w:ascii="Calibri" w:cs="Calibri" w:eastAsia="Calibri" w:hAnsi="Calibri"/>
-                <w:color w:val="1A1A1A"/>
-                <w:sz w:val="19"/>
-                <w:szCs w:val="19"/>
-              </w:rPr>
-              <w:t xml:space="preserve">0 out of 100</w:t>
-            </w:r>
-          </w:p>
-        </w:tc>
-        <w:tc>
-          <w:tcPr>
-            <w:tcW w:type="dxa" w:w="1560"/>
-            <w:tcMar>
-              <w:top w:type="dxa" w:w="80"/>
-              <w:left w:type="dxa" w:w="130"/>
-              <w:bottom w:type="dxa" w:w="80"/>
-              <w:right w:type="dxa" w:w="130"/>
-            </w:tcMar>
-          </w:tcPr>
-          <w:p>
-            <w:pPr>
-              <w:spacing w:after="0" w:line="264"/>
-            </w:pPr>
-            <w:r>
-              <w:rPr>
-                <w:rFonts w:ascii="Calibri" w:cs="Calibri" w:eastAsia="Calibri" w:hAnsi="Calibri"/>
-                <w:color w:val="1A1A1A"/>
-                <w:sz w:val="19"/>
-                <w:szCs w:val="19"/>
-              </w:rPr>
-              <w:t xml:space="preserve">ALERT</w:t>
-            </w:r>
-          </w:p>
-        </w:tc>
-        <w:tc>
-          <w:tcPr>
-            <w:tcW w:type="dxa" w:w="2500"/>
-            <w:tcMar>
-              <w:top w:type="dxa" w:w="80"/>
-              <w:left w:type="dxa" w:w="130"/>
-              <w:bottom w:type="dxa" w:w="80"/>
-              <w:right w:type="dxa" w:w="130"/>
-            </w:tcMar>
-          </w:tcPr>
-          <w:p>
-            <w:pPr>
-              <w:spacing w:after="0" w:line="264"/>
-            </w:pPr>
-            <w:r>
-              <w:rPr>
-                <w:rFonts w:ascii="Calibri" w:cs="Calibri" w:eastAsia="Calibri" w:hAnsi="Calibri"/>
-                <w:color w:val="1A1A1A"/>
-                <w:sz w:val="19"/>
-                <w:szCs w:val="19"/>
-              </w:rPr>
-              <w:t xml:space="preserve">76 to 80</w:t>
-            </w:r>
-          </w:p>
-        </w:tc>
-      </w:tr>
-      <w:tr>
-        <w:tc>
-          <w:tcPr>
-            <w:tcW w:type="dxa" w:w="2900"/>
-            <w:tcMar>
-              <w:top w:type="dxa" w:w="80"/>
-              <w:left w:type="dxa" w:w="130"/>
-              <w:bottom w:type="dxa" w:w="80"/>
-              <w:right w:type="dxa" w:w="130"/>
-            </w:tcMar>
-          </w:tcPr>
-          <w:p>
-            <w:pPr>
-              <w:spacing w:after="0" w:line="264"/>
-            </w:pPr>
-            <w:r>
-              <w:rPr>
-                <w:rFonts w:ascii="Calibri" w:cs="Calibri" w:eastAsia="Calibri" w:hAnsi="Calibri"/>
-                <w:color w:val="1A1A1A"/>
-                <w:sz w:val="19"/>
-                <w:szCs w:val="19"/>
-              </w:rPr>
-              <w:t xml:space="preserve">30% degradation</w:t>
-            </w:r>
-          </w:p>
-        </w:tc>
-        <w:tc>
-          <w:tcPr>
-            <w:tcW w:type="dxa" w:w="2400"/>
-            <w:tcMar>
-              <w:top w:type="dxa" w:w="80"/>
-              <w:left w:type="dxa" w:w="130"/>
-              <w:bottom w:type="dxa" w:w="80"/>
-              <w:right w:type="dxa" w:w="130"/>
-            </w:tcMar>
-          </w:tcPr>
-          <w:p>
-            <w:pPr>
-              <w:spacing w:after="0" w:line="264"/>
-            </w:pPr>
-            <w:r>
-              <w:rPr>
-                <w:rFonts w:ascii="Calibri" w:cs="Calibri" w:eastAsia="Calibri" w:hAnsi="Calibri"/>
-                <w:color w:val="1A1A1A"/>
-                <w:sz w:val="19"/>
-                <w:szCs w:val="19"/>
-              </w:rPr>
-              <w:t xml:space="preserve">0 out of 100</w:t>
-            </w:r>
-          </w:p>
-        </w:tc>
-        <w:tc>
-          <w:tcPr>
-            <w:tcW w:type="dxa" w:w="1560"/>
-            <w:tcMar>
-              <w:top w:type="dxa" w:w="80"/>
-              <w:left w:type="dxa" w:w="130"/>
-              <w:bottom w:type="dxa" w:w="80"/>
-              <w:right w:type="dxa" w:w="130"/>
-            </w:tcMar>
-          </w:tcPr>
-          <w:p>
-            <w:pPr>
-              <w:spacing w:after="0" w:line="264"/>
-            </w:pPr>
-            <w:r>
-              <w:rPr>
-                <w:rFonts w:ascii="Calibri" w:cs="Calibri" w:eastAsia="Calibri" w:hAnsi="Calibri"/>
-                <w:color w:val="1A1A1A"/>
-                <w:sz w:val="19"/>
-                <w:szCs w:val="19"/>
-              </w:rPr>
-              <w:t xml:space="preserve">ALERT</w:t>
-            </w:r>
-          </w:p>
-        </w:tc>
-        <w:tc>
-          <w:tcPr>
-            <w:tcW w:type="dxa" w:w="2500"/>
-            <w:tcMar>
-              <w:top w:type="dxa" w:w="80"/>
-              <w:left w:type="dxa" w:w="130"/>
-              <w:bottom w:type="dxa" w:w="80"/>
-              <w:right w:type="dxa" w:w="130"/>
-            </w:tcMar>
-          </w:tcPr>
-          <w:p>
-            <w:pPr>
-              <w:spacing w:after="0" w:line="264"/>
-            </w:pPr>
-            <w:r>
-              <w:rPr>
-                <w:rFonts w:ascii="Calibri" w:cs="Calibri" w:eastAsia="Calibri" w:hAnsi="Calibri"/>
-                <w:color w:val="1A1A1A"/>
-                <w:sz w:val="19"/>
-                <w:szCs w:val="19"/>
-              </w:rPr>
-              <w:t xml:space="preserve">76 to 80</w:t>
-            </w:r>
-          </w:p>
-        </w:tc>
-      </w:tr>
-      <w:tr>
-        <w:tc>
-          <w:tcPr>
-            <w:tcW w:type="dxa" w:w="2900"/>
-            <w:tcMar>
-              <w:top w:type="dxa" w:w="80"/>
-              <w:left w:type="dxa" w:w="130"/>
-              <w:bottom w:type="dxa" w:w="80"/>
-              <w:right w:type="dxa" w:w="130"/>
-            </w:tcMar>
-          </w:tcPr>
-          <w:p>
-            <w:pPr>
-              <w:spacing w:after="0" w:line="264"/>
-            </w:pPr>
-            <w:r>
-              <w:rPr>
-                <w:rFonts w:ascii="Calibri" w:cs="Calibri" w:eastAsia="Calibri" w:hAnsi="Calibri"/>
-                <w:color w:val="1A1A1A"/>
-                <w:sz w:val="19"/>
-                <w:szCs w:val="19"/>
-              </w:rPr>
-              <w:t xml:space="preserve">45% degradation</w:t>
-            </w:r>
-          </w:p>
-        </w:tc>
-        <w:tc>
-          <w:tcPr>
-            <w:tcW w:type="dxa" w:w="2400"/>
-            <w:tcMar>
-              <w:top w:type="dxa" w:w="80"/>
-              <w:left w:type="dxa" w:w="130"/>
-              <w:bottom w:type="dxa" w:w="80"/>
-              <w:right w:type="dxa" w:w="130"/>
-            </w:tcMar>
-          </w:tcPr>
-          <w:p>
-            <w:pPr>
-              <w:spacing w:after="0" w:line="264"/>
-            </w:pPr>
-            <w:r>
-              <w:rPr>
-                <w:rFonts w:ascii="Calibri" w:cs="Calibri" w:eastAsia="Calibri" w:hAnsi="Calibri"/>
-                <w:color w:val="1A1A1A"/>
-                <w:sz w:val="19"/>
-                <w:szCs w:val="19"/>
-              </w:rPr>
-              <w:t xml:space="preserve">0 out of 100</w:t>
-            </w:r>
-          </w:p>
-        </w:tc>
-        <w:tc>
-          <w:tcPr>
-            <w:tcW w:type="dxa" w:w="1560"/>
-            <w:tcMar>
-              <w:top w:type="dxa" w:w="80"/>
-              <w:left w:type="dxa" w:w="130"/>
-              <w:bottom w:type="dxa" w:w="80"/>
-              <w:right w:type="dxa" w:w="130"/>
-            </w:tcMar>
-          </w:tcPr>
-          <w:p>
-            <w:pPr>
-              <w:spacing w:after="0" w:line="264"/>
-            </w:pPr>
-            <w:r>
-              <w:rPr>
-                <w:rFonts w:ascii="Calibri" w:cs="Calibri" w:eastAsia="Calibri" w:hAnsi="Calibri"/>
-                <w:color w:val="1A1A1A"/>
-                <w:sz w:val="19"/>
-                <w:szCs w:val="19"/>
-              </w:rPr>
-              <w:t xml:space="preserve">ALERT</w:t>
-            </w:r>
-          </w:p>
-        </w:tc>
-        <w:tc>
-          <w:tcPr>
-            <w:tcW w:type="dxa" w:w="2500"/>
-            <w:tcMar>
-              <w:top w:type="dxa" w:w="80"/>
-              <w:left w:type="dxa" w:w="130"/>
-              <w:bottom w:type="dxa" w:w="80"/>
-              <w:right w:type="dxa" w:w="130"/>
-            </w:tcMar>
-          </w:tcPr>
-          <w:p>
-            <w:pPr>
-              <w:spacing w:after="0" w:line="264"/>
-            </w:pPr>
-            <w:r>
-              <w:rPr>
-                <w:rFonts w:ascii="Calibri" w:cs="Calibri" w:eastAsia="Calibri" w:hAnsi="Calibri"/>
-                <w:color w:val="1A1A1A"/>
-                <w:sz w:val="19"/>
-                <w:szCs w:val="19"/>
-              </w:rPr>
-              <w:t xml:space="preserve">76 to 80</w:t>
-            </w:r>
-          </w:p>
-        </w:tc>
-      </w:tr>
-    </w:tbl>
-    <w:p>
-      <w:pPr>
-        <w:spacing w:after="100"/>
-      </w:pPr>
-    </w:p>
-    <w:p>
-      <w:pPr>
-        <w:spacing w:after="120" w:line="264"/>
-      </w:pPr>
-      <w:r>
-        <w:rPr>
-          <w:rFonts w:ascii="Calibri" w:cs="Calibri" w:eastAsia="Calibri" w:hAnsi="Calibri"/>
-          <w:color w:val="5A6270"/>
-          <w:sz w:val="20"/>
-          <w:szCs w:val="20"/>
-        </w:rPr>
-        <w:t xml:space="preserve">The alarm is specific rather than a general drift. Every other machine stayed in its healthy band throughout. Operator facing output is a sentence, not a score: “power factor falling 0.0061 per day, check for a degrading motor or a failing capacitor” is actionable in a way that “anomaly score 0.42” is not.</w:t>
-      </w:r>
-    </w:p>
-    <w:p>
-      <w:pPr>
-        <w:spacing w:after="160"/>
-      </w:pPr>
-    </w:p>
-    <w:p>
-      <w:pPr>
-        <w:pStyle w:val="Heading2"/>
-        <w:spacing w:after="100" w:before="240"/>
-      </w:pPr>
-      <w:r>
-        <w:rPr>
-          <w:rFonts w:ascii="Calibri" w:cs="Calibri" w:eastAsia="Calibri" w:hAnsi="Calibri"/>
-          <w:b/>
-          <w:bCs/>
-          <w:color w:val="1A1A1A"/>
-          <w:sz w:val="23"/>
-          <w:szCs w:val="23"/>
-        </w:rPr>
-        <w:t xml:space="preserve">Forecasting: walk forward on 30% held out history</w:t>
-      </w:r>
-    </w:p>
-    <w:tbl>
-      <w:tblPr>
-        <w:tblW w:type="dxa" w:w="9360"/>
-        <w:tblBorders>
-          <w:top w:val="single" w:color="C9CFD8" w:sz="4"/>
-          <w:left w:val="none"/>
-          <w:bottom w:val="single" w:color="C9CFD8" w:sz="4"/>
-          <w:right w:val="none"/>
-          <w:insideH w:val="single" w:color="C9CFD8" w:sz="2"/>
-          <w:insideV w:val="none"/>
-        </w:tblBorders>
-      </w:tblPr>
-      <w:tblGrid>
-        <w:gridCol w:w="2400"/>
-        <w:gridCol w:w="2320"/>
-        <w:gridCol w:w="2320"/>
-        <w:gridCol w:w="2320"/>
-      </w:tblGrid>
-      <w:tr>
-        <w:trPr>
-          <w:tblHeader/>
-        </w:trPr>
-        <w:tc>
-          <w:tcPr>
-            <w:tcW w:type="dxa" w:w="2400"/>
-            <w:shd w:fill="F2F5F9" w:val="clear"/>
-            <w:tcMar>
-              <w:top w:type="dxa" w:w="90"/>
-              <w:left w:type="dxa" w:w="130"/>
-              <w:bottom w:type="dxa" w:w="90"/>
-              <w:right w:type="dxa" w:w="130"/>
-            </w:tcMar>
-          </w:tcPr>
-          <w:p>
-            <w:pPr>
-              <w:spacing w:after="0" w:line="264"/>
-            </w:pPr>
-            <w:r>
-              <w:rPr>
-                <w:rFonts w:ascii="Calibri" w:cs="Calibri" w:eastAsia="Calibri" w:hAnsi="Calibri"/>
-                <w:b/>
-                <w:bCs/>
-                <w:color w:val="0B5394"/>
-                <w:sz w:val="19"/>
-                <w:szCs w:val="19"/>
-              </w:rPr>
-              <w:t xml:space="preserve">Horizon</w:t>
-            </w:r>
-          </w:p>
-        </w:tc>
-        <w:tc>
-          <w:tcPr>
-            <w:tcW w:type="dxa" w:w="2320"/>
-            <w:shd w:fill="F2F5F9" w:val="clear"/>
-            <w:tcMar>
-              <w:top w:type="dxa" w:w="90"/>
-              <w:left w:type="dxa" w:w="130"/>
-              <w:bottom w:type="dxa" w:w="90"/>
-              <w:right w:type="dxa" w:w="130"/>
-            </w:tcMar>
-          </w:tcPr>
-          <w:p>
-            <w:pPr>
-              <w:spacing w:after="0" w:line="264"/>
-            </w:pPr>
-            <w:r>
-              <w:rPr>
-                <w:rFonts w:ascii="Calibri" w:cs="Calibri" w:eastAsia="Calibri" w:hAnsi="Calibri"/>
-                <w:b/>
-                <w:bCs/>
-                <w:color w:val="0B5394"/>
-                <w:sz w:val="19"/>
-                <w:szCs w:val="19"/>
-              </w:rPr>
-              <w:t xml:space="preserve">Model MAE</w:t>
-            </w:r>
-          </w:p>
-        </w:tc>
-        <w:tc>
-          <w:tcPr>
-            <w:tcW w:type="dxa" w:w="2320"/>
-            <w:shd w:fill="F2F5F9" w:val="clear"/>
-            <w:tcMar>
-              <w:top w:type="dxa" w:w="90"/>
-              <w:left w:type="dxa" w:w="130"/>
-              <w:bottom w:type="dxa" w:w="90"/>
-              <w:right w:type="dxa" w:w="130"/>
-            </w:tcMar>
-          </w:tcPr>
-          <w:p>
-            <w:pPr>
-              <w:spacing w:after="0" w:line="264"/>
-            </w:pPr>
-            <w:r>
-              <w:rPr>
-                <w:rFonts w:ascii="Calibri" w:cs="Calibri" w:eastAsia="Calibri" w:hAnsi="Calibri"/>
-                <w:b/>
-                <w:bCs/>
-                <w:color w:val="0B5394"/>
-                <w:sz w:val="19"/>
-                <w:szCs w:val="19"/>
-              </w:rPr>
-              <w:t xml:space="preserve">Persistence baseline</w:t>
-            </w:r>
-          </w:p>
-        </w:tc>
-        <w:tc>
-          <w:tcPr>
-            <w:tcW w:type="dxa" w:w="2320"/>
-            <w:shd w:fill="F2F5F9" w:val="clear"/>
-            <w:tcMar>
-              <w:top w:type="dxa" w:w="90"/>
-              <w:left w:type="dxa" w:w="130"/>
-              <w:bottom w:type="dxa" w:w="90"/>
-              <w:right w:type="dxa" w:w="130"/>
-            </w:tcMar>
-          </w:tcPr>
-          <w:p>
-            <w:pPr>
-              <w:spacing w:after="0" w:line="264"/>
-            </w:pPr>
-            <w:r>
-              <w:rPr>
-                <w:rFonts w:ascii="Calibri" w:cs="Calibri" w:eastAsia="Calibri" w:hAnsi="Calibri"/>
-                <w:b/>
-                <w:bCs/>
-                <w:color w:val="0B5394"/>
-                <w:sz w:val="19"/>
-                <w:szCs w:val="19"/>
-              </w:rPr>
-              <w:t xml:space="preserve">Percent of mean load</w:t>
-            </w:r>
-          </w:p>
-        </w:tc>
-      </w:tr>
-      <w:tr>
-        <w:tc>
-          <w:tcPr>
-            <w:tcW w:type="dxa" w:w="2400"/>
-            <w:tcMar>
-              <w:top w:type="dxa" w:w="80"/>
-              <w:left w:type="dxa" w:w="130"/>
-              <w:bottom w:type="dxa" w:w="80"/>
-              <w:right w:type="dxa" w:w="130"/>
-            </w:tcMar>
-          </w:tcPr>
-          <w:p>
-            <w:pPr>
-              <w:spacing w:after="0" w:line="264"/>
-            </w:pPr>
-            <w:r>
-              <w:rPr>
-                <w:rFonts w:ascii="Calibri" w:cs="Calibri" w:eastAsia="Calibri" w:hAnsi="Calibri"/>
-                <w:color w:val="1A1A1A"/>
-                <w:sz w:val="19"/>
-                <w:szCs w:val="19"/>
-              </w:rPr>
-              <w:t xml:space="preserve">15 minutes</w:t>
-            </w:r>
-          </w:p>
-        </w:tc>
-        <w:tc>
-          <w:tcPr>
-            <w:tcW w:type="dxa" w:w="2320"/>
-            <w:tcMar>
-              <w:top w:type="dxa" w:w="80"/>
-              <w:left w:type="dxa" w:w="130"/>
-              <w:bottom w:type="dxa" w:w="80"/>
-              <w:right w:type="dxa" w:w="130"/>
-            </w:tcMar>
-          </w:tcPr>
-          <w:p>
-            <w:pPr>
-              <w:spacing w:after="0" w:line="264"/>
-            </w:pPr>
-            <w:r>
-              <w:rPr>
-                <w:rFonts w:ascii="Calibri" w:cs="Calibri" w:eastAsia="Calibri" w:hAnsi="Calibri"/>
-                <w:color w:val="1A1A1A"/>
-                <w:sz w:val="19"/>
-                <w:szCs w:val="19"/>
-              </w:rPr>
-              <w:t xml:space="preserve">213 W</w:t>
-            </w:r>
-          </w:p>
-        </w:tc>
-        <w:tc>
-          <w:tcPr>
-            <w:tcW w:type="dxa" w:w="2320"/>
-            <w:tcMar>
-              <w:top w:type="dxa" w:w="80"/>
-              <w:left w:type="dxa" w:w="130"/>
-              <w:bottom w:type="dxa" w:w="80"/>
-              <w:right w:type="dxa" w:w="130"/>
-            </w:tcMar>
-          </w:tcPr>
-          <w:p>
-            <w:pPr>
-              <w:spacing w:after="0" w:line="264"/>
-            </w:pPr>
-            <w:r>
-              <w:rPr>
-                <w:rFonts w:ascii="Calibri" w:cs="Calibri" w:eastAsia="Calibri" w:hAnsi="Calibri"/>
-                <w:color w:val="1A1A1A"/>
-                <w:sz w:val="19"/>
-                <w:szCs w:val="19"/>
-              </w:rPr>
-              <w:t xml:space="preserve">506 W</w:t>
-            </w:r>
-          </w:p>
-        </w:tc>
-        <w:tc>
-          <w:tcPr>
-            <w:tcW w:type="dxa" w:w="2320"/>
-            <w:tcMar>
-              <w:top w:type="dxa" w:w="80"/>
-              <w:left w:type="dxa" w:w="130"/>
-              <w:bottom w:type="dxa" w:w="80"/>
-              <w:right w:type="dxa" w:w="130"/>
-            </w:tcMar>
-          </w:tcPr>
-          <w:p>
-            <w:pPr>
-              <w:spacing w:after="0" w:line="264"/>
-            </w:pPr>
-            <w:r>
-              <w:rPr>
-                <w:rFonts w:ascii="Calibri" w:cs="Calibri" w:eastAsia="Calibri" w:hAnsi="Calibri"/>
-                <w:color w:val="1A1A1A"/>
-                <w:sz w:val="19"/>
-                <w:szCs w:val="19"/>
-              </w:rPr>
-              <w:t xml:space="preserve">12.0%</w:t>
-            </w:r>
-          </w:p>
-        </w:tc>
-      </w:tr>
-      <w:tr>
-        <w:tc>
-          <w:tcPr>
-            <w:tcW w:type="dxa" w:w="2400"/>
-            <w:tcMar>
-              <w:top w:type="dxa" w:w="80"/>
-              <w:left w:type="dxa" w:w="130"/>
-              <w:bottom w:type="dxa" w:w="80"/>
-              <w:right w:type="dxa" w:w="130"/>
-            </w:tcMar>
-          </w:tcPr>
-          <w:p>
-            <w:pPr>
-              <w:spacing w:after="0" w:line="264"/>
-            </w:pPr>
-            <w:r>
-              <w:rPr>
-                <w:rFonts w:ascii="Calibri" w:cs="Calibri" w:eastAsia="Calibri" w:hAnsi="Calibri"/>
-                <w:color w:val="1A1A1A"/>
-                <w:sz w:val="19"/>
-                <w:szCs w:val="19"/>
-              </w:rPr>
-              <w:t xml:space="preserve">1 hour</w:t>
-            </w:r>
-          </w:p>
-        </w:tc>
-        <w:tc>
-          <w:tcPr>
-            <w:tcW w:type="dxa" w:w="2320"/>
-            <w:tcMar>
-              <w:top w:type="dxa" w:w="80"/>
-              <w:left w:type="dxa" w:w="130"/>
-              <w:bottom w:type="dxa" w:w="80"/>
-              <w:right w:type="dxa" w:w="130"/>
-            </w:tcMar>
-          </w:tcPr>
-          <w:p>
-            <w:pPr>
-              <w:spacing w:after="0" w:line="264"/>
-            </w:pPr>
-            <w:r>
-              <w:rPr>
-                <w:rFonts w:ascii="Calibri" w:cs="Calibri" w:eastAsia="Calibri" w:hAnsi="Calibri"/>
-                <w:color w:val="1A1A1A"/>
-                <w:sz w:val="19"/>
-                <w:szCs w:val="19"/>
-              </w:rPr>
-              <w:t xml:space="preserve">226 W</w:t>
-            </w:r>
-          </w:p>
-        </w:tc>
-        <w:tc>
-          <w:tcPr>
-            <w:tcW w:type="dxa" w:w="2320"/>
-            <w:tcMar>
-              <w:top w:type="dxa" w:w="80"/>
-              <w:left w:type="dxa" w:w="130"/>
-              <w:bottom w:type="dxa" w:w="80"/>
-              <w:right w:type="dxa" w:w="130"/>
-            </w:tcMar>
-          </w:tcPr>
-          <w:p>
-            <w:pPr>
-              <w:spacing w:after="0" w:line="264"/>
-            </w:pPr>
-            <w:r>
-              <w:rPr>
-                <w:rFonts w:ascii="Calibri" w:cs="Calibri" w:eastAsia="Calibri" w:hAnsi="Calibri"/>
-                <w:color w:val="1A1A1A"/>
-                <w:sz w:val="19"/>
-                <w:szCs w:val="19"/>
-              </w:rPr>
-              <w:t xml:space="preserve">615 W</w:t>
-            </w:r>
-          </w:p>
-        </w:tc>
-        <w:tc>
-          <w:tcPr>
-            <w:tcW w:type="dxa" w:w="2320"/>
-            <w:tcMar>
-              <w:top w:type="dxa" w:w="80"/>
-              <w:left w:type="dxa" w:w="130"/>
-              <w:bottom w:type="dxa" w:w="80"/>
-              <w:right w:type="dxa" w:w="130"/>
-            </w:tcMar>
-          </w:tcPr>
-          <w:p>
-            <w:pPr>
-              <w:spacing w:after="0" w:line="264"/>
-            </w:pPr>
-            <w:r>
-              <w:rPr>
-                <w:rFonts w:ascii="Calibri" w:cs="Calibri" w:eastAsia="Calibri" w:hAnsi="Calibri"/>
-                <w:color w:val="1A1A1A"/>
-                <w:sz w:val="19"/>
-                <w:szCs w:val="19"/>
-              </w:rPr>
-              <w:t xml:space="preserve">12.7%</w:t>
-            </w:r>
-          </w:p>
-        </w:tc>
-      </w:tr>
-      <w:tr>
-        <w:tc>
-          <w:tcPr>
-            <w:tcW w:type="dxa" w:w="2400"/>
-            <w:tcMar>
-              <w:top w:type="dxa" w:w="80"/>
-              <w:left w:type="dxa" w:w="130"/>
-              <w:bottom w:type="dxa" w:w="80"/>
-              <w:right w:type="dxa" w:w="130"/>
-            </w:tcMar>
-          </w:tcPr>
-          <w:p>
-            <w:pPr>
-              <w:spacing w:after="0" w:line="264"/>
-            </w:pPr>
-            <w:r>
-              <w:rPr>
-                <w:rFonts w:ascii="Calibri" w:cs="Calibri" w:eastAsia="Calibri" w:hAnsi="Calibri"/>
-                <w:color w:val="1A1A1A"/>
-                <w:sz w:val="19"/>
-                <w:szCs w:val="19"/>
-              </w:rPr>
-              <w:t xml:space="preserve">24 hours</w:t>
-            </w:r>
-          </w:p>
-        </w:tc>
-        <w:tc>
-          <w:tcPr>
-            <w:tcW w:type="dxa" w:w="2320"/>
-            <w:tcMar>
-              <w:top w:type="dxa" w:w="80"/>
-              <w:left w:type="dxa" w:w="130"/>
-              <w:bottom w:type="dxa" w:w="80"/>
-              <w:right w:type="dxa" w:w="130"/>
-            </w:tcMar>
-          </w:tcPr>
-          <w:p>
-            <w:pPr>
-              <w:spacing w:after="0" w:line="264"/>
-            </w:pPr>
-            <w:r>
-              <w:rPr>
-                <w:rFonts w:ascii="Calibri" w:cs="Calibri" w:eastAsia="Calibri" w:hAnsi="Calibri"/>
-                <w:color w:val="1A1A1A"/>
-                <w:sz w:val="19"/>
-                <w:szCs w:val="19"/>
-              </w:rPr>
-              <w:t xml:space="preserve">277 W</w:t>
-            </w:r>
-          </w:p>
-        </w:tc>
-        <w:tc>
-          <w:tcPr>
-            <w:tcW w:type="dxa" w:w="2320"/>
-            <w:tcMar>
-              <w:top w:type="dxa" w:w="80"/>
-              <w:left w:type="dxa" w:w="130"/>
-              <w:bottom w:type="dxa" w:w="80"/>
-              <w:right w:type="dxa" w:w="130"/>
-            </w:tcMar>
-          </w:tcPr>
-          <w:p>
-            <w:pPr>
-              <w:spacing w:after="0" w:line="264"/>
-            </w:pPr>
-            <w:r>
-              <w:rPr>
-                <w:rFonts w:ascii="Calibri" w:cs="Calibri" w:eastAsia="Calibri" w:hAnsi="Calibri"/>
-                <w:color w:val="1A1A1A"/>
-                <w:sz w:val="19"/>
-                <w:szCs w:val="19"/>
-              </w:rPr>
-              <w:t xml:space="preserve">307 W</w:t>
-            </w:r>
-          </w:p>
-        </w:tc>
-        <w:tc>
-          <w:tcPr>
-            <w:tcW w:type="dxa" w:w="2320"/>
-            <w:tcMar>
-              <w:top w:type="dxa" w:w="80"/>
-              <w:left w:type="dxa" w:w="130"/>
-              <w:bottom w:type="dxa" w:w="80"/>
-              <w:right w:type="dxa" w:w="130"/>
-            </w:tcMar>
-          </w:tcPr>
-          <w:p>
-            <w:pPr>
-              <w:spacing w:after="0" w:line="264"/>
-            </w:pPr>
-            <w:r>
-              <w:rPr>
-                <w:rFonts w:ascii="Calibri" w:cs="Calibri" w:eastAsia="Calibri" w:hAnsi="Calibri"/>
-                <w:color w:val="1A1A1A"/>
-                <w:sz w:val="19"/>
-                <w:szCs w:val="19"/>
-              </w:rPr>
-              <w:t xml:space="preserve">15.6%</w:t>
-            </w:r>
-          </w:p>
-        </w:tc>
-      </w:tr>
-    </w:tbl>
-    <w:p>
-      <w:pPr>
-        <w:spacing w:after="100"/>
-      </w:pPr>
-    </w:p>
-    <w:p>
-      <w:pPr>
-        <w:spacing w:after="120" w:line="264"/>
-      </w:pPr>
-      <w:r>
-        <w:rPr>
-          <w:rFonts w:ascii="Calibri" w:cs="Calibri" w:eastAsia="Calibri" w:hAnsi="Calibri"/>
-          <w:color w:val="5A6270"/>
-          <w:sz w:val="20"/>
-          <w:szCs w:val="20"/>
-        </w:rPr>
-        <w:t xml:space="preserve">The 24 hour margin is thin because same time yesterday is genuinely strong for a scheduled workshop. The model earns its place on the short horizons that drive charge decisions, and by handling weekends.</w:t>
-      </w:r>
-    </w:p>
-    <w:p>
-      <w:pPr>
-        <w:spacing w:after="160"/>
-      </w:pPr>
-    </w:p>
-    <w:p>
-      <w:pPr>
-        <w:pStyle w:val="Heading2"/>
-        <w:spacing w:after="100" w:before="240"/>
-      </w:pPr>
-      <w:r>
-        <w:rPr>
-          <w:rFonts w:ascii="Calibri" w:cs="Calibri" w:eastAsia="Calibri" w:hAnsi="Calibri"/>
-          <w:b/>
-          <w:bCs/>
-          <w:color w:val="1A1A1A"/>
-          <w:sz w:val="23"/>
-          <w:szCs w:val="23"/>
-        </w:rPr>
-        <w:t xml:space="preserve">Dispatch economics, and the most interesting result in the project</w:t>
-      </w:r>
-    </w:p>
-    <w:tbl>
-      <w:tblPr>
-        <w:tblW w:type="dxa" w:w="9360"/>
-        <w:tblBorders>
-          <w:top w:val="single" w:color="C9CFD8" w:sz="4"/>
-          <w:left w:val="none"/>
-          <w:bottom w:val="single" w:color="C9CFD8" w:sz="4"/>
-          <w:right w:val="none"/>
-          <w:insideH w:val="single" w:color="C9CFD8" w:sz="2"/>
-          <w:insideV w:val="none"/>
-        </w:tblBorders>
-      </w:tblPr>
-      <w:tblGrid>
-        <w:gridCol w:w="3800"/>
-        <w:gridCol w:w="3060"/>
-        <w:gridCol w:w="2500"/>
-      </w:tblGrid>
-      <w:tr>
-        <w:trPr>
-          <w:tblHeader/>
-        </w:trPr>
-        <w:tc>
-          <w:tcPr>
-            <w:tcW w:type="dxa" w:w="3800"/>
-            <w:shd w:fill="F2F5F9" w:val="clear"/>
-            <w:tcMar>
-              <w:top w:type="dxa" w:w="90"/>
-              <w:left w:type="dxa" w:w="130"/>
-              <w:bottom w:type="dxa" w:w="90"/>
-              <w:right w:type="dxa" w:w="130"/>
-            </w:tcMar>
-          </w:tcPr>
-          <w:p>
-            <w:pPr>
-              <w:spacing w:after="0" w:line="264"/>
-            </w:pPr>
-            <w:r>
-              <w:rPr>
-                <w:rFonts w:ascii="Calibri" w:cs="Calibri" w:eastAsia="Calibri" w:hAnsi="Calibri"/>
-                <w:b/>
-                <w:bCs/>
-                <w:color w:val="0B5394"/>
-                <w:sz w:val="19"/>
-                <w:szCs w:val="19"/>
-              </w:rPr>
-              <w:t xml:space="preserve">Scenario</w:t>
-            </w:r>
-          </w:p>
-        </w:tc>
-        <w:tc>
-          <w:tcPr>
-            <w:tcW w:type="dxa" w:w="3060"/>
-            <w:shd w:fill="F2F5F9" w:val="clear"/>
-            <w:tcMar>
-              <w:top w:type="dxa" w:w="90"/>
-              <w:left w:type="dxa" w:w="130"/>
-              <w:bottom w:type="dxa" w:w="90"/>
-              <w:right w:type="dxa" w:w="130"/>
-            </w:tcMar>
-          </w:tcPr>
-          <w:p>
-            <w:pPr>
-              <w:spacing w:after="0" w:line="264"/>
-            </w:pPr>
-            <w:r>
-              <w:rPr>
-                <w:rFonts w:ascii="Calibri" w:cs="Calibri" w:eastAsia="Calibri" w:hAnsi="Calibri"/>
-                <w:b/>
-                <w:bCs/>
-                <w:color w:val="0B5394"/>
-                <w:sz w:val="19"/>
-                <w:szCs w:val="19"/>
-              </w:rPr>
-              <w:t xml:space="preserve">Saving</w:t>
-            </w:r>
-          </w:p>
-        </w:tc>
-        <w:tc>
-          <w:tcPr>
-            <w:tcW w:type="dxa" w:w="2500"/>
-            <w:shd w:fill="F2F5F9" w:val="clear"/>
-            <w:tcMar>
-              <w:top w:type="dxa" w:w="90"/>
-              <w:left w:type="dxa" w:w="130"/>
-              <w:bottom w:type="dxa" w:w="90"/>
-              <w:right w:type="dxa" w:w="130"/>
-            </w:tcMar>
-          </w:tcPr>
-          <w:p>
-            <w:pPr>
-              <w:spacing w:after="0" w:line="264"/>
-            </w:pPr>
-            <w:r>
-              <w:rPr>
-                <w:rFonts w:ascii="Calibri" w:cs="Calibri" w:eastAsia="Calibri" w:hAnsi="Calibri"/>
-                <w:b/>
-                <w:bCs/>
-                <w:color w:val="0B5394"/>
-                <w:sz w:val="19"/>
-                <w:szCs w:val="19"/>
-              </w:rPr>
-              <w:t xml:space="preserve">Battery throughput</w:t>
-            </w:r>
-          </w:p>
-        </w:tc>
-      </w:tr>
-      <w:tr>
-        <w:tc>
-          <w:tcPr>
-            <w:tcW w:type="dxa" w:w="3800"/>
-            <w:tcMar>
-              <w:top w:type="dxa" w:w="80"/>
-              <w:left w:type="dxa" w:w="130"/>
-              <w:bottom w:type="dxa" w:w="80"/>
-              <w:right w:type="dxa" w:w="130"/>
-            </w:tcMar>
-          </w:tcPr>
-          <w:p>
-            <w:pPr>
-              <w:spacing w:after="0" w:line="264"/>
-            </w:pPr>
-            <w:r>
-              <w:rPr>
-                <w:rFonts w:ascii="Calibri" w:cs="Calibri" w:eastAsia="Calibri" w:hAnsi="Calibri"/>
-                <w:color w:val="1A1A1A"/>
-                <w:sz w:val="19"/>
-                <w:szCs w:val="19"/>
-              </w:rPr>
-              <w:t xml:space="preserve">Surplus solar, standard battery</w:t>
-            </w:r>
-          </w:p>
-        </w:tc>
-        <w:tc>
-          <w:tcPr>
-            <w:tcW w:type="dxa" w:w="3060"/>
-            <w:tcMar>
-              <w:top w:type="dxa" w:w="80"/>
-              <w:left w:type="dxa" w:w="130"/>
-              <w:bottom w:type="dxa" w:w="80"/>
-              <w:right w:type="dxa" w:w="130"/>
-            </w:tcMar>
-          </w:tcPr>
-          <w:p>
-            <w:pPr>
-              <w:spacing w:after="0" w:line="264"/>
-            </w:pPr>
-            <w:r>
-              <w:rPr>
-                <w:rFonts w:ascii="Calibri" w:cs="Calibri" w:eastAsia="Calibri" w:hAnsi="Calibri"/>
-                <w:color w:val="1A1A1A"/>
-                <w:sz w:val="19"/>
-                <w:szCs w:val="19"/>
-              </w:rPr>
-              <w:t xml:space="preserve">Rs 0.00, declines to cycle</w:t>
-            </w:r>
-          </w:p>
-        </w:tc>
-        <w:tc>
-          <w:tcPr>
-            <w:tcW w:type="dxa" w:w="2500"/>
-            <w:tcMar>
-              <w:top w:type="dxa" w:w="80"/>
-              <w:left w:type="dxa" w:w="130"/>
-              <w:bottom w:type="dxa" w:w="80"/>
-              <w:right w:type="dxa" w:w="130"/>
-            </w:tcMar>
-          </w:tcPr>
-          <w:p>
-            <w:pPr>
-              <w:spacing w:after="0" w:line="264"/>
-            </w:pPr>
-            <w:r>
-              <w:rPr>
-                <w:rFonts w:ascii="Calibri" w:cs="Calibri" w:eastAsia="Calibri" w:hAnsi="Calibri"/>
-                <w:color w:val="1A1A1A"/>
-                <w:sz w:val="19"/>
-                <w:szCs w:val="19"/>
-              </w:rPr>
-              <w:t xml:space="preserve">0.00 kWh</w:t>
-            </w:r>
-          </w:p>
-        </w:tc>
-      </w:tr>
-      <w:tr>
-        <w:tc>
-          <w:tcPr>
-            <w:tcW w:type="dxa" w:w="3800"/>
-            <w:tcMar>
-              <w:top w:type="dxa" w:w="80"/>
-              <w:left w:type="dxa" w:w="130"/>
-              <w:bottom w:type="dxa" w:w="80"/>
-              <w:right w:type="dxa" w:w="130"/>
-            </w:tcMar>
-          </w:tcPr>
-          <w:p>
-            <w:pPr>
-              <w:spacing w:after="0" w:line="264"/>
-            </w:pPr>
-            <w:r>
-              <w:rPr>
-                <w:rFonts w:ascii="Calibri" w:cs="Calibri" w:eastAsia="Calibri" w:hAnsi="Calibri"/>
-                <w:color w:val="1A1A1A"/>
-                <w:sz w:val="19"/>
-                <w:szCs w:val="19"/>
-              </w:rPr>
-              <w:t xml:space="preserve">Weekday load, standard battery</w:t>
-            </w:r>
-          </w:p>
-        </w:tc>
-        <w:tc>
-          <w:tcPr>
-            <w:tcW w:type="dxa" w:w="3060"/>
-            <w:tcMar>
-              <w:top w:type="dxa" w:w="80"/>
-              <w:left w:type="dxa" w:w="130"/>
-              <w:bottom w:type="dxa" w:w="80"/>
-              <w:right w:type="dxa" w:w="130"/>
-            </w:tcMar>
-          </w:tcPr>
-          <w:p>
-            <w:pPr>
-              <w:spacing w:after="0" w:line="264"/>
-            </w:pPr>
-            <w:r>
-              <w:rPr>
-                <w:rFonts w:ascii="Calibri" w:cs="Calibri" w:eastAsia="Calibri" w:hAnsi="Calibri"/>
-                <w:color w:val="1A1A1A"/>
-                <w:sz w:val="19"/>
-                <w:szCs w:val="19"/>
-              </w:rPr>
-              <w:t xml:space="preserve">Rs 0.00, declines to cycle</w:t>
-            </w:r>
-          </w:p>
-        </w:tc>
-        <w:tc>
-          <w:tcPr>
-            <w:tcW w:type="dxa" w:w="2500"/>
-            <w:tcMar>
-              <w:top w:type="dxa" w:w="80"/>
-              <w:left w:type="dxa" w:w="130"/>
-              <w:bottom w:type="dxa" w:w="80"/>
-              <w:right w:type="dxa" w:w="130"/>
-            </w:tcMar>
-          </w:tcPr>
-          <w:p>
-            <w:pPr>
-              <w:spacing w:after="0" w:line="264"/>
-            </w:pPr>
-            <w:r>
-              <w:rPr>
-                <w:rFonts w:ascii="Calibri" w:cs="Calibri" w:eastAsia="Calibri" w:hAnsi="Calibri"/>
-                <w:color w:val="1A1A1A"/>
-                <w:sz w:val="19"/>
-                <w:szCs w:val="19"/>
-              </w:rPr>
-              <w:t xml:space="preserve">0.00 kWh</w:t>
-            </w:r>
-          </w:p>
-        </w:tc>
-      </w:tr>
-      <w:tr>
-        <w:tc>
-          <w:tcPr>
-            <w:tcW w:type="dxa" w:w="3800"/>
-            <w:tcMar>
-              <w:top w:type="dxa" w:w="80"/>
-              <w:left w:type="dxa" w:w="130"/>
-              <w:bottom w:type="dxa" w:w="80"/>
-              <w:right w:type="dxa" w:w="130"/>
-            </w:tcMar>
-          </w:tcPr>
-          <w:p>
-            <w:pPr>
-              <w:spacing w:after="0" w:line="264"/>
-            </w:pPr>
-            <w:r>
-              <w:rPr>
-                <w:rFonts w:ascii="Calibri" w:cs="Calibri" w:eastAsia="Calibri" w:hAnsi="Calibri"/>
-                <w:color w:val="1A1A1A"/>
-                <w:sz w:val="19"/>
-                <w:szCs w:val="19"/>
-              </w:rPr>
-              <w:t xml:space="preserve">Surplus solar, cheaper battery</w:t>
-            </w:r>
-          </w:p>
-        </w:tc>
-        <w:tc>
-          <w:tcPr>
-            <w:tcW w:type="dxa" w:w="3060"/>
-            <w:tcMar>
-              <w:top w:type="dxa" w:w="80"/>
-              <w:left w:type="dxa" w:w="130"/>
-              <w:bottom w:type="dxa" w:w="80"/>
-              <w:right w:type="dxa" w:w="130"/>
-            </w:tcMar>
-          </w:tcPr>
-          <w:p>
-            <w:pPr>
-              <w:spacing w:after="0" w:line="264"/>
-            </w:pPr>
-            <w:r>
-              <w:rPr>
-                <w:rFonts w:ascii="Calibri" w:cs="Calibri" w:eastAsia="Calibri" w:hAnsi="Calibri"/>
-                <w:color w:val="1A1A1A"/>
-                <w:sz w:val="19"/>
-                <w:szCs w:val="19"/>
-              </w:rPr>
-              <w:t xml:space="preserve">Rs 10.56</w:t>
-            </w:r>
-          </w:p>
-        </w:tc>
-        <w:tc>
-          <w:tcPr>
-            <w:tcW w:type="dxa" w:w="2500"/>
-            <w:tcMar>
-              <w:top w:type="dxa" w:w="80"/>
-              <w:left w:type="dxa" w:w="130"/>
-              <w:bottom w:type="dxa" w:w="80"/>
-              <w:right w:type="dxa" w:w="130"/>
-            </w:tcMar>
-          </w:tcPr>
-          <w:p>
-            <w:pPr>
-              <w:spacing w:after="0" w:line="264"/>
-            </w:pPr>
-            <w:r>
-              <w:rPr>
-                <w:rFonts w:ascii="Calibri" w:cs="Calibri" w:eastAsia="Calibri" w:hAnsi="Calibri"/>
-                <w:color w:val="1A1A1A"/>
-                <w:sz w:val="19"/>
-                <w:szCs w:val="19"/>
-              </w:rPr>
-              <w:t xml:space="preserve">5.66 kWh</w:t>
-            </w:r>
-          </w:p>
-        </w:tc>
-      </w:tr>
-      <w:tr>
-        <w:tc>
-          <w:tcPr>
-            <w:tcW w:type="dxa" w:w="3800"/>
-            <w:tcMar>
-              <w:top w:type="dxa" w:w="80"/>
-              <w:left w:type="dxa" w:w="130"/>
-              <w:bottom w:type="dxa" w:w="80"/>
-              <w:right w:type="dxa" w:w="130"/>
-            </w:tcMar>
-          </w:tcPr>
-          <w:p>
-            <w:pPr>
-              <w:spacing w:after="0" w:line="264"/>
-            </w:pPr>
-            <w:r>
-              <w:rPr>
-                <w:rFonts w:ascii="Calibri" w:cs="Calibri" w:eastAsia="Calibri" w:hAnsi="Calibri"/>
-                <w:color w:val="1A1A1A"/>
-                <w:sz w:val="19"/>
-                <w:szCs w:val="19"/>
-              </w:rPr>
-              <w:t xml:space="preserve">Demand spike against a 3 kVA limit</w:t>
-            </w:r>
-          </w:p>
-        </w:tc>
-        <w:tc>
-          <w:tcPr>
-            <w:tcW w:type="dxa" w:w="3060"/>
-            <w:tcMar>
-              <w:top w:type="dxa" w:w="80"/>
-              <w:left w:type="dxa" w:w="130"/>
-              <w:bottom w:type="dxa" w:w="80"/>
-              <w:right w:type="dxa" w:w="130"/>
-            </w:tcMar>
-          </w:tcPr>
-          <w:p>
-            <w:pPr>
-              <w:spacing w:after="0" w:line="264"/>
-            </w:pPr>
-            <w:r>
-              <w:rPr>
-                <w:rFonts w:ascii="Calibri" w:cs="Calibri" w:eastAsia="Calibri" w:hAnsi="Calibri"/>
-                <w:color w:val="1A1A1A"/>
-                <w:sz w:val="19"/>
-                <w:szCs w:val="19"/>
-              </w:rPr>
-              <w:t xml:space="preserve">Rs 7,087.57, or 98% of the bill</w:t>
-            </w:r>
-          </w:p>
-        </w:tc>
-        <w:tc>
-          <w:tcPr>
-            <w:tcW w:type="dxa" w:w="2500"/>
-            <w:tcMar>
-              <w:top w:type="dxa" w:w="80"/>
-              <w:left w:type="dxa" w:w="130"/>
-              <w:bottom w:type="dxa" w:w="80"/>
-              <w:right w:type="dxa" w:w="130"/>
-            </w:tcMar>
-          </w:tcPr>
-          <w:p>
-            <w:pPr>
-              <w:spacing w:after="0" w:line="264"/>
-            </w:pPr>
-            <w:r>
-              <w:rPr>
-                <w:rFonts w:ascii="Calibri" w:cs="Calibri" w:eastAsia="Calibri" w:hAnsi="Calibri"/>
-                <w:color w:val="1A1A1A"/>
-                <w:sz w:val="19"/>
-                <w:szCs w:val="19"/>
-              </w:rPr>
-              <w:t xml:space="preserve">5.06 kWh</w:t>
-            </w:r>
-          </w:p>
-        </w:tc>
-      </w:tr>
-    </w:tbl>
-    <w:p>
-      <w:pPr>
-        <w:spacing w:after="100"/>
-      </w:pPr>
-    </w:p>
-    <w:p>
-      <w:pPr>
-        <w:spacing w:after="120" w:line="264"/>
-      </w:pPr>
-      <w:r>
-        <w:rPr>
-          <w:rFonts w:ascii="Calibri" w:cs="Calibri" w:eastAsia="Calibri" w:hAnsi="Calibri"/>
-          <w:color w:val="1A1A1A"/>
-          <w:sz w:val="20"/>
-          <w:szCs w:val="20"/>
-        </w:rPr>
-        <w:t xml:space="preserve">At realistic Indian lithium iron phosphate economics, roughly Rs 15,000 per kWh installed over 4,000 cycles, a kilowatt hour of battery throughput costs Rs 5.56 in consumed cycle life. Arbitrage therefore only pays if the tariff spread beats Rs 6.44 per kWh, and on the default schedule the spread is Rs 3.20. The optimiser correctly declines to cycle, and says so on the dashboard.</w:t>
-      </w:r>
-    </w:p>
-    <w:p>
-      <w:pPr>
-        <w:spacing w:after="120" w:line="264"/>
-      </w:pPr>
-      <w:r>
-        <w:rPr>
-          <w:rFonts w:ascii="Calibri" w:cs="Calibri" w:eastAsia="Calibri" w:hAnsi="Calibri"/>
-          <w:color w:val="1A1A1A"/>
-          <w:sz w:val="20"/>
-          <w:szCs w:val="20"/>
-        </w:rPr>
-        <w:t xml:space="preserve">Almost all of the money is in demand charge shaving instead. A device that can tell an owner which of those two applies to them is worth considerably more than one that assumes the answer, and an optimiser that leaves the battery alone is very easy to mistake for one that is broken.</w:t>
-      </w:r>
-    </w:p>
-    <w:p>
-      <w:pPr>
-        <w:spacing w:after="160"/>
-      </w:pPr>
-    </w:p>
-    <w:p>
-      <w:pPr>
-        <w:pStyle w:val="Heading2"/>
-        <w:spacing w:after="100" w:before="240"/>
-      </w:pPr>
-      <w:r>
-        <w:rPr>
-          <w:rFonts w:ascii="Calibri" w:cs="Calibri" w:eastAsia="Calibri" w:hAnsi="Calibri"/>
-          <w:b/>
-          <w:bCs/>
-          <w:color w:val="1A1A1A"/>
-          <w:sz w:val="23"/>
-          <w:szCs w:val="23"/>
-        </w:rPr>
-        <w:t xml:space="preserve">System performance</w:t>
-      </w:r>
-    </w:p>
-    <w:tbl>
-      <w:tblPr>
-        <w:tblW w:type="dxa" w:w="9360"/>
-        <w:tblBorders>
-          <w:top w:val="single" w:color="C9CFD8" w:sz="4"/>
-          <w:left w:val="none"/>
-          <w:bottom w:val="single" w:color="C9CFD8" w:sz="4"/>
-          <w:right w:val="none"/>
-          <w:insideH w:val="single" w:color="C9CFD8" w:sz="2"/>
-          <w:insideV w:val="none"/>
-        </w:tblBorders>
-      </w:tblPr>
-      <w:tblGrid>
-        <w:gridCol w:w="5600"/>
-        <w:gridCol w:w="3760"/>
-      </w:tblGrid>
-      <w:tr>
-        <w:trPr>
-          <w:tblHeader/>
-        </w:trPr>
-        <w:tc>
-          <w:tcPr>
-            <w:tcW w:type="dxa" w:w="5600"/>
-            <w:shd w:fill="F2F5F9" w:val="clear"/>
-            <w:tcMar>
-              <w:top w:type="dxa" w:w="90"/>
-              <w:left w:type="dxa" w:w="130"/>
-              <w:bottom w:type="dxa" w:w="90"/>
-              <w:right w:type="dxa" w:w="130"/>
-            </w:tcMar>
-          </w:tcPr>
-          <w:p>
-            <w:pPr>
-              <w:spacing w:after="0" w:line="264"/>
-            </w:pPr>
-            <w:r>
-              <w:rPr>
-                <w:rFonts w:ascii="Calibri" w:cs="Calibri" w:eastAsia="Calibri" w:hAnsi="Calibri"/>
-                <w:b/>
-                <w:bCs/>
-                <w:color w:val="0B5394"/>
-                <w:sz w:val="19"/>
-                <w:szCs w:val="19"/>
-              </w:rPr>
-              <w:t xml:space="preserve">Measure</w:t>
-            </w:r>
-          </w:p>
-        </w:tc>
-        <w:tc>
-          <w:tcPr>
-            <w:tcW w:type="dxa" w:w="3760"/>
-            <w:shd w:fill="F2F5F9" w:val="clear"/>
-            <w:tcMar>
-              <w:top w:type="dxa" w:w="90"/>
-              <w:left w:type="dxa" w:w="130"/>
-              <w:bottom w:type="dxa" w:w="90"/>
-              <w:right w:type="dxa" w:w="130"/>
-            </w:tcMar>
-          </w:tcPr>
-          <w:p>
-            <w:pPr>
-              <w:spacing w:after="0" w:line="264"/>
-            </w:pPr>
-            <w:r>
-              <w:rPr>
-                <w:rFonts w:ascii="Calibri" w:cs="Calibri" w:eastAsia="Calibri" w:hAnsi="Calibri"/>
-                <w:b/>
-                <w:bCs/>
-                <w:color w:val="0B5394"/>
-                <w:sz w:val="19"/>
-                <w:szCs w:val="19"/>
-              </w:rPr>
-              <w:t xml:space="preserve">Result</w:t>
-            </w:r>
-          </w:p>
-        </w:tc>
-      </w:tr>
-      <w:tr>
-        <w:tc>
-          <w:tcPr>
-            <w:tcW w:type="dxa" w:w="5600"/>
-            <w:tcMar>
-              <w:top w:type="dxa" w:w="80"/>
-              <w:left w:type="dxa" w:w="130"/>
-              <w:bottom w:type="dxa" w:w="80"/>
-              <w:right w:type="dxa" w:w="130"/>
-            </w:tcMar>
-          </w:tcPr>
-          <w:p>
-            <w:pPr>
-              <w:spacing w:after="0" w:line="264"/>
-            </w:pPr>
-            <w:r>
-              <w:rPr>
-                <w:rFonts w:ascii="Calibri" w:cs="Calibri" w:eastAsia="Calibri" w:hAnsi="Calibri"/>
-                <w:color w:val="1A1A1A"/>
-                <w:sz w:val="19"/>
-                <w:szCs w:val="19"/>
-              </w:rPr>
-              <w:t xml:space="preserve">Dispatch solve time, 96 blocks by 41 states by 21 actions</w:t>
-            </w:r>
-          </w:p>
-        </w:tc>
-        <w:tc>
-          <w:tcPr>
-            <w:tcW w:type="dxa" w:w="3760"/>
-            <w:tcMar>
-              <w:top w:type="dxa" w:w="80"/>
-              <w:left w:type="dxa" w:w="130"/>
-              <w:bottom w:type="dxa" w:w="80"/>
-              <w:right w:type="dxa" w:w="130"/>
-            </w:tcMar>
-          </w:tcPr>
-          <w:p>
-            <w:pPr>
-              <w:spacing w:after="0" w:line="264"/>
-            </w:pPr>
-            <w:r>
-              <w:rPr>
-                <w:rFonts w:ascii="Calibri" w:cs="Calibri" w:eastAsia="Calibri" w:hAnsi="Calibri"/>
-                <w:color w:val="1A1A1A"/>
-                <w:sz w:val="19"/>
-                <w:szCs w:val="19"/>
-              </w:rPr>
-              <w:t xml:space="preserve">4.6 to 7.1 ms</w:t>
-            </w:r>
-          </w:p>
-        </w:tc>
-      </w:tr>
-      <w:tr>
-        <w:tc>
-          <w:tcPr>
-            <w:tcW w:type="dxa" w:w="5600"/>
+            <w:tcW w:type="dxa" w:w="3500"/>
             <w:tcMar>
               <w:top w:type="dxa" w:w="80"/>
               <w:left w:type="dxa" w:w="130"/>
@@ -8056,234 +6579,51 @@
         </w:tc>
         <w:tc>
           <w:tcPr>
-            <w:tcW w:type="dxa" w:w="3760"/>
-            <w:tcMar>
-              <w:top w:type="dxa" w:w="80"/>
-              <w:left w:type="dxa" w:w="130"/>
-              <w:bottom w:type="dxa" w:w="80"/>
-              <w:right w:type="dxa" w:w="130"/>
-            </w:tcMar>
-          </w:tcPr>
-          <w:p>
-            <w:pPr>
-              <w:spacing w:after="0" w:line="264"/>
-            </w:pPr>
-            <w:r>
-              <w:rPr>
-                <w:rFonts w:ascii="Calibri" w:cs="Calibri" w:eastAsia="Calibri" w:hAnsi="Calibri"/>
-                <w:color w:val="1A1A1A"/>
-                <w:sz w:val="19"/>
-                <w:szCs w:val="19"/>
-              </w:rPr>
-              <w:t xml:space="preserve">100%, zero errors</w:t>
-            </w:r>
-          </w:p>
-        </w:tc>
-      </w:tr>
-      <w:tr>
-        <w:tc>
-          <w:tcPr>
-            <w:tcW w:type="dxa" w:w="5600"/>
-            <w:tcMar>
-              <w:top w:type="dxa" w:w="80"/>
-              <w:left w:type="dxa" w:w="130"/>
-              <w:bottom w:type="dxa" w:w="80"/>
-              <w:right w:type="dxa" w:w="130"/>
-            </w:tcMar>
-          </w:tcPr>
-          <w:p>
-            <w:pPr>
-              <w:spacing w:after="0" w:line="264"/>
-            </w:pPr>
-            <w:r>
-              <w:rPr>
-                <w:rFonts w:ascii="Calibri" w:cs="Calibri" w:eastAsia="Calibri" w:hAnsi="Calibri"/>
-                <w:color w:val="1A1A1A"/>
-                <w:sz w:val="19"/>
-                <w:szCs w:val="19"/>
-              </w:rPr>
-              <w:t xml:space="preserve">Warm start replay of 7 days of plant history</w:t>
-            </w:r>
-          </w:p>
-        </w:tc>
-        <w:tc>
-          <w:tcPr>
-            <w:tcW w:type="dxa" w:w="3760"/>
-            <w:tcMar>
-              <w:top w:type="dxa" w:w="80"/>
-              <w:left w:type="dxa" w:w="130"/>
-              <w:bottom w:type="dxa" w:w="80"/>
-              <w:right w:type="dxa" w:w="130"/>
-            </w:tcMar>
-          </w:tcPr>
-          <w:p>
-            <w:pPr>
-              <w:spacing w:after="0" w:line="264"/>
-            </w:pPr>
-            <w:r>
-              <w:rPr>
-                <w:rFonts w:ascii="Calibri" w:cs="Calibri" w:eastAsia="Calibri" w:hAnsi="Calibri"/>
-                <w:color w:val="1A1A1A"/>
-                <w:sz w:val="19"/>
-                <w:szCs w:val="19"/>
-              </w:rPr>
-              <w:t xml:space="preserve">65 s for 604,800 samples</w:t>
-            </w:r>
-          </w:p>
-        </w:tc>
-      </w:tr>
-      <w:tr>
-        <w:tc>
-          <w:tcPr>
-            <w:tcW w:type="dxa" w:w="5600"/>
-            <w:tcMar>
-              <w:top w:type="dxa" w:w="80"/>
-              <w:left w:type="dxa" w:w="130"/>
-              <w:bottom w:type="dxa" w:w="80"/>
-              <w:right w:type="dxa" w:w="130"/>
-            </w:tcMar>
-          </w:tcPr>
-          <w:p>
-            <w:pPr>
-              <w:spacing w:after="0" w:line="264"/>
-            </w:pPr>
-            <w:r>
-              <w:rPr>
-                <w:rFonts w:ascii="Calibri" w:cs="Calibri" w:eastAsia="Calibri" w:hAnsi="Calibri"/>
-                <w:color w:val="1A1A1A"/>
-                <w:sz w:val="19"/>
-                <w:szCs w:val="19"/>
-              </w:rPr>
-              <w:t xml:space="preserve">Storage after rollup</w:t>
-            </w:r>
-          </w:p>
-        </w:tc>
-        <w:tc>
-          <w:tcPr>
-            <w:tcW w:type="dxa" w:w="3760"/>
-            <w:tcMar>
-              <w:top w:type="dxa" w:w="80"/>
-              <w:left w:type="dxa" w:w="130"/>
-              <w:bottom w:type="dxa" w:w="80"/>
-              <w:right w:type="dxa" w:w="130"/>
-            </w:tcMar>
-          </w:tcPr>
-          <w:p>
-            <w:pPr>
-              <w:spacing w:after="0" w:line="264"/>
-            </w:pPr>
-            <w:r>
-              <w:rPr>
-                <w:rFonts w:ascii="Calibri" w:cs="Calibri" w:eastAsia="Calibri" w:hAnsi="Calibri"/>
-                <w:color w:val="1A1A1A"/>
-                <w:sz w:val="19"/>
-                <w:szCs w:val="19"/>
-              </w:rPr>
-              <w:t xml:space="preserve">14,400 raw samples become 240 minute aggregates</w:t>
-            </w:r>
-          </w:p>
-        </w:tc>
-      </w:tr>
-      <w:tr>
-        <w:tc>
-          <w:tcPr>
-            <w:tcW w:type="dxa" w:w="5600"/>
-            <w:tcMar>
-              <w:top w:type="dxa" w:w="80"/>
-              <w:left w:type="dxa" w:w="130"/>
-              <w:bottom w:type="dxa" w:w="80"/>
-              <w:right w:type="dxa" w:w="130"/>
-            </w:tcMar>
-          </w:tcPr>
-          <w:p>
-            <w:pPr>
-              <w:spacing w:after="0" w:line="264"/>
-            </w:pPr>
-            <w:r>
-              <w:rPr>
-                <w:rFonts w:ascii="Calibri" w:cs="Calibri" w:eastAsia="Calibri" w:hAnsi="Calibri"/>
-                <w:color w:val="1A1A1A"/>
-                <w:sz w:val="19"/>
-                <w:szCs w:val="19"/>
-              </w:rPr>
-              <w:t xml:space="preserve">Dashboard update rate over WebSocket</w:t>
-            </w:r>
-          </w:p>
-        </w:tc>
-        <w:tc>
-          <w:tcPr>
-            <w:tcW w:type="dxa" w:w="3760"/>
-            <w:tcMar>
-              <w:top w:type="dxa" w:w="80"/>
-              <w:left w:type="dxa" w:w="130"/>
-              <w:bottom w:type="dxa" w:w="80"/>
-              <w:right w:type="dxa" w:w="130"/>
-            </w:tcMar>
-          </w:tcPr>
-          <w:p>
-            <w:pPr>
-              <w:spacing w:after="0" w:line="264"/>
-            </w:pPr>
-            <w:r>
-              <w:rPr>
-                <w:rFonts w:ascii="Calibri" w:cs="Calibri" w:eastAsia="Calibri" w:hAnsi="Calibri"/>
-                <w:color w:val="1A1A1A"/>
-                <w:sz w:val="19"/>
-                <w:szCs w:val="19"/>
-              </w:rPr>
-              <w:t xml:space="preserve">1 Hz, verified live on a mobile viewport</w:t>
-            </w:r>
-          </w:p>
-        </w:tc>
-      </w:tr>
-      <w:tr>
-        <w:tc>
-          <w:tcPr>
-            <w:tcW w:type="dxa" w:w="5600"/>
-            <w:tcMar>
-              <w:top w:type="dxa" w:w="80"/>
-              <w:left w:type="dxa" w:w="130"/>
-              <w:bottom w:type="dxa" w:w="80"/>
-              <w:right w:type="dxa" w:w="130"/>
-            </w:tcMar>
-          </w:tcPr>
-          <w:p>
-            <w:pPr>
-              <w:spacing w:after="0" w:line="264"/>
-            </w:pPr>
-            <w:r>
-              <w:rPr>
-                <w:rFonts w:ascii="Calibri" w:cs="Calibri" w:eastAsia="Calibri" w:hAnsi="Calibri"/>
-                <w:color w:val="1A1A1A"/>
-                <w:sz w:val="19"/>
-                <w:szCs w:val="19"/>
-              </w:rPr>
-              <w:t xml:space="preserve">Regression tests</w:t>
-            </w:r>
-          </w:p>
-        </w:tc>
-        <w:tc>
-          <w:tcPr>
-            <w:tcW w:type="dxa" w:w="3760"/>
-            <w:tcMar>
-              <w:top w:type="dxa" w:w="80"/>
-              <w:left w:type="dxa" w:w="130"/>
-              <w:bottom w:type="dxa" w:w="80"/>
-              <w:right w:type="dxa" w:w="130"/>
-            </w:tcMar>
-          </w:tcPr>
-          <w:p>
-            <w:pPr>
-              <w:spacing w:after="0" w:line="264"/>
-            </w:pPr>
-            <w:r>
-              <w:rPr>
-                <w:rFonts w:ascii="Calibri" w:cs="Calibri" w:eastAsia="Calibri" w:hAnsi="Calibri"/>
-                <w:color w:val="1A1A1A"/>
-                <w:sz w:val="19"/>
-                <w:szCs w:val="19"/>
-              </w:rPr>
-              <w:t xml:space="preserve">27 passed</w:t>
+            <w:tcW w:type="dxa" w:w="3200"/>
+            <w:tcMar>
+              <w:top w:type="dxa" w:w="80"/>
+              <w:left w:type="dxa" w:w="130"/>
+              <w:bottom w:type="dxa" w:w="80"/>
+              <w:right w:type="dxa" w:w="130"/>
+            </w:tcMar>
+          </w:tcPr>
+          <w:p>
+            <w:pPr>
+              <w:spacing w:after="0" w:line="264"/>
+            </w:pPr>
+            <w:r>
+              <w:rPr>
+                <w:rFonts w:ascii="Calibri" w:cs="Calibri" w:eastAsia="Calibri" w:hAnsi="Calibri"/>
+                <w:color w:val="1A1A1A"/>
+                <w:sz w:val="19"/>
+                <w:szCs w:val="19"/>
+              </w:rPr>
+              <w:t xml:space="preserve">successful reads divided by attempts</w:t>
+            </w:r>
+          </w:p>
+        </w:tc>
+        <w:tc>
+          <w:tcPr>
+            <w:tcW w:type="dxa" w:w="2660"/>
+            <w:tcMar>
+              <w:top w:type="dxa" w:w="80"/>
+              <w:left w:type="dxa" w:w="130"/>
+              <w:bottom w:type="dxa" w:w="80"/>
+              <w:right w:type="dxa" w:w="130"/>
+            </w:tcMar>
+          </w:tcPr>
+          <w:p>
+            <w:pPr>
+              <w:spacing w:after="0" w:line="264"/>
+            </w:pPr>
+            <w:r>
+              <w:rPr>
+                <w:rFonts w:ascii="Calibri" w:cs="Calibri" w:eastAsia="Calibri" w:hAnsi="Calibri"/>
+                <w:color w:val="1A1A1A"/>
+                <w:sz w:val="19"/>
+                <w:szCs w:val="19"/>
+              </w:rPr>
+              <w:t xml:space="preserve"/>
             </w:r>
           </w:p>
         </w:tc>
@@ -8410,7 +6750,7 @@
                 <w:sz w:val="19"/>
                 <w:szCs w:val="19"/>
               </w:rPr>
-              <w:t xml:space="preserve">[ Photo 2: the dashboard in use, showing discovered machines and live power ]</w:t>
+              <w:t xml:space="preserve">[ Photo 2: the dashboard in use, showing the discovered machine and live power ]</w:t>
             </w:r>
           </w:p>
         </w:tc>
@@ -8465,7 +6805,7 @@
                 <w:sz w:val="19"/>
                 <w:szCs w:val="19"/>
               </w:rPr>
-              <w:t xml:space="preserve">[ Photo 3: the bench setup with the test load running ]</w:t>
+              <w:t xml:space="preserve">[ Photo 3: the bench with the motor load running ]</w:t>
             </w:r>
           </w:p>
         </w:tc>
@@ -8540,7 +6880,7 @@
           <w:sz w:val="20"/>
           <w:szCs w:val="20"/>
         </w:rPr>
-        <w:t xml:space="preserve">The first change point detector produced 479 edges against 71 real switching events, because a 2.2 kW lathe with 6% ripple swings by 130 W while doing nothing unusual. No single threshold catches a 340 W fan at two in the morning without drowning during the day. The threshold is now the larger of an absolute floor and a multiple of the locally measured noise, and the noise estimate updates only on movement below threshold, so a real step cannot teach the detector to ignore steps of its own size.</w:t>
+        <w:t xml:space="preserve">The first change point detector fired constantly, because a large machine under load ripples by more than a small machine draws in total. No single threshold catches a small fan switching at night without drowning during the day. The threshold is now the larger of an absolute floor and a multiple of the locally measured noise, and the noise estimate updates only on movement below threshold, so a real step cannot teach the detector to ignore steps of its own size.</w:t>
       </w:r>
     </w:p>
     <w:p>
@@ -8570,7 +6910,7 @@
           <w:sz w:val="20"/>
           <w:szCs w:val="20"/>
         </w:rPr>
-        <w:t xml:space="preserve">Scoring aggregate windows gave 0.767 mean anomaly on held out healthy data against 0.498 on degraded data. It had learned the shift roster. This forced the architecture: disaggregate first, then diagnose per machine.</w:t>
+        <w:t xml:space="preserve">Scoring the plant's aggregate windows ranked healthy operation as more anomalous than degraded operation on data the model had not seen. It had learned the shift roster rather than the machines. This forced the architecture: disaggregate first, then diagnose per machine.</w:t>
       </w:r>
     </w:p>
     <w:p>
@@ -8600,7 +6940,7 @@
           <w:sz w:val="20"/>
           <w:szCs w:val="20"/>
         </w:rPr>
-        <w:t xml:space="preserve">As a motor wears it draws more power at worse power factor, drifts outside its own cluster tolerance, and is filed as a brand new appliance, taking its health history with it. The symptom was the compressor's event count frozen at 515 while replacement clusters appeared. Cluster centroids now track slow drift while the health baseline stays frozen.</w:t>
+        <w:t xml:space="preserve">As a motor wears it draws more power at worse power factor, drifts outside its own cluster tolerance, and is filed as a brand new appliance, taking its health history with it. The symptom was a machine whose event count stopped rising while replacement clusters appeared beside it. Cluster centroids now track slow drift while the health baseline stays frozen.</w:t>
       </w:r>
     </w:p>
     <w:p>
@@ -8630,7 +6970,7 @@
           <w:sz w:val="20"/>
           <w:szCs w:val="20"/>
         </w:rPr>
-        <w:t xml:space="preserve">With the meter measuring import, a cloud crossing looks exactly like a machine switching. Over a week this produced six clusters spanning 1243 W to 1828 W where only two machines existed. Generation is now added back to recover the load side signal before detection.</w:t>
+        <w:t xml:space="preserve">With the meter measuring import, a cloud crossing looks exactly like a machine switching, and a machine starting while irradiance falls registers a step of the wrong size. Generation is now added back to recover the load side signal before detection.</w:t>
       </w:r>
     </w:p>
     <w:p>
@@ -8660,7 +7000,7 @@
           <w:sz w:val="20"/>
           <w:szCs w:val="20"/>
         </w:rPr>
-        <w:t xml:space="preserve">Thresholds taken from the training data are optimistic and left healthy machines reading 57 out of 100 permanently. A 99th percentile of a 20 point calibration slice is simply its maximum, so one unusual start flattened everything to 43 out of 100. The scale is now a robust median plus deviation estimate on held out data.</w:t>
+        <w:t xml:space="preserve">Thresholds taken from the training data are optimistic, and left healthy machines reading as permanently unwell. Taking a high percentile from a small calibration slice is barely different from taking its maximum, so a single unusual start flattened every score afterwards. The scale is now a robust median and deviation estimate on data the model has not seen.</w:t>
       </w:r>
     </w:p>
     <w:p>
@@ -8690,7 +7030,7 @@
           <w:sz w:val="20"/>
           <w:szCs w:val="20"/>
         </w:rPr>
-        <w:t xml:space="preserve">The dashboard ran on its single startup fetch and never updated. FastAPI resolves parameter types at runtime, the module used deferred annotations, and the framework imports were function local, so the socket parameter was treated as a missing query field. Found by watching the browser console, not by reading the code.</w:t>
+        <w:t xml:space="preserve">The dashboard ran on its single startup fetch and never updated. The web framework resolves parameter types at runtime, the module used deferred annotations, and its imports were function local, so the socket parameter was treated as a missing query field. Found by watching the browser console, not by reading the code.</w:t>
       </w:r>
     </w:p>
     <w:p>
@@ -8721,7 +7061,7 @@
           <w:sz w:val="20"/>
           <w:szCs w:val="20"/>
         </w:rPr>
-        <w:t xml:space="preserve">The recurring lesson is that a model can look correct and be inverted, and that only measurement against ground truth tells the difference. Every significant fix in this project came from a number that disagreed with expectation: 479 edges, a 0.767 anomaly score on healthy data, an event counter that stopped moving, a residual of negative 3781 W. None of them raised an error. All of them would have shipped.</w:t>
+        <w:t xml:space="preserve">The recurring lesson is that a model can look correct and be inverted, and that only measurement against something you already know the answer to will tell you the difference. Every significant fix in this project came from a number that disagreed with expectation rather than from an error message. None of those faults raised an exception. All of them would have shipped.</w:t>
       </w:r>
     </w:p>
     <w:p>
@@ -8735,144 +7075,21 @@
           <w:sz w:val="20"/>
           <w:szCs w:val="20"/>
         </w:rPr>
-        <w:t xml:space="preserve">The second lesson is that constraints are where the design comes from. Having one meter forced disaggregation, which turned out to be the interesting part. Having no labels forced everything to be self supervised, which is what makes it deployable in a workshop nobody will ever instrument. Having to install on aarch64 ruled out XGBoost and PyTorch, which is why the models are small enough to retrain on the board. Having a battery with a finite cycle life is what makes doing nothing a valid and frequently correct answer.</w:t>
-      </w:r>
-    </w:p>
-    <w:p>
-      <w:pPr>
-        <w:pStyle w:val="Heading2"/>
-        <w:spacing w:after="100" w:before="240"/>
-      </w:pPr>
-      <w:r>
-        <w:rPr>
-          <w:rFonts w:ascii="Calibri" w:cs="Calibri" w:eastAsia="Calibri" w:hAnsi="Calibri"/>
-          <w:b/>
-          <w:bCs/>
-          <w:color w:val="1A1A1A"/>
-          <w:sz w:val="23"/>
-          <w:szCs w:val="23"/>
-        </w:rPr>
-        <w:t xml:space="preserve">Future Improvements</w:t>
-      </w:r>
-    </w:p>
-    <w:p>
-      <w:pPr>
-        <w:pStyle w:val="ListParagraph"/>
-        <w:numPr>
-          <w:ilvl w:val="0"/>
-          <w:numId w:val="3"/>
-        </w:numPr>
-        <w:spacing w:after="70" w:line="264"/>
-      </w:pPr>
-      <w:r>
-        <w:rPr>
-          <w:rFonts w:ascii="Calibri" w:cs="Calibri" w:eastAsia="Calibri" w:hAnsi="Calibri"/>
-          <w:b/>
-          <w:bCs/>
+        <w:t xml:space="preserve">The second lesson is that constraints are where the design comes from. Having one meter forced disaggregation, which turned out to be the interesting part. Having no labels forced everything to be self supervised, which is what makes it deployable in a workshop nobody will ever instrument. Having to install on the board's processor ruled out the heavier libraries, which is why the models are small enough to retrain on the board itself. Having a battery with a finite cycle life is what makes doing nothing a valid and frequently correct answer.</w:t>
+      </w:r>
+    </w:p>
+    <w:p>
+      <w:pPr>
+        <w:spacing w:after="120" w:line="264"/>
+      </w:pPr>
+      <w:r>
+        <w:rPr>
+          <w:rFonts w:ascii="Calibri" w:cs="Calibri" w:eastAsia="Calibri" w:hAnsi="Calibri"/>
           <w:color w:val="1A1A1A"/>
           <w:sz w:val="20"/>
           <w:szCs w:val="20"/>
         </w:rPr>
-        <w:t xml:space="preserve">Multi drop the inverter. </w:t>
-      </w:r>
-      <w:r>
-        <w:rPr>
-          <w:rFonts w:ascii="Calibri" w:cs="Calibri" w:eastAsia="Calibri" w:hAnsi="Calibri"/>
-          <w:color w:val="1A1A1A"/>
-          <w:sz w:val="20"/>
-          <w:szCs w:val="20"/>
-        </w:rPr>
-        <w:t xml:space="preserve">The RS485 bus takes 32 devices. Putting a hybrid inverter on it at a second slave address turns solar and battery state from estimated into measured, with no new wiring, and directly improves both disaggregation and dispatch.</w:t>
-      </w:r>
-    </w:p>
-    <w:p>
-      <w:pPr>
-        <w:pStyle w:val="ListParagraph"/>
-        <w:numPr>
-          <w:ilvl w:val="0"/>
-          <w:numId w:val="3"/>
-        </w:numPr>
-        <w:spacing w:after="70" w:line="264"/>
-      </w:pPr>
-      <w:r>
-        <w:rPr>
-          <w:rFonts w:ascii="Calibri" w:cs="Calibri" w:eastAsia="Calibri" w:hAnsi="Calibri"/>
-          <w:b/>
-          <w:bCs/>
-          <w:color w:val="1A1A1A"/>
-          <w:sz w:val="20"/>
-          <w:szCs w:val="20"/>
-        </w:rPr>
-        <w:t xml:space="preserve">A high rate current channel. </w:t>
-      </w:r>
-      <w:r>
-        <w:rPr>
-          <w:rFonts w:ascii="Calibri" w:cs="Calibri" w:eastAsia="Calibri" w:hAnsi="Calibri"/>
-          <w:color w:val="1A1A1A"/>
-          <w:sz w:val="20"/>
-          <w:szCs w:val="20"/>
-        </w:rPr>
-        <w:t xml:space="preserve">A split core transformer on the STM32 ADC sampled in the kilohertz would give the microcontroller genuine spectral work to do and turn trend detection into fault identification, naming a bearing defect rather than reporting that something has changed.</w:t>
-      </w:r>
-    </w:p>
-    <w:p>
-      <w:pPr>
-        <w:pStyle w:val="ListParagraph"/>
-        <w:numPr>
-          <w:ilvl w:val="0"/>
-          <w:numId w:val="3"/>
-        </w:numPr>
-        <w:spacing w:after="70" w:line="264"/>
-      </w:pPr>
-      <w:r>
-        <w:rPr>
-          <w:rFonts w:ascii="Calibri" w:cs="Calibri" w:eastAsia="Calibri" w:hAnsi="Calibri"/>
-          <w:b/>
-          <w:bCs/>
-          <w:color w:val="1A1A1A"/>
-          <w:sz w:val="20"/>
-          <w:szCs w:val="20"/>
-        </w:rPr>
-        <w:t xml:space="preserve">Operator confirmation of discovered machines. </w:t>
-      </w:r>
-      <w:r>
-        <w:rPr>
-          <w:rFonts w:ascii="Calibri" w:cs="Calibri" w:eastAsia="Calibri" w:hAnsi="Calibri"/>
-          <w:color w:val="1A1A1A"/>
-          <w:sz w:val="20"/>
-          <w:szCs w:val="20"/>
-        </w:rPr>
-        <w:t xml:space="preserve">The node can tell that a 1.5 kW motor with a threefold inrush exists. Only the person who works there knows it is the compressor. Renaming already works, and a guided first run flow that walks an operator through switching each machine once would collapse the discovery period from days to minutes.</w:t>
-      </w:r>
-    </w:p>
-    <w:p>
-      <w:pPr>
-        <w:pStyle w:val="ListParagraph"/>
-        <w:numPr>
-          <w:ilvl w:val="0"/>
-          <w:numId w:val="3"/>
-        </w:numPr>
-        <w:spacing w:after="70" w:line="264"/>
-      </w:pPr>
-      <w:r>
-        <w:rPr>
-          <w:rFonts w:ascii="Calibri" w:cs="Calibri" w:eastAsia="Calibri" w:hAnsi="Calibri"/>
-          <w:b/>
-          <w:bCs/>
-          <w:color w:val="1A1A1A"/>
-          <w:sz w:val="20"/>
-          <w:szCs w:val="20"/>
-        </w:rPr>
-        <w:t xml:space="preserve">Three phase support. </w:t>
-      </w:r>
-      <w:r>
-        <w:rPr>
-          <w:rFonts w:ascii="Calibri" w:cs="Calibri" w:eastAsia="Calibri" w:hAnsi="Calibri"/>
-          <w:color w:val="1A1A1A"/>
-          <w:sz w:val="20"/>
-          <w:szCs w:val="20"/>
-        </w:rPr>
-        <w:t xml:space="preserve">The meter and the model are single phase today, which fits MSME machine shops. Three balanced channels of the same pipeline extends it to larger plants, and phase imbalance becomes an additional and quite sensitive health signal.</w:t>
+        <w:t xml:space="preserve">The third is about honesty in reporting. A simulator was written to exercise the pipeline, and it was genuinely useful for finding faults. It cannot tell you how the system performs on a real supply, and this report quotes no figure from it, because a number with the wrong provenance is worse than no number at all.</w:t>
       </w:r>
     </w:p>
     <w:p>
@@ -8930,7 +7147,7 @@
           <w:sz w:val="20"/>
           <w:szCs w:val="20"/>
         </w:rPr>
-        <w:t xml:space="preserve">We further confirm that every quantitative result in this report was produced against a simulated plant with known ground truth, is labelled as such, and has not been presented as a measurement taken on physical hardware. Meter frames carry a provenance field end to end specifically to prevent that confusion.</w:t>
+        <w:t xml:space="preserve">We further confirm that this report quotes no performance figure that has not been measured. Results from the proof of concept bench are recorded in section 6 as they are taken, and nothing produced by the development simulator is presented as a measurement. Meter readings carry a provenance field through the whole system specifically to keep that distinction enforceable in software rather than by memory.</w:t>
       </w:r>
     </w:p>
     <w:p>

--- a/docs/report/Udyog_IQ_Project_Report.docx
+++ b/docs/report/Udyog_IQ_Project_Report.docx
@@ -7224,63 +7224,6 @@
                 <w:szCs w:val="19"/>
               </w:rPr>
               <w:t xml:space="preserve">date of submission</w:t>
-            </w:r>
-          </w:p>
-        </w:tc>
-      </w:tr>
-      <w:tr>
-        <w:tc>
-          <w:tcPr>
-            <w:tcW w:type="dxa" w:w="2900"/>
-            <w:shd w:fill="F2F5F9" w:val="clear"/>
-            <w:tcMar>
-              <w:top w:type="dxa" w:w="90"/>
-              <w:left w:type="dxa" w:w="130"/>
-              <w:bottom w:type="dxa" w:w="90"/>
-              <w:right w:type="dxa" w:w="130"/>
-            </w:tcMar>
-          </w:tcPr>
-          <w:p>
-            <w:pPr>
-              <w:spacing w:after="0" w:line="264"/>
-            </w:pPr>
-            <w:r>
-              <w:rPr>
-                <w:rFonts w:ascii="Calibri" w:cs="Calibri" w:eastAsia="Calibri" w:hAnsi="Calibri"/>
-                <w:b/>
-                <w:bCs/>
-                <w:color w:val="1A1A1A"/>
-                <w:sz w:val="19"/>
-                <w:szCs w:val="19"/>
-              </w:rPr>
-              <w:t xml:space="preserve">Team Leader signature</w:t>
-            </w:r>
-          </w:p>
-        </w:tc>
-        <w:tc>
-          <w:tcPr>
-            <w:tcW w:type="dxa" w:w="6460"/>
-            <w:tcMar>
-              <w:top w:type="dxa" w:w="90"/>
-              <w:left w:type="dxa" w:w="130"/>
-              <w:bottom w:type="dxa" w:w="90"/>
-              <w:right w:type="dxa" w:w="130"/>
-            </w:tcMar>
-          </w:tcPr>
-          <w:p>
-            <w:pPr>
-              <w:spacing w:after="0" w:line="264"/>
-            </w:pPr>
-            <w:r>
-              <w:rPr>
-                <w:rFonts w:ascii="Calibri" w:cs="Calibri" w:eastAsia="Calibri" w:hAnsi="Calibri"/>
-                <w:i/>
-                <w:iCs/>
-                <w:color w:val="B03A2E"/>
-                <w:sz w:val="19"/>
-                <w:szCs w:val="19"/>
-              </w:rPr>
-              <w:t xml:space="preserve">sign here</w:t>
             </w:r>
           </w:p>
         </w:tc>

--- a/docs/report/Udyog_IQ_Project_Report.docx
+++ b/docs/report/Udyog_IQ_Project_Report.docx
@@ -2300,7 +2300,7 @@
           <w:sz w:val="20"/>
           <w:szCs w:val="20"/>
         </w:rPr>
-        <w:t xml:space="preserve">Act. Idle cutoff and demand shedding through the hardware interlock, in advisory mode until an operator deliberately enables actuation.</w:t>
+        <w:t xml:space="preserve">Act. Idle cutoff and demand shedding through the hardware interlock, in advisory mode until an operator deliberately enables actuation. In manual control every automatic policy suspends and the operator works the contactor by hand, still through the same interlock.</w:t>
       </w:r>
     </w:p>
     <w:p>
@@ -3169,6 +3169,401 @@
     </w:tbl>
     <w:p>
       <w:pPr>
+        <w:spacing w:after="160"/>
+      </w:pPr>
+    </w:p>
+    <w:p>
+      <w:pPr>
+        <w:pStyle w:val="Heading2"/>
+        <w:spacing w:after="100" w:before="240"/>
+      </w:pPr>
+      <w:r>
+        <w:rPr>
+          <w:rFonts w:ascii="Calibri" w:cs="Calibri" w:eastAsia="Calibri" w:hAnsi="Calibri"/>
+          <w:b/>
+          <w:bCs/>
+          <w:color w:val="1A1A1A"/>
+          <w:sz w:val="23"/>
+          <w:szCs w:val="23"/>
+        </w:rPr>
+        <w:t xml:space="preserve">Control authority</w:t>
+      </w:r>
+    </w:p>
+    <w:p>
+      <w:pPr>
+        <w:spacing w:after="120" w:line="264"/>
+      </w:pPr>
+      <w:r>
+        <w:rPr>
+          <w:rFonts w:ascii="Calibri" w:cs="Calibri" w:eastAsia="Calibri" w:hAnsi="Calibri"/>
+          <w:color w:val="1A1A1A"/>
+          <w:sz w:val="20"/>
+          <w:szCs w:val="20"/>
+        </w:rPr>
+        <w:t xml:space="preserve">This distinction matters more than any other in the project, so it is stated here rather than left to a limitations list. Optimising something you cannot actuate is not optimisation, it is a report.</w:t>
+      </w:r>
+    </w:p>
+    <w:p>
+      <w:pPr>
+        <w:spacing w:after="60"/>
+      </w:pPr>
+    </w:p>
+    <w:tbl>
+      <w:tblPr>
+        <w:tblW w:type="dxa" w:w="9360"/>
+        <w:tblBorders>
+          <w:top w:val="single" w:color="C9CFD8" w:sz="4"/>
+          <w:left w:val="none"/>
+          <w:bottom w:val="single" w:color="C9CFD8" w:sz="4"/>
+          <w:right w:val="none"/>
+          <w:insideH w:val="single" w:color="C9CFD8" w:sz="2"/>
+          <w:insideV w:val="none"/>
+        </w:tblBorders>
+      </w:tblPr>
+      <w:tblGrid>
+        <w:gridCol w:w="2600"/>
+        <w:gridCol w:w="2400"/>
+        <w:gridCol w:w="4360"/>
+      </w:tblGrid>
+      <w:tr>
+        <w:trPr>
+          <w:tblHeader/>
+        </w:trPr>
+        <w:tc>
+          <w:tcPr>
+            <w:tcW w:type="dxa" w:w="2600"/>
+            <w:shd w:fill="F2F5F9" w:val="clear"/>
+            <w:tcMar>
+              <w:top w:type="dxa" w:w="90"/>
+              <w:left w:type="dxa" w:w="130"/>
+              <w:bottom w:type="dxa" w:w="90"/>
+              <w:right w:type="dxa" w:w="130"/>
+            </w:tcMar>
+          </w:tcPr>
+          <w:p>
+            <w:pPr>
+              <w:spacing w:after="0" w:line="264"/>
+            </w:pPr>
+            <w:r>
+              <w:rPr>
+                <w:rFonts w:ascii="Calibri" w:cs="Calibri" w:eastAsia="Calibri" w:hAnsi="Calibri"/>
+                <w:b/>
+                <w:bCs/>
+                <w:color w:val="0B5394"/>
+                <w:sz w:val="19"/>
+                <w:szCs w:val="19"/>
+              </w:rPr>
+              <w:t xml:space="preserve">What</w:t>
+            </w:r>
+          </w:p>
+        </w:tc>
+        <w:tc>
+          <w:tcPr>
+            <w:tcW w:type="dxa" w:w="2400"/>
+            <w:shd w:fill="F2F5F9" w:val="clear"/>
+            <w:tcMar>
+              <w:top w:type="dxa" w:w="90"/>
+              <w:left w:type="dxa" w:w="130"/>
+              <w:bottom w:type="dxa" w:w="90"/>
+              <w:right w:type="dxa" w:w="130"/>
+            </w:tcMar>
+          </w:tcPr>
+          <w:p>
+            <w:pPr>
+              <w:spacing w:after="0" w:line="264"/>
+            </w:pPr>
+            <w:r>
+              <w:rPr>
+                <w:rFonts w:ascii="Calibri" w:cs="Calibri" w:eastAsia="Calibri" w:hAnsi="Calibri"/>
+                <w:b/>
+                <w:bCs/>
+                <w:color w:val="0B5394"/>
+                <w:sz w:val="19"/>
+                <w:szCs w:val="19"/>
+              </w:rPr>
+              <w:t xml:space="preserve">Actuated?</w:t>
+            </w:r>
+          </w:p>
+        </w:tc>
+        <w:tc>
+          <w:tcPr>
+            <w:tcW w:type="dxa" w:w="4360"/>
+            <w:shd w:fill="F2F5F9" w:val="clear"/>
+            <w:tcMar>
+              <w:top w:type="dxa" w:w="90"/>
+              <w:left w:type="dxa" w:w="130"/>
+              <w:bottom w:type="dxa" w:w="90"/>
+              <w:right w:type="dxa" w:w="130"/>
+            </w:tcMar>
+          </w:tcPr>
+          <w:p>
+            <w:pPr>
+              <w:spacing w:after="0" w:line="264"/>
+            </w:pPr>
+            <w:r>
+              <w:rPr>
+                <w:rFonts w:ascii="Calibri" w:cs="Calibri" w:eastAsia="Calibri" w:hAnsi="Calibri"/>
+                <w:b/>
+                <w:bCs/>
+                <w:color w:val="0B5394"/>
+                <w:sz w:val="19"/>
+                <w:szCs w:val="19"/>
+              </w:rPr>
+              <w:t xml:space="preserve">How</w:t>
+            </w:r>
+          </w:p>
+        </w:tc>
+      </w:tr>
+      <w:tr>
+        <w:tc>
+          <w:tcPr>
+            <w:tcW w:type="dxa" w:w="2600"/>
+            <w:tcMar>
+              <w:top w:type="dxa" w:w="80"/>
+              <w:left w:type="dxa" w:w="130"/>
+              <w:bottom w:type="dxa" w:w="80"/>
+              <w:right w:type="dxa" w:w="130"/>
+            </w:tcMar>
+          </w:tcPr>
+          <w:p>
+            <w:pPr>
+              <w:spacing w:after="0" w:line="264"/>
+            </w:pPr>
+            <w:r>
+              <w:rPr>
+                <w:rFonts w:ascii="Calibri" w:cs="Calibri" w:eastAsia="Calibri" w:hAnsi="Calibri"/>
+                <w:color w:val="1A1A1A"/>
+                <w:sz w:val="19"/>
+                <w:szCs w:val="19"/>
+              </w:rPr>
+              <w:t xml:space="preserve">Loads</w:t>
+            </w:r>
+          </w:p>
+        </w:tc>
+        <w:tc>
+          <w:tcPr>
+            <w:tcW w:type="dxa" w:w="2400"/>
+            <w:tcMar>
+              <w:top w:type="dxa" w:w="80"/>
+              <w:left w:type="dxa" w:w="130"/>
+              <w:bottom w:type="dxa" w:w="80"/>
+              <w:right w:type="dxa" w:w="130"/>
+            </w:tcMar>
+          </w:tcPr>
+          <w:p>
+            <w:pPr>
+              <w:spacing w:after="0" w:line="264"/>
+            </w:pPr>
+            <w:r>
+              <w:rPr>
+                <w:rFonts w:ascii="Calibri" w:cs="Calibri" w:eastAsia="Calibri" w:hAnsi="Calibri"/>
+                <w:color w:val="1A1A1A"/>
+                <w:sz w:val="19"/>
+                <w:szCs w:val="19"/>
+              </w:rPr>
+              <w:t xml:space="preserve">Yes</w:t>
+            </w:r>
+          </w:p>
+        </w:tc>
+        <w:tc>
+          <w:tcPr>
+            <w:tcW w:type="dxa" w:w="4360"/>
+            <w:tcMar>
+              <w:top w:type="dxa" w:w="80"/>
+              <w:left w:type="dxa" w:w="130"/>
+              <w:bottom w:type="dxa" w:w="80"/>
+              <w:right w:type="dxa" w:w="130"/>
+            </w:tcMar>
+          </w:tcPr>
+          <w:p>
+            <w:pPr>
+              <w:spacing w:after="0" w:line="264"/>
+            </w:pPr>
+            <w:r>
+              <w:rPr>
+                <w:rFonts w:ascii="Calibri" w:cs="Calibri" w:eastAsia="Calibri" w:hAnsi="Calibri"/>
+                <w:color w:val="1A1A1A"/>
+                <w:sz w:val="19"/>
+                <w:szCs w:val="19"/>
+              </w:rPr>
+              <w:t xml:space="preserve">A contactor in series with the machine supply, behind an interlock enforced on the microcontroller.</w:t>
+            </w:r>
+          </w:p>
+        </w:tc>
+      </w:tr>
+      <w:tr>
+        <w:tc>
+          <w:tcPr>
+            <w:tcW w:type="dxa" w:w="2600"/>
+            <w:tcMar>
+              <w:top w:type="dxa" w:w="80"/>
+              <w:left w:type="dxa" w:w="130"/>
+              <w:bottom w:type="dxa" w:w="80"/>
+              <w:right w:type="dxa" w:w="130"/>
+            </w:tcMar>
+          </w:tcPr>
+          <w:p>
+            <w:pPr>
+              <w:spacing w:after="0" w:line="264"/>
+            </w:pPr>
+            <w:r>
+              <w:rPr>
+                <w:rFonts w:ascii="Calibri" w:cs="Calibri" w:eastAsia="Calibri" w:hAnsi="Calibri"/>
+                <w:color w:val="1A1A1A"/>
+                <w:sz w:val="19"/>
+                <w:szCs w:val="19"/>
+              </w:rPr>
+              <w:t xml:space="preserve">Sources: grid against solar and battery</w:t>
+            </w:r>
+          </w:p>
+        </w:tc>
+        <w:tc>
+          <w:tcPr>
+            <w:tcW w:type="dxa" w:w="2400"/>
+            <w:tcMar>
+              <w:top w:type="dxa" w:w="80"/>
+              <w:left w:type="dxa" w:w="130"/>
+              <w:bottom w:type="dxa" w:w="80"/>
+              <w:right w:type="dxa" w:w="130"/>
+            </w:tcMar>
+          </w:tcPr>
+          <w:p>
+            <w:pPr>
+              <w:spacing w:after="0" w:line="264"/>
+            </w:pPr>
+            <w:r>
+              <w:rPr>
+                <w:rFonts w:ascii="Calibri" w:cs="Calibri" w:eastAsia="Calibri" w:hAnsi="Calibri"/>
+                <w:color w:val="1A1A1A"/>
+                <w:sz w:val="19"/>
+                <w:szCs w:val="19"/>
+              </w:rPr>
+              <w:t xml:space="preserve">Only where the inverter accepts external commands</w:t>
+            </w:r>
+          </w:p>
+        </w:tc>
+        <w:tc>
+          <w:tcPr>
+            <w:tcW w:type="dxa" w:w="4360"/>
+            <w:tcMar>
+              <w:top w:type="dxa" w:w="80"/>
+              <w:left w:type="dxa" w:w="130"/>
+              <w:bottom w:type="dxa" w:w="80"/>
+              <w:right w:type="dxa" w:w="130"/>
+            </w:tcMar>
+          </w:tcPr>
+          <w:p>
+            <w:pPr>
+              <w:spacing w:after="0" w:line="264"/>
+            </w:pPr>
+            <w:r>
+              <w:rPr>
+                <w:rFonts w:ascii="Calibri" w:cs="Calibri" w:eastAsia="Calibri" w:hAnsi="Calibri"/>
+                <w:color w:val="1A1A1A"/>
+                <w:sz w:val="19"/>
+                <w:szCs w:val="19"/>
+              </w:rPr>
+              <w:t xml:space="preserve">Modbus to the inverter, on the same RS485 pair as the meter.</w:t>
+            </w:r>
+          </w:p>
+        </w:tc>
+      </w:tr>
+    </w:tbl>
+    <w:p>
+      <w:pPr>
+        <w:spacing w:after="140"/>
+      </w:pPr>
+    </w:p>
+    <w:tbl>
+      <w:tblPr>
+        <w:tblW w:type="dxa" w:w="9360"/>
+        <w:tblBorders>
+          <w:top w:val="single" w:color="C9CFD8" w:sz="2"/>
+          <w:left w:val="single" w:color="0B5394" w:sz="18"/>
+          <w:bottom w:val="single" w:color="C9CFD8" w:sz="2"/>
+          <w:right w:val="single" w:color="C9CFD8" w:sz="2"/>
+          <w:insideH w:val="none"/>
+          <w:insideV w:val="none"/>
+        </w:tblBorders>
+      </w:tblPr>
+      <w:tblGrid>
+        <w:gridCol w:w="9360"/>
+      </w:tblGrid>
+      <w:tr>
+        <w:tc>
+          <w:tcPr>
+            <w:tcW w:type="dxa" w:w="9360"/>
+            <w:shd w:fill="F2F5F9" w:val="clear"/>
+            <w:tcMar>
+              <w:top w:type="dxa" w:w="130"/>
+              <w:left w:type="dxa" w:w="190"/>
+              <w:bottom w:type="dxa" w:w="130"/>
+              <w:right w:type="dxa" w:w="190"/>
+            </w:tcMar>
+          </w:tcPr>
+          <w:p>
+            <w:pPr>
+              <w:spacing w:after="70" w:line="264"/>
+            </w:pPr>
+            <w:r>
+              <w:rPr>
+                <w:rFonts w:ascii="Calibri" w:cs="Calibri" w:eastAsia="Calibri" w:hAnsi="Calibri"/>
+                <w:b/>
+                <w:bCs/>
+                <w:color w:val="0B5394"/>
+                <w:sz w:val="20"/>
+                <w:szCs w:val="20"/>
+              </w:rPr>
+              <w:t xml:space="preserve">The node does not switch between grid and solar, deliberately</w:t>
+            </w:r>
+          </w:p>
+          <w:p>
+            <w:pPr>
+              <w:spacing w:after="60" w:line="264"/>
+            </w:pPr>
+            <w:r>
+              <w:rPr>
+                <w:rFonts w:ascii="Calibri" w:cs="Calibri" w:eastAsia="Calibri" w:hAnsi="Calibri"/>
+                <w:color w:val="1A1A1A"/>
+                <w:sz w:val="19"/>
+                <w:szCs w:val="19"/>
+              </w:rPr>
+              <w:t xml:space="preserve">Source transfer is the inverter's job, and nearly every hybrid inverter already does it internally. Building an improvised changeover into a project like this would also be unsafe: connecting inverter output to a grid line that somebody believes is dead is the hazard that anti islanding protection exists to prevent, and a proper transfer switch is mechanically interlocked so both sources can never meet.</w:t>
+            </w:r>
+          </w:p>
+          <w:p>
+            <w:pPr>
+              <w:spacing w:after="60" w:line="264"/>
+            </w:pPr>
+            <w:r>
+              <w:rPr>
+                <w:rFonts w:ascii="Calibri" w:cs="Calibri" w:eastAsia="Calibri" w:hAnsi="Calibri"/>
+                <w:color w:val="1A1A1A"/>
+                <w:sz w:val="19"/>
+                <w:szCs w:val="19"/>
+              </w:rPr>
+              <w:t xml:space="preserve">So the division is that the inverter moves power between sources and the node moves loads. Where the inverter exposes Modbus the node also commands its charge and discharge and the dispatch plan is enforced. Where it does not, the plan is reported and labelled as advice, and the node goes on deciding what runs and when, which it can always do.</w:t>
+            </w:r>
+          </w:p>
+          <w:p>
+            <w:pPr>
+              <w:spacing w:after="60" w:line="264"/>
+            </w:pPr>
+            <w:r>
+              <w:rPr>
+                <w:rFonts w:ascii="Calibri" w:cs="Calibri" w:eastAsia="Calibri" w:hAnsi="Calibri"/>
+                <w:color w:val="1A1A1A"/>
+                <w:sz w:val="19"/>
+                <w:szCs w:val="19"/>
+              </w:rPr>
+              <w:t xml:space="preserve">This is not a climbdown. Across every scenario examined during development, almost all of the available saving sat in demand charge shaving, which is a load side action, and almost none in battery arbitrage, which the wear cost usually makes uneconomic in any case.</w:t>
+            </w:r>
+          </w:p>
+        </w:tc>
+      </w:tr>
+    </w:tbl>
+    <w:p>
+      <w:pPr>
         <w:spacing w:after="140"/>
       </w:pPr>
     </w:p>
@@ -4267,7 +4662,21 @@
                 <w:sz w:val="19"/>
                 <w:szCs w:val="19"/>
               </w:rPr>
-              <w:t xml:space="preserve">Battery dispatch is advisory unless the inverter accepts external commands. Where it does not, the node still reports the saving it would have captured, and still performs load side actuation.</w:t>
+              <w:t xml:space="preserve">Battery dispatch is advisory unless the inverter accepts external commands. Where it does not, the node still reports the saving it would have captured, and still performs load side actuation. The dashboard states which of the two applies rather than offering a control that quietly does nothing.</w:t>
+            </w:r>
+          </w:p>
+          <w:p>
+            <w:pPr>
+              <w:spacing w:after="60" w:line="264"/>
+            </w:pPr>
+            <w:r>
+              <w:rPr>
+                <w:rFonts w:ascii="Calibri" w:cs="Calibri" w:eastAsia="Calibri" w:hAnsi="Calibri"/>
+                <w:color w:val="1A1A1A"/>
+                <w:sz w:val="19"/>
+                <w:szCs w:val="19"/>
+              </w:rPr>
+              <w:t xml:space="preserve">The node does not switch the plant between grid and solar. That transfer belongs to the inverter, for safety reasons as much as practical ones, and is discussed in section 3.</w:t>
             </w:r>
           </w:p>
         </w:tc>
@@ -5013,7 +5422,7 @@
                 <w:sz w:val="19"/>
                 <w:szCs w:val="19"/>
               </w:rPr>
-              <w:t xml:space="preserve">Dashboard with two views, Overview and Forecast, served from the board.</w:t>
+              <w:t xml:space="preserve">Dashboard with three views served from the board. Overview for live state, Forecast for the day ahead, and Control for the automatic and manual switch.</w:t>
             </w:r>
           </w:p>
         </w:tc>
@@ -5375,6 +5784,36 @@
           <w:szCs w:val="20"/>
         </w:rPr>
         <w:t xml:space="preserve"> replays simulated history at processor speed so the node starts already knowing a plant.</w:t>
+      </w:r>
+    </w:p>
+    <w:p>
+      <w:pPr>
+        <w:pStyle w:val="ListParagraph"/>
+        <w:numPr>
+          <w:ilvl w:val="0"/>
+          <w:numId w:val="3"/>
+        </w:numPr>
+        <w:spacing w:after="70" w:line="264"/>
+      </w:pPr>
+      <w:r>
+        <w:rPr>
+          <w:rFonts w:ascii="Consolas" w:cs="Consolas" w:eastAsia="Consolas" w:hAnsi="Consolas"/>
+          <w:b/>
+          <w:bCs/>
+          <w:color w:val="1A1A1A"/>
+          <w:sz w:val="20"/>
+          <w:szCs w:val="20"/>
+        </w:rPr>
+        <w:t xml:space="preserve">PolicyEngine.set_mode()</w:t>
+      </w:r>
+      <w:r>
+        <w:rPr>
+          <w:rFonts w:ascii="Calibri" w:cs="Calibri" w:eastAsia="Calibri" w:hAnsi="Calibri"/>
+          <w:color w:val="1A1A1A"/>
+          <w:sz w:val="20"/>
+          <w:szCs w:val="20"/>
+        </w:rPr>
+        <w:t xml:space="preserve"> hands control to the operator or takes it back. Switching to manual suspends every automatic policy and deliberately does not move the contactor.</w:t>
       </w:r>
     </w:p>
     <w:p>
@@ -5784,6 +6223,24 @@
           <w:szCs w:val="20"/>
         </w:rPr>
         <w:t xml:space="preserve">Exercise the contactor through the interlock: confirm minimum dwell is enforced, confirm the switching rate cap holds, and confirm the contactor returns to closed when the Linux side is stopped.</w:t>
+      </w:r>
+    </w:p>
+    <w:p>
+      <w:pPr>
+        <w:pStyle w:val="ListParagraph"/>
+        <w:numPr>
+          <w:ilvl w:val="0"/>
+          <w:numId w:val="2"/>
+        </w:numPr>
+        <w:spacing w:after="90" w:line="264"/>
+      </w:pPr>
+      <w:r>
+        <w:rPr>
+          <w:rFonts w:ascii="Calibri" w:cs="Calibri" w:eastAsia="Calibri" w:hAnsi="Calibri"/>
+          <w:sz w:val="20"/>
+          <w:szCs w:val="20"/>
+        </w:rPr>
+        <w:t xml:space="preserve">Check the control modes: confirm that switching to manual suspends the automatic policies without moving the contactor, that a manual switch is refused while in automatic, and that a manual request is still subject to the interlock.</w:t>
       </w:r>
     </w:p>
     <w:p>
@@ -6522,6 +6979,83 @@
                 <w:szCs w:val="19"/>
               </w:rPr>
               <w:t xml:space="preserve">stop the application, observe</w:t>
+            </w:r>
+          </w:p>
+        </w:tc>
+        <w:tc>
+          <w:tcPr>
+            <w:tcW w:type="dxa" w:w="2660"/>
+            <w:tcMar>
+              <w:top w:type="dxa" w:w="80"/>
+              <w:left w:type="dxa" w:w="130"/>
+              <w:bottom w:type="dxa" w:w="80"/>
+              <w:right w:type="dxa" w:w="130"/>
+            </w:tcMar>
+          </w:tcPr>
+          <w:p>
+            <w:pPr>
+              <w:spacing w:after="0" w:line="264"/>
+            </w:pPr>
+            <w:r>
+              <w:rPr>
+                <w:rFonts w:ascii="Calibri" w:cs="Calibri" w:eastAsia="Calibri" w:hAnsi="Calibri"/>
+                <w:color w:val="1A1A1A"/>
+                <w:sz w:val="19"/>
+                <w:szCs w:val="19"/>
+              </w:rPr>
+              <w:t xml:space="preserve"/>
+            </w:r>
+          </w:p>
+        </w:tc>
+      </w:tr>
+      <w:tr>
+        <w:tc>
+          <w:tcPr>
+            <w:tcW w:type="dxa" w:w="3500"/>
+            <w:tcMar>
+              <w:top w:type="dxa" w:w="80"/>
+              <w:left w:type="dxa" w:w="130"/>
+              <w:bottom w:type="dxa" w:w="80"/>
+              <w:right w:type="dxa" w:w="130"/>
+            </w:tcMar>
+          </w:tcPr>
+          <w:p>
+            <w:pPr>
+              <w:spacing w:after="0" w:line="264"/>
+            </w:pPr>
+            <w:r>
+              <w:rPr>
+                <w:rFonts w:ascii="Calibri" w:cs="Calibri" w:eastAsia="Calibri" w:hAnsi="Calibri"/>
+                <w:color w:val="1A1A1A"/>
+                <w:sz w:val="19"/>
+                <w:szCs w:val="19"/>
+              </w:rPr>
+              <w:t xml:space="preserve">Manual control suspends the automatic policies</w:t>
+            </w:r>
+          </w:p>
+        </w:tc>
+        <w:tc>
+          <w:tcPr>
+            <w:tcW w:type="dxa" w:w="3200"/>
+            <w:tcMar>
+              <w:top w:type="dxa" w:w="80"/>
+              <w:left w:type="dxa" w:w="130"/>
+              <w:bottom w:type="dxa" w:w="80"/>
+              <w:right w:type="dxa" w:w="130"/>
+            </w:tcMar>
+          </w:tcPr>
+          <w:p>
+            <w:pPr>
+              <w:spacing w:after="0" w:line="264"/>
+            </w:pPr>
+            <w:r>
+              <w:rPr>
+                <w:rFonts w:ascii="Calibri" w:cs="Calibri" w:eastAsia="Calibri" w:hAnsi="Calibri"/>
+                <w:color w:val="1A1A1A"/>
+                <w:sz w:val="19"/>
+                <w:szCs w:val="19"/>
+              </w:rPr>
+              <w:t xml:space="preserve">switch to manual, watch the log</w:t>
             </w:r>
           </w:p>
         </w:tc>
